--- a/skills/phong-ktda/assets/du-toan-ktda.docx
+++ b/skills/phong-ktda/assets/du-toan-ktda.docx
@@ -1,6 +1,6 @@
 
 <file path=word/document.xml><?xml version="1.0" encoding="utf-8"?>
-<w:document xmlns:ns1="http://schemas.openxmlformats.org/markup-compatibility/2006" xmlns:ns2="http://schemas.microsoft.com/office/word/2010/wordml" xmlns:ns3="http://schemas.openxmlformats.org/drawingml/2006/wordprocessingDrawing" xmlns:ns4="http://schemas.microsoft.com/office/word/2010/wordprocessingDrawing" xmlns:ns5="http://schemas.openxmlformats.org/drawingml/2006/main" xmlns:ns6="http://schemas.microsoft.com/office/word/2010/wordprocessingShape" xmlns:ns7="http://schemas.microsoft.com/office/drawing/2010/main" xmlns:ns8="urn:schemas-microsoft-com:vml" xmlns:ns9="urn:schemas-microsoft-com:office:office" xmlns:w="http://schemas.openxmlformats.org/wordprocessingml/2006/main" ns1:Ignorable="w14 w15 w16se w16cid w16 w16cex w16sdtdh w16du wp14">
+<w:document xmlns:ns1="http://schemas.openxmlformats.org/markup-compatibility/2006" xmlns:ns2="http://schemas.microsoft.com/office/word/2010/wordml" xmlns:ns3="http://schemas.openxmlformats.org/drawingml/2006/wordprocessingDrawing" xmlns:ns4="http://schemas.microsoft.com/office/word/2010/wordprocessingDrawing" xmlns:ns5="http://schemas.openxmlformats.org/drawingml/2006/main" xmlns:ns6="http://schemas.microsoft.com/office/word/2010/wordprocessingShape" xmlns:ns7="http://schemas.microsoft.com/office/drawing/2010/main" xmlns:ns8="urn:schemas-microsoft-com:vml" xmlns:ns9="urn:schemas-microsoft-com:office:office" xmlns:w="http://schemas.openxmlformats.org/wordprocessingml/2006/main" xmlns:wps="http://schemas.microsoft.com/office/word/2010/wordprocessingShape">
   <w:body>
     <w:p ns2:paraId="23645A26" ns2:textId="77777777">
       <w:pPr>
@@ -66,7 +66,7 @@
               <ns1:AlternateContent>
                 <ns1:Choice Requires="wps">
                   <w:drawing>
-                    <ns3:anchor distT="0" distB="0" distL="114300" distR="114300" simplePos="0" relativeHeight="251659264" behindDoc="0" locked="0" layoutInCell="1" allowOverlap="1" ns4:anchorId="34DDBF8C" ns4:editId="06F28483">
+                    <ns3:anchor distT="0" distB="0" distL="114300" distR="114300" simplePos="0" relativeHeight="251659264" behindDoc="0" locked="0" layoutInCell="1" allowOverlap="1" ns4:editId="06F28483">
                       <ns3:simplePos x="0" y="0"/>
                       <ns3:positionH relativeFrom="column">
                         <ns3:posOffset>251460</ns3:posOffset>
@@ -127,7 +127,7 @@
                 </ns1:Choice>
                 <ns1:Fallback>
                   <w:pict>
-                    <ns8:line ns2:anchorId="6F820067" id="Line 7" ns9:spid="_x0000_s1026" style="position:absolute;z-index:251659264;visibility:visible;mso-wrap-style:square;mso-width-percent:0;mso-height-percent:0;mso-wrap-distance-left:9pt;mso-wrap-distance-top:0;mso-wrap-distance-right:9pt;mso-wrap-distance-bottom:0;mso-position-horizontal:absolute;mso-position-horizontal-relative:text;mso-position-vertical:absolute;mso-position-vertical-relative:text;mso-width-percent:0;mso-height-percent:0;mso-width-relative:page;mso-height-relative:page" from="19.8pt,17.2pt" to="175.15pt,17.2pt" ns9:gfxdata="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"/>
+                    <ns8:line id="Line 7" ns9:spid="_x0000_s1026" style="position:absolute;z-index:251659264;visibility:visible;mso-wrap-style:square;mso-width-percent:0;mso-height-percent:0;mso-wrap-distance-left:9pt;mso-wrap-distance-top:0;mso-wrap-distance-right:9pt;mso-wrap-distance-bottom:0;mso-position-horizontal:absolute;mso-position-horizontal-relative:text;mso-position-vertical:absolute;mso-position-vertical-relative:text;mso-width-percent:0;mso-height-percent:0;mso-width-relative:page;mso-height-relative:page" from="19.8pt,17.2pt" to="175.15pt,17.2pt" ns9:gfxdata="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"/>
                   </w:pict>
                 </ns1:Fallback>
               </ns1:AlternateContent>
@@ -201,7 +201,7 @@
               <ns1:AlternateContent>
                 <ns1:Choice Requires="wps">
                   <w:drawing>
-                    <ns3:anchor distT="0" distB="0" distL="114300" distR="114300" simplePos="0" relativeHeight="251660288" behindDoc="0" locked="0" layoutInCell="1" allowOverlap="1" ns4:anchorId="33AEAF38" ns4:editId="55B477A4">
+                    <ns3:anchor distT="0" distB="0" distL="114300" distR="114300" simplePos="0" relativeHeight="251660288" behindDoc="0" locked="0" layoutInCell="1" allowOverlap="1" ns4:editId="55B477A4">
                       <ns3:simplePos x="0" y="0"/>
                       <ns3:positionH relativeFrom="column">
                         <ns3:posOffset>781380</ns3:posOffset>
@@ -262,7 +262,7 @@
                 </ns1:Choice>
                 <ns1:Fallback>
                   <w:pict>
-                    <ns8:shapetype ns2:anchorId="3445C709" id="_x0000_t32" coordsize="21600,21600" ns9:spt="32" ns9:oned="t" path="m,l21600,21600e" filled="f">
+                    <ns8:shapetype id="_x0000_t32" coordsize="21600,21600" ns9:spt="32" ns9:oned="t" path="m,l21600,21600e" filled="f">
                       <ns8:path arrowok="t" fillok="f" ns9:connecttype="none"/>
                       <ns9:lock ns8:ext="edit" shapetype="t"/>
                     </ns8:shapetype>
@@ -3725,7 +3725,7 @@
 </file>
 
 <file path=word/endnotes.xml><?xml version="1.0" encoding="utf-8"?>
-<w:endnotes xmlns:wpc="http://schemas.microsoft.com/office/word/2010/wordprocessingCanvas" xmlns:cx="http://schemas.microsoft.com/office/drawing/2014/chartex" xmlns:cx1="http://schemas.microsoft.com/office/drawing/2015/9/8/chartex" xmlns:cx2="http://schemas.microsoft.com/office/drawing/2015/10/21/chartex" xmlns:cx3="http://schemas.microsoft.com/office/drawing/2016/5/9/chartex" xmlns:cx4="http://schemas.microsoft.com/office/drawing/2016/5/10/chartex" xmlns:cx5="http://schemas.microsoft.com/office/drawing/2016/5/11/chartex" xmlns:cx6="http://schemas.microsoft.com/office/drawing/2016/5/12/chartex" xmlns:cx7="http://schemas.microsoft.com/office/drawing/2016/5/13/chartex" xmlns:cx8="http://schemas.microsoft.com/office/drawing/2016/5/14/chartex" xmlns:mc="http://schemas.openxmlformats.org/markup-compatibility/2006" xmlns:aink="http://schemas.microsoft.com/office/drawing/2016/ink" xmlns:am3d="http://schemas.microsoft.com/office/drawing/2017/model3d" xmlns:o="urn:schemas-microsoft-com:office:office" xmlns:oel="http://schemas.microsoft.com/office/2019/extlst" xmlns:r="http://schemas.openxmlformats.org/officeDocument/2006/relationships" xmlns:m="http://schemas.openxmlformats.org/officeDocument/2006/math" xmlns:v="urn:schemas-microsoft-com:vml" xmlns:wp14="http://schemas.microsoft.com/office/word/2010/wordprocessingDrawing" xmlns:wp="http://schemas.openxmlformats.org/drawingml/2006/wordprocessingDrawing" xmlns:w10="urn:schemas-microsoft-com:office:word" xmlns:w="http://schemas.openxmlformats.org/wordprocessingml/2006/main" xmlns:w14="http://schemas.microsoft.com/office/word/2010/wordml" xmlns:w15="http://schemas.microsoft.com/office/word/2012/wordml" xmlns:w16cex="http://schemas.microsoft.com/office/word/2018/wordml/cex" xmlns:w16cid="http://schemas.microsoft.com/office/word/2016/wordml/cid" xmlns:w16="http://schemas.microsoft.com/office/word/2018/wordml" xmlns:w16du="http://schemas.microsoft.com/office/word/2023/wordml/word16du" xmlns:w16sdtdh="http://schemas.microsoft.com/office/word/2020/wordml/sdtdatahash" xmlns:w16se="http://schemas.microsoft.com/office/word/2015/wordml/symex" xmlns:wpg="http://schemas.microsoft.com/office/word/2010/wordprocessingGroup" xmlns:wpi="http://schemas.microsoft.com/office/word/2010/wordprocessingInk" xmlns:wne="http://schemas.microsoft.com/office/word/2006/wordml" xmlns:wps="http://schemas.microsoft.com/office/word/2010/wordprocessingShape" mc:Ignorable="w14 w15 w16se w16cid w16 w16cex w16sdtdh w16du wp14">
+<w:endnotes xmlns:wpc="http://schemas.microsoft.com/office/word/2010/wordprocessingCanvas" xmlns:cx="http://schemas.microsoft.com/office/drawing/2014/chartex" xmlns:cx1="http://schemas.microsoft.com/office/drawing/2015/9/8/chartex" xmlns:cx2="http://schemas.microsoft.com/office/drawing/2015/10/21/chartex" xmlns:cx3="http://schemas.microsoft.com/office/drawing/2016/5/9/chartex" xmlns:cx4="http://schemas.microsoft.com/office/drawing/2016/5/10/chartex" xmlns:cx5="http://schemas.microsoft.com/office/drawing/2016/5/11/chartex" xmlns:cx6="http://schemas.microsoft.com/office/drawing/2016/5/12/chartex" xmlns:cx7="http://schemas.microsoft.com/office/drawing/2016/5/13/chartex" xmlns:cx8="http://schemas.microsoft.com/office/drawing/2016/5/14/chartex" xmlns:mc="http://schemas.openxmlformats.org/markup-compatibility/2006" xmlns:aink="http://schemas.microsoft.com/office/drawing/2016/ink" xmlns:am3d="http://schemas.microsoft.com/office/drawing/2017/model3d" xmlns:o="urn:schemas-microsoft-com:office:office" xmlns:oel="http://schemas.microsoft.com/office/2019/extlst" xmlns:r="http://schemas.openxmlformats.org/officeDocument/2006/relationships" xmlns:m="http://schemas.openxmlformats.org/officeDocument/2006/math" xmlns:v="urn:schemas-microsoft-com:vml" xmlns:wp14="http://schemas.microsoft.com/office/word/2010/wordprocessingDrawing" xmlns:wp="http://schemas.openxmlformats.org/drawingml/2006/wordprocessingDrawing" xmlns:w10="urn:schemas-microsoft-com:office:word" xmlns:w="http://schemas.openxmlformats.org/wordprocessingml/2006/main" xmlns:w14="http://schemas.microsoft.com/office/word/2010/wordml" xmlns:w15="http://schemas.microsoft.com/office/word/2012/wordml" xmlns:w16cex="http://schemas.microsoft.com/office/word/2018/wordml/cex" xmlns:w16="http://schemas.microsoft.com/office/word/2018/wordml" xmlns:w16du="http://schemas.microsoft.com/office/word/2023/wordml/word16du" xmlns:w16sdtdh="http://schemas.microsoft.com/office/word/2020/wordml/sdtdatahash" xmlns:w16se="http://schemas.microsoft.com/office/word/2015/wordml/symex" xmlns:wpg="http://schemas.microsoft.com/office/word/2010/wordprocessingGroup" xmlns:wpi="http://schemas.microsoft.com/office/word/2010/wordprocessingInk" xmlns:wne="http://schemas.microsoft.com/office/word/2006/wordml" xmlns:wps="http://schemas.microsoft.com/office/word/2010/wordprocessingShape">
   <w:endnote w:type="separator" w:id="-1">
     <w:p>
       <w:r>
@@ -3744,7 +3744,7 @@
 </file>
 
 <file path=word/footnotes.xml><?xml version="1.0" encoding="utf-8"?>
-<w:footnotes xmlns:wpc="http://schemas.microsoft.com/office/word/2010/wordprocessingCanvas" xmlns:cx="http://schemas.microsoft.com/office/drawing/2014/chartex" xmlns:cx1="http://schemas.microsoft.com/office/drawing/2015/9/8/chartex" xmlns:cx2="http://schemas.microsoft.com/office/drawing/2015/10/21/chartex" xmlns:cx3="http://schemas.microsoft.com/office/drawing/2016/5/9/chartex" xmlns:cx4="http://schemas.microsoft.com/office/drawing/2016/5/10/chartex" xmlns:cx5="http://schemas.microsoft.com/office/drawing/2016/5/11/chartex" xmlns:cx6="http://schemas.microsoft.com/office/drawing/2016/5/12/chartex" xmlns:cx7="http://schemas.microsoft.com/office/drawing/2016/5/13/chartex" xmlns:cx8="http://schemas.microsoft.com/office/drawing/2016/5/14/chartex" xmlns:mc="http://schemas.openxmlformats.org/markup-compatibility/2006" xmlns:aink="http://schemas.microsoft.com/office/drawing/2016/ink" xmlns:am3d="http://schemas.microsoft.com/office/drawing/2017/model3d" xmlns:o="urn:schemas-microsoft-com:office:office" xmlns:oel="http://schemas.microsoft.com/office/2019/extlst" xmlns:r="http://schemas.openxmlformats.org/officeDocument/2006/relationships" xmlns:m="http://schemas.openxmlformats.org/officeDocument/2006/math" xmlns:v="urn:schemas-microsoft-com:vml" xmlns:wp14="http://schemas.microsoft.com/office/word/2010/wordprocessingDrawing" xmlns:wp="http://schemas.openxmlformats.org/drawingml/2006/wordprocessingDrawing" xmlns:w10="urn:schemas-microsoft-com:office:word" xmlns:w="http://schemas.openxmlformats.org/wordprocessingml/2006/main" xmlns:w14="http://schemas.microsoft.com/office/word/2010/wordml" xmlns:w15="http://schemas.microsoft.com/office/word/2012/wordml" xmlns:w16cex="http://schemas.microsoft.com/office/word/2018/wordml/cex" xmlns:w16cid="http://schemas.microsoft.com/office/word/2016/wordml/cid" xmlns:w16="http://schemas.microsoft.com/office/word/2018/wordml" xmlns:w16du="http://schemas.microsoft.com/office/word/2023/wordml/word16du" xmlns:w16sdtdh="http://schemas.microsoft.com/office/word/2020/wordml/sdtdatahash" xmlns:w16se="http://schemas.microsoft.com/office/word/2015/wordml/symex" xmlns:wpg="http://schemas.microsoft.com/office/word/2010/wordprocessingGroup" xmlns:wpi="http://schemas.microsoft.com/office/word/2010/wordprocessingInk" xmlns:wne="http://schemas.microsoft.com/office/word/2006/wordml" xmlns:wps="http://schemas.microsoft.com/office/word/2010/wordprocessingShape" mc:Ignorable="w14 w15 w16se w16cid w16 w16cex w16sdtdh w16du wp14">
+<w:footnotes xmlns:wpc="http://schemas.microsoft.com/office/word/2010/wordprocessingCanvas" xmlns:cx="http://schemas.microsoft.com/office/drawing/2014/chartex" xmlns:cx1="http://schemas.microsoft.com/office/drawing/2015/9/8/chartex" xmlns:cx2="http://schemas.microsoft.com/office/drawing/2015/10/21/chartex" xmlns:cx3="http://schemas.microsoft.com/office/drawing/2016/5/9/chartex" xmlns:cx4="http://schemas.microsoft.com/office/drawing/2016/5/10/chartex" xmlns:cx5="http://schemas.microsoft.com/office/drawing/2016/5/11/chartex" xmlns:cx6="http://schemas.microsoft.com/office/drawing/2016/5/12/chartex" xmlns:cx7="http://schemas.microsoft.com/office/drawing/2016/5/13/chartex" xmlns:cx8="http://schemas.microsoft.com/office/drawing/2016/5/14/chartex" xmlns:mc="http://schemas.openxmlformats.org/markup-compatibility/2006" xmlns:aink="http://schemas.microsoft.com/office/drawing/2016/ink" xmlns:am3d="http://schemas.microsoft.com/office/drawing/2017/model3d" xmlns:o="urn:schemas-microsoft-com:office:office" xmlns:oel="http://schemas.microsoft.com/office/2019/extlst" xmlns:r="http://schemas.openxmlformats.org/officeDocument/2006/relationships" xmlns:m="http://schemas.openxmlformats.org/officeDocument/2006/math" xmlns:v="urn:schemas-microsoft-com:vml" xmlns:wp14="http://schemas.microsoft.com/office/word/2010/wordprocessingDrawing" xmlns:wp="http://schemas.openxmlformats.org/drawingml/2006/wordprocessingDrawing" xmlns:w10="urn:schemas-microsoft-com:office:word" xmlns:w="http://schemas.openxmlformats.org/wordprocessingml/2006/main" xmlns:w14="http://schemas.microsoft.com/office/word/2010/wordml" xmlns:w15="http://schemas.microsoft.com/office/word/2012/wordml" xmlns:w16cex="http://schemas.microsoft.com/office/word/2018/wordml/cex" xmlns:w16="http://schemas.microsoft.com/office/word/2018/wordml" xmlns:w16du="http://schemas.microsoft.com/office/word/2023/wordml/word16du" xmlns:w16sdtdh="http://schemas.microsoft.com/office/word/2020/wordml/sdtdatahash" xmlns:w16se="http://schemas.microsoft.com/office/word/2015/wordml/symex" xmlns:wpg="http://schemas.microsoft.com/office/word/2010/wordprocessingGroup" xmlns:wpi="http://schemas.microsoft.com/office/word/2010/wordprocessingInk" xmlns:wne="http://schemas.microsoft.com/office/word/2006/wordml" xmlns:wps="http://schemas.microsoft.com/office/word/2010/wordprocessingShape">
   <w:footnote w:type="separator" w:id="-1">
     <w:p>
       <w:r>
@@ -3763,8 +3763,8 @@
 </file>
 
 <file path=word/numbering.xml><?xml version="1.0" encoding="utf-8"?>
-<w:numbering xmlns:wpc="http://schemas.microsoft.com/office/word/2010/wordprocessingCanvas" xmlns:cx="http://schemas.microsoft.com/office/drawing/2014/chartex" xmlns:cx1="http://schemas.microsoft.com/office/drawing/2015/9/8/chartex" xmlns:cx2="http://schemas.microsoft.com/office/drawing/2015/10/21/chartex" xmlns:cx3="http://schemas.microsoft.com/office/drawing/2016/5/9/chartex" xmlns:cx4="http://schemas.microsoft.com/office/drawing/2016/5/10/chartex" xmlns:cx5="http://schemas.microsoft.com/office/drawing/2016/5/11/chartex" xmlns:cx6="http://schemas.microsoft.com/office/drawing/2016/5/12/chartex" xmlns:cx7="http://schemas.microsoft.com/office/drawing/2016/5/13/chartex" xmlns:cx8="http://schemas.microsoft.com/office/drawing/2016/5/14/chartex" xmlns:mc="http://schemas.openxmlformats.org/markup-compatibility/2006" xmlns:aink="http://schemas.microsoft.com/office/drawing/2016/ink" xmlns:am3d="http://schemas.microsoft.com/office/drawing/2017/model3d" xmlns:o="urn:schemas-microsoft-com:office:office" xmlns:oel="http://schemas.microsoft.com/office/2019/extlst" xmlns:r="http://schemas.openxmlformats.org/officeDocument/2006/relationships" xmlns:m="http://schemas.openxmlformats.org/officeDocument/2006/math" xmlns:v="urn:schemas-microsoft-com:vml" xmlns:wp14="http://schemas.microsoft.com/office/word/2010/wordprocessingDrawing" xmlns:wp="http://schemas.openxmlformats.org/drawingml/2006/wordprocessingDrawing" xmlns:w10="urn:schemas-microsoft-com:office:word" xmlns:w="http://schemas.openxmlformats.org/wordprocessingml/2006/main" xmlns:w14="http://schemas.microsoft.com/office/word/2010/wordml" xmlns:w15="http://schemas.microsoft.com/office/word/2012/wordml" xmlns:w16cex="http://schemas.microsoft.com/office/word/2018/wordml/cex" xmlns:w16cid="http://schemas.microsoft.com/office/word/2016/wordml/cid" xmlns:w16="http://schemas.microsoft.com/office/word/2018/wordml" xmlns:w16du="http://schemas.microsoft.com/office/word/2023/wordml/word16du" xmlns:w16sdtdh="http://schemas.microsoft.com/office/word/2020/wordml/sdtdatahash" xmlns:w16se="http://schemas.microsoft.com/office/word/2015/wordml/symex" xmlns:wpg="http://schemas.microsoft.com/office/word/2010/wordprocessingGroup" xmlns:wpi="http://schemas.microsoft.com/office/word/2010/wordprocessingInk" xmlns:wne="http://schemas.microsoft.com/office/word/2006/wordml" xmlns:wps="http://schemas.microsoft.com/office/word/2010/wordprocessingShape" mc:Ignorable="w14 w15 w16se w16cid w16 w16cex w16sdtdh w16du wp14">
-  <w:abstractNum w:abstractNumId="0" w15:restartNumberingAfterBreak="0">
+<w:numbering xmlns:wpc="http://schemas.microsoft.com/office/word/2010/wordprocessingCanvas" xmlns:cx="http://schemas.microsoft.com/office/drawing/2014/chartex" xmlns:cx1="http://schemas.microsoft.com/office/drawing/2015/9/8/chartex" xmlns:cx2="http://schemas.microsoft.com/office/drawing/2015/10/21/chartex" xmlns:cx3="http://schemas.microsoft.com/office/drawing/2016/5/9/chartex" xmlns:cx4="http://schemas.microsoft.com/office/drawing/2016/5/10/chartex" xmlns:cx5="http://schemas.microsoft.com/office/drawing/2016/5/11/chartex" xmlns:cx6="http://schemas.microsoft.com/office/drawing/2016/5/12/chartex" xmlns:cx7="http://schemas.microsoft.com/office/drawing/2016/5/13/chartex" xmlns:cx8="http://schemas.microsoft.com/office/drawing/2016/5/14/chartex" xmlns:mc="http://schemas.openxmlformats.org/markup-compatibility/2006" xmlns:aink="http://schemas.microsoft.com/office/drawing/2016/ink" xmlns:am3d="http://schemas.microsoft.com/office/drawing/2017/model3d" xmlns:o="urn:schemas-microsoft-com:office:office" xmlns:oel="http://schemas.microsoft.com/office/2019/extlst" xmlns:r="http://schemas.openxmlformats.org/officeDocument/2006/relationships" xmlns:m="http://schemas.openxmlformats.org/officeDocument/2006/math" xmlns:v="urn:schemas-microsoft-com:vml" xmlns:wp14="http://schemas.microsoft.com/office/word/2010/wordprocessingDrawing" xmlns:wp="http://schemas.openxmlformats.org/drawingml/2006/wordprocessingDrawing" xmlns:w10="urn:schemas-microsoft-com:office:word" xmlns:w="http://schemas.openxmlformats.org/wordprocessingml/2006/main" xmlns:w14="http://schemas.microsoft.com/office/word/2010/wordml" xmlns:w15="http://schemas.microsoft.com/office/word/2012/wordml" xmlns:w16cex="http://schemas.microsoft.com/office/word/2018/wordml/cex" xmlns:w16="http://schemas.microsoft.com/office/word/2018/wordml" xmlns:w16du="http://schemas.microsoft.com/office/word/2023/wordml/word16du" xmlns:w16sdtdh="http://schemas.microsoft.com/office/word/2020/wordml/sdtdatahash" xmlns:w16se="http://schemas.microsoft.com/office/word/2015/wordml/symex" xmlns:wpg="http://schemas.microsoft.com/office/word/2010/wordprocessingGroup" xmlns:wpi="http://schemas.microsoft.com/office/word/2010/wordprocessingInk" xmlns:wne="http://schemas.microsoft.com/office/word/2006/wordml" xmlns:wps="http://schemas.microsoft.com/office/word/2010/wordprocessingShape">
+  <w:abstractNum w:abstractNumId="0">
     <w:nsid w:val="4B3F630D"/>
     <w:multiLevelType w:val="hybridMultilevel"/>
     <w:tmpl w:val="72C44FFE"/>
@@ -3877,14 +3877,14 @@
       </w:rPr>
     </w:lvl>
   </w:abstractNum>
-  <w:num w:numId="1" w16cid:durableId="1732464376">
+  <w:num w:numId="1">
     <w:abstractNumId w:val="0"/>
   </w:num>
 </w:numbering>
 </file>
 
 <file path=word/styles.xml><?xml version="1.0" encoding="utf-8"?>
-<w:styles xmlns:mc="http://schemas.openxmlformats.org/markup-compatibility/2006" xmlns:r="http://schemas.openxmlformats.org/officeDocument/2006/relationships" xmlns:w="http://schemas.openxmlformats.org/wordprocessingml/2006/main" xmlns:w14="http://schemas.microsoft.com/office/word/2010/wordml" xmlns:w15="http://schemas.microsoft.com/office/word/2012/wordml" xmlns:w16cex="http://schemas.microsoft.com/office/word/2018/wordml/cex" xmlns:w16cid="http://schemas.microsoft.com/office/word/2016/wordml/cid" xmlns:w16="http://schemas.microsoft.com/office/word/2018/wordml" xmlns:w16du="http://schemas.microsoft.com/office/word/2023/wordml/word16du" xmlns:w16sdtdh="http://schemas.microsoft.com/office/word/2020/wordml/sdtdatahash" xmlns:w16se="http://schemas.microsoft.com/office/word/2015/wordml/symex" mc:Ignorable="w14 w15 w16se w16cid w16 w16cex w16sdtdh w16du">
+<w:styles xmlns:mc="http://schemas.openxmlformats.org/markup-compatibility/2006" xmlns:r="http://schemas.openxmlformats.org/officeDocument/2006/relationships" xmlns:w="http://schemas.openxmlformats.org/wordprocessingml/2006/main" xmlns:w14="http://schemas.microsoft.com/office/word/2010/wordml" xmlns:w15="http://schemas.microsoft.com/office/word/2012/wordml" xmlns:w16cex="http://schemas.microsoft.com/office/word/2018/wordml/cex" xmlns:w16="http://schemas.microsoft.com/office/word/2018/wordml" xmlns:w16du="http://schemas.microsoft.com/office/word/2023/wordml/word16du" xmlns:w16sdtdh="http://schemas.microsoft.com/office/word/2020/wordml/sdtdatahash" xmlns:w16se="http://schemas.microsoft.com/office/word/2015/wordml/symex">
   <w:docDefaults>
     <w:rPrDefault>
       <w:rPr>

--- a/skills/phong-ktda/assets/du-toan-ktda.docx
+++ b/skills/phong-ktda/assets/du-toan-ktda.docx
@@ -1,5 +1,74 @@
 
-<file path=word/document.xml><?xml version="1.0" encoding="utf-8"?>
+<file path=./[Content_Types].xml><?xml version="1.0" encoding="utf-8"?>
+<Types xmlns="http://schemas.openxmlformats.org/package/2006/content-types">
+  <Default Extension="rels" ContentType="application/vnd.openxmlformats-package.relationships+xml"/>
+  <Default Extension="xml" ContentType="application/xml"/>
+  <Override PartName="/word/document.xml" ContentType="application/vnd.openxmlformats-officedocument.wordprocessingml.document.main+xml"/>
+  <Override PartName="/word/numbering.xml" ContentType="application/vnd.openxmlformats-officedocument.wordprocessingml.numbering+xml"/>
+  <Override PartName="/word/styles.xml" ContentType="application/vnd.openxmlformats-officedocument.wordprocessingml.styles+xml"/>
+  <Override PartName="/word/settings.xml" ContentType="application/vnd.openxmlformats-officedocument.wordprocessingml.settings+xml"/>
+  <Override PartName="/word/webSettings.xml" ContentType="application/vnd.openxmlformats-officedocument.wordprocessingml.webSettings+xml"/>
+  <Override PartName="/word/footnotes.xml" ContentType="application/vnd.openxmlformats-officedocument.wordprocessingml.footnotes+xml"/>
+  <Override PartName="/word/endnotes.xml" ContentType="application/vnd.openxmlformats-officedocument.wordprocessingml.endnotes+xml"/>
+  <Override PartName="/word/fontTable.xml" ContentType="application/vnd.openxmlformats-officedocument.wordprocessingml.fontTable+xml"/>
+  <Override PartName="/word/theme/theme1.xml" ContentType="application/vnd.openxmlformats-officedocument.theme+xml"/>
+  <Override PartName="/docProps/core.xml" ContentType="application/vnd.openxmlformats-package.core-properties+xml"/>
+  <Override PartName="/docProps/app.xml" ContentType="application/vnd.openxmlformats-officedocument.extended-properties+xml"/>
+</Types>
+</file>
+
+<file path=./docProps/app.xml><?xml version="1.0" encoding="utf-8"?>
+<Properties xmlns="http://schemas.openxmlformats.org/officeDocument/2006/extended-properties" xmlns:vt="http://schemas.openxmlformats.org/officeDocument/2006/docPropsVTypes">
+  <Template>Normal.dotm</Template>
+  <TotalTime>4253</TotalTime>
+  <Pages>2</Pages>
+  <Words>297</Words>
+  <Characters>1697</Characters>
+  <Application>Microsoft Office Word</Application>
+  <DocSecurity>0</DocSecurity>
+  <Lines>14</Lines>
+  <Paragraphs>3</Paragraphs>
+  <ScaleCrop>false</ScaleCrop>
+  <HeadingPairs>
+    <vt:vector size="2" baseType="variant">
+      <vt:variant>
+        <vt:lpstr>Title</vt:lpstr>
+      </vt:variant>
+      <vt:variant>
+        <vt:i4>1</vt:i4>
+      </vt:variant>
+    </vt:vector>
+  </HeadingPairs>
+  <TitlesOfParts>
+    <vt:vector size="1" baseType="lpstr">
+      <vt:lpstr/>
+    </vt:vector>
+  </TitlesOfParts>
+  <Company/>
+  <LinksUpToDate>false</LinksUpToDate>
+  <CharactersWithSpaces>1991</CharactersWithSpaces>
+  <SharedDoc>false</SharedDoc>
+  <HyperlinksChanged>false</HyperlinksChanged>
+  <AppVersion>16.0000</AppVersion>
+</Properties>
+</file>
+
+<file path=./docProps/core.xml><?xml version="1.0" encoding="utf-8"?>
+<cp:coreProperties xmlns:cp="http://schemas.openxmlformats.org/package/2006/metadata/core-properties" xmlns:dc="http://purl.org/dc/elements/1.1/" xmlns:dcterms="http://purl.org/dc/terms/" xmlns:dcmitype="http://purl.org/dc/dcmitype/" xmlns:xsi="http://www.w3.org/2001/XMLSchema-instance">
+  <dc:title/>
+  <dc:subject/>
+  <dc:creator>DUONG-KTDA</dc:creator>
+  <cp:keywords/>
+  <dc:description/>
+  <cp:lastModifiedBy>Dương KTDA</cp:lastModifiedBy>
+  <cp:revision>123</cp:revision>
+  <cp:lastPrinted>2026-02-04T07:19:00Z</cp:lastPrinted>
+  <dcterms:created xsi:type="dcterms:W3CDTF">2024-04-12T02:10:00Z</dcterms:created>
+  <dcterms:modified xsi:type="dcterms:W3CDTF">2026-04-21T08:04:00Z</dcterms:modified>
+</cp:coreProperties>
+</file>
+
+<file path=./word/document.xml><?xml version="1.0" encoding="utf-8"?>
 <w:document xmlns:ns1="http://schemas.openxmlformats.org/markup-compatibility/2006" xmlns:ns2="http://schemas.microsoft.com/office/word/2010/wordml" xmlns:ns3="http://schemas.openxmlformats.org/drawingml/2006/wordprocessingDrawing" xmlns:ns4="http://schemas.microsoft.com/office/word/2010/wordprocessingDrawing" xmlns:ns5="http://schemas.openxmlformats.org/drawingml/2006/main" xmlns:ns6="http://schemas.microsoft.com/office/word/2010/wordprocessingShape" xmlns:ns7="http://schemas.microsoft.com/office/drawing/2010/main" xmlns:ns8="urn:schemas-microsoft-com:vml" xmlns:ns9="urn:schemas-microsoft-com:office:office" xmlns:w="http://schemas.openxmlformats.org/wordprocessingml/2006/main" xmlns:wps="http://schemas.microsoft.com/office/word/2010/wordprocessingShape">
   <w:body>
     <w:p ns2:paraId="23645A26" ns2:textId="77777777">
@@ -3724,7 +3793,7 @@
 </w:document>
 </file>
 
-<file path=word/endnotes.xml><?xml version="1.0" encoding="utf-8"?>
+<file path=./word/endnotes.xml><?xml version="1.0" encoding="utf-8"?>
 <w:endnotes xmlns:wpc="http://schemas.microsoft.com/office/word/2010/wordprocessingCanvas" xmlns:cx="http://schemas.microsoft.com/office/drawing/2014/chartex" xmlns:cx1="http://schemas.microsoft.com/office/drawing/2015/9/8/chartex" xmlns:cx2="http://schemas.microsoft.com/office/drawing/2015/10/21/chartex" xmlns:cx3="http://schemas.microsoft.com/office/drawing/2016/5/9/chartex" xmlns:cx4="http://schemas.microsoft.com/office/drawing/2016/5/10/chartex" xmlns:cx5="http://schemas.microsoft.com/office/drawing/2016/5/11/chartex" xmlns:cx6="http://schemas.microsoft.com/office/drawing/2016/5/12/chartex" xmlns:cx7="http://schemas.microsoft.com/office/drawing/2016/5/13/chartex" xmlns:cx8="http://schemas.microsoft.com/office/drawing/2016/5/14/chartex" xmlns:mc="http://schemas.openxmlformats.org/markup-compatibility/2006" xmlns:aink="http://schemas.microsoft.com/office/drawing/2016/ink" xmlns:am3d="http://schemas.microsoft.com/office/drawing/2017/model3d" xmlns:o="urn:schemas-microsoft-com:office:office" xmlns:oel="http://schemas.microsoft.com/office/2019/extlst" xmlns:r="http://schemas.openxmlformats.org/officeDocument/2006/relationships" xmlns:m="http://schemas.openxmlformats.org/officeDocument/2006/math" xmlns:v="urn:schemas-microsoft-com:vml" xmlns:wp14="http://schemas.microsoft.com/office/word/2010/wordprocessingDrawing" xmlns:wp="http://schemas.openxmlformats.org/drawingml/2006/wordprocessingDrawing" xmlns:w10="urn:schemas-microsoft-com:office:word" xmlns:w="http://schemas.openxmlformats.org/wordprocessingml/2006/main" xmlns:w14="http://schemas.microsoft.com/office/word/2010/wordml" xmlns:w15="http://schemas.microsoft.com/office/word/2012/wordml" xmlns:w16cex="http://schemas.microsoft.com/office/word/2018/wordml/cex" xmlns:w16="http://schemas.microsoft.com/office/word/2018/wordml" xmlns:w16du="http://schemas.microsoft.com/office/word/2023/wordml/word16du" xmlns:w16sdtdh="http://schemas.microsoft.com/office/word/2020/wordml/sdtdatahash" xmlns:w16se="http://schemas.microsoft.com/office/word/2015/wordml/symex" xmlns:wpg="http://schemas.microsoft.com/office/word/2010/wordprocessingGroup" xmlns:wpi="http://schemas.microsoft.com/office/word/2010/wordprocessingInk" xmlns:wne="http://schemas.microsoft.com/office/word/2006/wordml" xmlns:wps="http://schemas.microsoft.com/office/word/2010/wordprocessingShape">
   <w:endnote w:type="separator" w:id="-1">
     <w:p>
@@ -3743,7 +3812,48 @@
 </w:endnotes>
 </file>
 
-<file path=word/footnotes.xml><?xml version="1.0" encoding="utf-8"?>
+<file path=./word/fontTable.xml><?xml version="1.0" encoding="utf-8"?>
+<w:fonts xmlns:mc="http://schemas.openxmlformats.org/markup-compatibility/2006" xmlns:r="http://schemas.openxmlformats.org/officeDocument/2006/relationships" xmlns:w="http://schemas.openxmlformats.org/wordprocessingml/2006/main" xmlns:w14="http://schemas.microsoft.com/office/word/2010/wordml" xmlns:w15="http://schemas.microsoft.com/office/word/2012/wordml" xmlns:w16cex="http://schemas.microsoft.com/office/word/2018/wordml/cex" xmlns:w16="http://schemas.microsoft.com/office/word/2018/wordml" xmlns:w16du="http://schemas.microsoft.com/office/word/2023/wordml/word16du" xmlns:w16sdtdh="http://schemas.microsoft.com/office/word/2020/wordml/sdtdatahash" xmlns:w16se="http://schemas.microsoft.com/office/word/2015/wordml/symex">
+  <w:font w:name="Symbol">
+    <w:panose1 w:val="05050102010706020507"/>
+    <w:family w:val="roman"/>
+    <w:pitch w:val="variable"/>
+    <w:sig w:usb0="00000000" w:usb1="10000000" w:usb2="00000000" w:usb3="00000000" w:csb0="80000000" w:csb1="00000000"/>
+  </w:font>
+  <w:font w:name="Times New Roman">
+    <w:panose1 w:val="02020603050405020304"/>
+    <w:family w:val="roman"/>
+    <w:pitch w:val="variable"/>
+    <w:sig w:usb0="E0002EFF" w:usb1="C000785B" w:usb2="00000009" w:usb3="00000000" w:csb0="000001FF" w:csb1="00000000"/>
+  </w:font>
+  <w:font w:name="Courier New">
+    <w:panose1 w:val="02070309020205020404"/>
+    <w:family w:val="modern"/>
+    <w:pitch w:val="fixed"/>
+    <w:sig w:usb0="E0002EFF" w:usb1="C0007843" w:usb2="00000009" w:usb3="00000000" w:csb0="000001FF" w:csb1="00000000"/>
+  </w:font>
+  <w:font w:name="Wingdings">
+    <w:panose1 w:val="05000000000000000000"/>
+    <w:family w:val="auto"/>
+    <w:pitch w:val="variable"/>
+    <w:sig w:usb0="00000000" w:usb1="10000000" w:usb2="00000000" w:usb3="00000000" w:csb0="80000000" w:csb1="00000000"/>
+  </w:font>
+  <w:font w:name="Calibri">
+    <w:panose1 w:val="020F0502020204030204"/>
+    <w:family w:val="swiss"/>
+    <w:pitch w:val="variable"/>
+    <w:sig w:usb0="E4002EFF" w:usb1="C000247B" w:usb2="00000009" w:usb3="00000000" w:csb0="000001FF" w:csb1="00000000"/>
+  </w:font>
+  <w:font w:name="Cambria">
+    <w:panose1 w:val="02040503050406030204"/>
+    <w:family w:val="roman"/>
+    <w:pitch w:val="variable"/>
+    <w:sig w:usb0="E00006FF" w:usb1="420024FF" w:usb2="02000000" w:usb3="00000000" w:csb0="0000019F" w:csb1="00000000"/>
+  </w:font>
+</w:fonts>
+</file>
+
+<file path=./word/footnotes.xml><?xml version="1.0" encoding="utf-8"?>
 <w:footnotes xmlns:wpc="http://schemas.microsoft.com/office/word/2010/wordprocessingCanvas" xmlns:cx="http://schemas.microsoft.com/office/drawing/2014/chartex" xmlns:cx1="http://schemas.microsoft.com/office/drawing/2015/9/8/chartex" xmlns:cx2="http://schemas.microsoft.com/office/drawing/2015/10/21/chartex" xmlns:cx3="http://schemas.microsoft.com/office/drawing/2016/5/9/chartex" xmlns:cx4="http://schemas.microsoft.com/office/drawing/2016/5/10/chartex" xmlns:cx5="http://schemas.microsoft.com/office/drawing/2016/5/11/chartex" xmlns:cx6="http://schemas.microsoft.com/office/drawing/2016/5/12/chartex" xmlns:cx7="http://schemas.microsoft.com/office/drawing/2016/5/13/chartex" xmlns:cx8="http://schemas.microsoft.com/office/drawing/2016/5/14/chartex" xmlns:mc="http://schemas.openxmlformats.org/markup-compatibility/2006" xmlns:aink="http://schemas.microsoft.com/office/drawing/2016/ink" xmlns:am3d="http://schemas.microsoft.com/office/drawing/2017/model3d" xmlns:o="urn:schemas-microsoft-com:office:office" xmlns:oel="http://schemas.microsoft.com/office/2019/extlst" xmlns:r="http://schemas.openxmlformats.org/officeDocument/2006/relationships" xmlns:m="http://schemas.openxmlformats.org/officeDocument/2006/math" xmlns:v="urn:schemas-microsoft-com:vml" xmlns:wp14="http://schemas.microsoft.com/office/word/2010/wordprocessingDrawing" xmlns:wp="http://schemas.openxmlformats.org/drawingml/2006/wordprocessingDrawing" xmlns:w10="urn:schemas-microsoft-com:office:word" xmlns:w="http://schemas.openxmlformats.org/wordprocessingml/2006/main" xmlns:w14="http://schemas.microsoft.com/office/word/2010/wordml" xmlns:w15="http://schemas.microsoft.com/office/word/2012/wordml" xmlns:w16cex="http://schemas.microsoft.com/office/word/2018/wordml/cex" xmlns:w16="http://schemas.microsoft.com/office/word/2018/wordml" xmlns:w16du="http://schemas.microsoft.com/office/word/2023/wordml/word16du" xmlns:w16sdtdh="http://schemas.microsoft.com/office/word/2020/wordml/sdtdatahash" xmlns:w16se="http://schemas.microsoft.com/office/word/2015/wordml/symex" xmlns:wpg="http://schemas.microsoft.com/office/word/2010/wordprocessingGroup" xmlns:wpi="http://schemas.microsoft.com/office/word/2010/wordprocessingInk" xmlns:wne="http://schemas.microsoft.com/office/word/2006/wordml" xmlns:wps="http://schemas.microsoft.com/office/word/2010/wordprocessingShape">
   <w:footnote w:type="separator" w:id="-1">
     <w:p>
@@ -3762,7 +3872,7 @@
 </w:footnotes>
 </file>
 
-<file path=word/numbering.xml><?xml version="1.0" encoding="utf-8"?>
+<file path=./word/numbering.xml><?xml version="1.0" encoding="utf-8"?>
 <w:numbering xmlns:wpc="http://schemas.microsoft.com/office/word/2010/wordprocessingCanvas" xmlns:cx="http://schemas.microsoft.com/office/drawing/2014/chartex" xmlns:cx1="http://schemas.microsoft.com/office/drawing/2015/9/8/chartex" xmlns:cx2="http://schemas.microsoft.com/office/drawing/2015/10/21/chartex" xmlns:cx3="http://schemas.microsoft.com/office/drawing/2016/5/9/chartex" xmlns:cx4="http://schemas.microsoft.com/office/drawing/2016/5/10/chartex" xmlns:cx5="http://schemas.microsoft.com/office/drawing/2016/5/11/chartex" xmlns:cx6="http://schemas.microsoft.com/office/drawing/2016/5/12/chartex" xmlns:cx7="http://schemas.microsoft.com/office/drawing/2016/5/13/chartex" xmlns:cx8="http://schemas.microsoft.com/office/drawing/2016/5/14/chartex" xmlns:mc="http://schemas.openxmlformats.org/markup-compatibility/2006" xmlns:aink="http://schemas.microsoft.com/office/drawing/2016/ink" xmlns:am3d="http://schemas.microsoft.com/office/drawing/2017/model3d" xmlns:o="urn:schemas-microsoft-com:office:office" xmlns:oel="http://schemas.microsoft.com/office/2019/extlst" xmlns:r="http://schemas.openxmlformats.org/officeDocument/2006/relationships" xmlns:m="http://schemas.openxmlformats.org/officeDocument/2006/math" xmlns:v="urn:schemas-microsoft-com:vml" xmlns:wp14="http://schemas.microsoft.com/office/word/2010/wordprocessingDrawing" xmlns:wp="http://schemas.openxmlformats.org/drawingml/2006/wordprocessingDrawing" xmlns:w10="urn:schemas-microsoft-com:office:word" xmlns:w="http://schemas.openxmlformats.org/wordprocessingml/2006/main" xmlns:w14="http://schemas.microsoft.com/office/word/2010/wordml" xmlns:w15="http://schemas.microsoft.com/office/word/2012/wordml" xmlns:w16cex="http://schemas.microsoft.com/office/word/2018/wordml/cex" xmlns:w16="http://schemas.microsoft.com/office/word/2018/wordml" xmlns:w16du="http://schemas.microsoft.com/office/word/2023/wordml/word16du" xmlns:w16sdtdh="http://schemas.microsoft.com/office/word/2020/wordml/sdtdatahash" xmlns:w16se="http://schemas.microsoft.com/office/word/2015/wordml/symex" xmlns:wpg="http://schemas.microsoft.com/office/word/2010/wordprocessingGroup" xmlns:wpi="http://schemas.microsoft.com/office/word/2010/wordprocessingInk" xmlns:wne="http://schemas.microsoft.com/office/word/2006/wordml" xmlns:wps="http://schemas.microsoft.com/office/word/2010/wordprocessingShape">
   <w:abstractNum w:abstractNumId="0">
     <w:nsid w:val="4B3F630D"/>
@@ -3883,7 +3993,260 @@
 </w:numbering>
 </file>
 
-<file path=word/styles.xml><?xml version="1.0" encoding="utf-8"?>
+<file path=./word/settings.xml><?xml version="1.0" encoding="utf-8"?>
+<w:settings xmlns:mc="http://schemas.openxmlformats.org/markup-compatibility/2006" xmlns:o="urn:schemas-microsoft-com:office:office" xmlns:r="http://schemas.openxmlformats.org/officeDocument/2006/relationships" xmlns:m="http://schemas.openxmlformats.org/officeDocument/2006/math" xmlns:v="urn:schemas-microsoft-com:vml" xmlns:w10="urn:schemas-microsoft-com:office:word" xmlns:w="http://schemas.openxmlformats.org/wordprocessingml/2006/main" xmlns:w14="http://schemas.microsoft.com/office/word/2010/wordml" xmlns:w15="http://schemas.microsoft.com/office/word/2012/wordml" xmlns:w16cex="http://schemas.microsoft.com/office/word/2018/wordml/cex" xmlns:w16="http://schemas.microsoft.com/office/word/2018/wordml" xmlns:w16du="http://schemas.microsoft.com/office/word/2023/wordml/word16du" xmlns:w16sdtdh="http://schemas.microsoft.com/office/word/2020/wordml/sdtdatahash" xmlns:w16se="http://schemas.microsoft.com/office/word/2015/wordml/symex" xmlns:sl="http://schemas.openxmlformats.org/schemaLibrary/2006/main">
+  <w:zoom w:percent="140"/>
+  <w:defaultTabStop w:val="720"/>
+  <w:characterSpacingControl w:val="doNotCompress"/>
+  <w:compat>
+    <w:compatSetting w:name="compatibilityMode" w:uri="http://schemas.microsoft.com/office/word" w:val="14"/>
+    <w:compatSetting w:name="overrideTableStyleFontSizeAndJustification" w:uri="http://schemas.microsoft.com/office/word" w:val="1"/>
+    <w:compatSetting w:name="enableOpenTypeFeatures" w:uri="http://schemas.microsoft.com/office/word" w:val="1"/>
+    <w:compatSetting w:name="doNotFlipMirrorIndents" w:uri="http://schemas.microsoft.com/office/word" w:val="1"/>
+    <w:compatSetting w:name="useWord2013TrackBottomHyphenation" w:uri="http://schemas.microsoft.com/office/word" w:val="1"/>
+  </w:compat>
+  <w:rsids>
+    <w:rsidRoot w:val="00290FE2"/>
+    <w:rsid w:val="00005412"/>
+    <w:rsid w:val="000126F0"/>
+    <w:rsid w:val="00024768"/>
+    <w:rsid w:val="000256EA"/>
+    <w:rsid w:val="00057798"/>
+    <w:rsid w:val="00093955"/>
+    <w:rsid w:val="000A2BF3"/>
+    <w:rsid w:val="000A5EE4"/>
+    <w:rsid w:val="000B670B"/>
+    <w:rsid w:val="000C43E2"/>
+    <w:rsid w:val="000D6A77"/>
+    <w:rsid w:val="000E00D0"/>
+    <w:rsid w:val="000F104B"/>
+    <w:rsid w:val="0010242A"/>
+    <w:rsid w:val="00105FAA"/>
+    <w:rsid w:val="001307A4"/>
+    <w:rsid w:val="00136949"/>
+    <w:rsid w:val="0018046E"/>
+    <w:rsid w:val="00186F12"/>
+    <w:rsid w:val="001A575F"/>
+    <w:rsid w:val="001B6BC6"/>
+    <w:rsid w:val="001C1C0F"/>
+    <w:rsid w:val="001C3DE0"/>
+    <w:rsid w:val="001C7198"/>
+    <w:rsid w:val="001D0DA0"/>
+    <w:rsid w:val="001E70BD"/>
+    <w:rsid w:val="002062C0"/>
+    <w:rsid w:val="00215AF5"/>
+    <w:rsid w:val="002266B6"/>
+    <w:rsid w:val="00237F4D"/>
+    <w:rsid w:val="00253076"/>
+    <w:rsid w:val="00264495"/>
+    <w:rsid w:val="00290FE2"/>
+    <w:rsid w:val="00295F6B"/>
+    <w:rsid w:val="002A0BA6"/>
+    <w:rsid w:val="002A296C"/>
+    <w:rsid w:val="002C2A10"/>
+    <w:rsid w:val="002E0B0E"/>
+    <w:rsid w:val="002F4415"/>
+    <w:rsid w:val="00306758"/>
+    <w:rsid w:val="00315958"/>
+    <w:rsid w:val="00325E76"/>
+    <w:rsid w:val="0035514D"/>
+    <w:rsid w:val="00355394"/>
+    <w:rsid w:val="00367816"/>
+    <w:rsid w:val="003736BC"/>
+    <w:rsid w:val="00383251"/>
+    <w:rsid w:val="00392A00"/>
+    <w:rsid w:val="003959C9"/>
+    <w:rsid w:val="003B7D5C"/>
+    <w:rsid w:val="003C5728"/>
+    <w:rsid w:val="003D23B1"/>
+    <w:rsid w:val="00433963"/>
+    <w:rsid w:val="004421C0"/>
+    <w:rsid w:val="0044559F"/>
+    <w:rsid w:val="00456C49"/>
+    <w:rsid w:val="0046289E"/>
+    <w:rsid w:val="00464ABC"/>
+    <w:rsid w:val="004A5BAC"/>
+    <w:rsid w:val="004C2A66"/>
+    <w:rsid w:val="004E3DBA"/>
+    <w:rsid w:val="00500979"/>
+    <w:rsid w:val="0050326E"/>
+    <w:rsid w:val="00511744"/>
+    <w:rsid w:val="00515D96"/>
+    <w:rsid w:val="00522F57"/>
+    <w:rsid w:val="0055434D"/>
+    <w:rsid w:val="00564507"/>
+    <w:rsid w:val="00564A12"/>
+    <w:rsid w:val="00580645"/>
+    <w:rsid w:val="00582CC1"/>
+    <w:rsid w:val="005907B8"/>
+    <w:rsid w:val="005911B9"/>
+    <w:rsid w:val="00595852"/>
+    <w:rsid w:val="005C3090"/>
+    <w:rsid w:val="005E285D"/>
+    <w:rsid w:val="005F2641"/>
+    <w:rsid w:val="005F423F"/>
+    <w:rsid w:val="005F5F10"/>
+    <w:rsid w:val="00621D8F"/>
+    <w:rsid w:val="006308F0"/>
+    <w:rsid w:val="00633795"/>
+    <w:rsid w:val="00635313"/>
+    <w:rsid w:val="006436F0"/>
+    <w:rsid w:val="006772DB"/>
+    <w:rsid w:val="0068069D"/>
+    <w:rsid w:val="00690D72"/>
+    <w:rsid w:val="006A1E36"/>
+    <w:rsid w:val="006B599F"/>
+    <w:rsid w:val="006B68C6"/>
+    <w:rsid w:val="006B6CE1"/>
+    <w:rsid w:val="006D1A9B"/>
+    <w:rsid w:val="006F2BA6"/>
+    <w:rsid w:val="007157B5"/>
+    <w:rsid w:val="00725918"/>
+    <w:rsid w:val="0073386D"/>
+    <w:rsid w:val="00734F79"/>
+    <w:rsid w:val="00741190"/>
+    <w:rsid w:val="00742E83"/>
+    <w:rsid w:val="00765587"/>
+    <w:rsid w:val="00772A79"/>
+    <w:rsid w:val="00774897"/>
+    <w:rsid w:val="007B08C0"/>
+    <w:rsid w:val="007B0A73"/>
+    <w:rsid w:val="007B1891"/>
+    <w:rsid w:val="007E2A10"/>
+    <w:rsid w:val="007F2BD5"/>
+    <w:rsid w:val="007F7D2F"/>
+    <w:rsid w:val="00801408"/>
+    <w:rsid w:val="00806825"/>
+    <w:rsid w:val="00825273"/>
+    <w:rsid w:val="0084231C"/>
+    <w:rsid w:val="00862E26"/>
+    <w:rsid w:val="00865139"/>
+    <w:rsid w:val="00866C35"/>
+    <w:rsid w:val="00891317"/>
+    <w:rsid w:val="008916FF"/>
+    <w:rsid w:val="008A2123"/>
+    <w:rsid w:val="008B55FF"/>
+    <w:rsid w:val="008B6333"/>
+    <w:rsid w:val="008B758C"/>
+    <w:rsid w:val="008C4C01"/>
+    <w:rsid w:val="008D1FAC"/>
+    <w:rsid w:val="008E4A18"/>
+    <w:rsid w:val="008E58DD"/>
+    <w:rsid w:val="008F6E03"/>
+    <w:rsid w:val="00920945"/>
+    <w:rsid w:val="009249A7"/>
+    <w:rsid w:val="009372AC"/>
+    <w:rsid w:val="00942D5B"/>
+    <w:rsid w:val="009455C5"/>
+    <w:rsid w:val="00950FF7"/>
+    <w:rsid w:val="0095109C"/>
+    <w:rsid w:val="009572B0"/>
+    <w:rsid w:val="009648AD"/>
+    <w:rsid w:val="00971555"/>
+    <w:rsid w:val="00976A26"/>
+    <w:rsid w:val="00982118"/>
+    <w:rsid w:val="0099166F"/>
+    <w:rsid w:val="009922E8"/>
+    <w:rsid w:val="009A3090"/>
+    <w:rsid w:val="009A3B9A"/>
+    <w:rsid w:val="009C6431"/>
+    <w:rsid w:val="00A3463A"/>
+    <w:rsid w:val="00A375CB"/>
+    <w:rsid w:val="00A45D4A"/>
+    <w:rsid w:val="00A466D1"/>
+    <w:rsid w:val="00A54CB1"/>
+    <w:rsid w:val="00A55880"/>
+    <w:rsid w:val="00A90C19"/>
+    <w:rsid w:val="00A912C3"/>
+    <w:rsid w:val="00A965B4"/>
+    <w:rsid w:val="00AC0119"/>
+    <w:rsid w:val="00AF713A"/>
+    <w:rsid w:val="00AF746B"/>
+    <w:rsid w:val="00B3268D"/>
+    <w:rsid w:val="00B40628"/>
+    <w:rsid w:val="00B42321"/>
+    <w:rsid w:val="00B43CF4"/>
+    <w:rsid w:val="00B6756D"/>
+    <w:rsid w:val="00B721C7"/>
+    <w:rsid w:val="00B9037B"/>
+    <w:rsid w:val="00BD4AC7"/>
+    <w:rsid w:val="00BE55C9"/>
+    <w:rsid w:val="00BF196C"/>
+    <w:rsid w:val="00BF2F83"/>
+    <w:rsid w:val="00C03748"/>
+    <w:rsid w:val="00C04E8E"/>
+    <w:rsid w:val="00C161D3"/>
+    <w:rsid w:val="00C34B63"/>
+    <w:rsid w:val="00C77F84"/>
+    <w:rsid w:val="00C848F4"/>
+    <w:rsid w:val="00CC7251"/>
+    <w:rsid w:val="00CD0B35"/>
+    <w:rsid w:val="00D10EFF"/>
+    <w:rsid w:val="00D32F2A"/>
+    <w:rsid w:val="00D32FA5"/>
+    <w:rsid w:val="00D57C33"/>
+    <w:rsid w:val="00D814AF"/>
+    <w:rsid w:val="00DA5097"/>
+    <w:rsid w:val="00DA7770"/>
+    <w:rsid w:val="00DB3DFD"/>
+    <w:rsid w:val="00DC1056"/>
+    <w:rsid w:val="00DC2379"/>
+    <w:rsid w:val="00DC28AF"/>
+    <w:rsid w:val="00DF46BD"/>
+    <w:rsid w:val="00E012E4"/>
+    <w:rsid w:val="00E4714D"/>
+    <w:rsid w:val="00E644B4"/>
+    <w:rsid w:val="00E7123C"/>
+    <w:rsid w:val="00E8417D"/>
+    <w:rsid w:val="00E94635"/>
+    <w:rsid w:val="00EA5843"/>
+    <w:rsid w:val="00EA5CC5"/>
+    <w:rsid w:val="00EA5E23"/>
+    <w:rsid w:val="00EB343E"/>
+    <w:rsid w:val="00EB5695"/>
+    <w:rsid w:val="00EB7B1E"/>
+    <w:rsid w:val="00EB7CE6"/>
+    <w:rsid w:val="00EC331F"/>
+    <w:rsid w:val="00F02A15"/>
+    <w:rsid w:val="00F26E05"/>
+    <w:rsid w:val="00F313A6"/>
+    <w:rsid w:val="00F42258"/>
+    <w:rsid w:val="00F64EC0"/>
+    <w:rsid w:val="00F90656"/>
+    <w:rsid w:val="00F9152F"/>
+    <w:rsid w:val="00FB75C8"/>
+    <w:rsid w:val="00FD2B77"/>
+    <w:rsid w:val="00FD42A9"/>
+  </w:rsids>
+  <m:mathPr>
+    <m:mathFont m:val="Cambria Math"/>
+    <m:brkBin m:val="before"/>
+    <m:brkBinSub m:val="--"/>
+    <m:smallFrac m:val="0"/>
+    <m:dispDef/>
+    <m:lMargin m:val="0"/>
+    <m:rMargin m:val="0"/>
+    <m:defJc m:val="centerGroup"/>
+    <m:wrapIndent m:val="1440"/>
+    <m:intLim m:val="subSup"/>
+    <m:naryLim m:val="undOvr"/>
+  </m:mathPr>
+  <w:themeFontLang w:val="en-US"/>
+  <w:clrSchemeMapping w:bg1="light1" w:t1="dark1" w:bg2="light2" w:t2="dark2" w:accent1="accent1" w:accent2="accent2" w:accent3="accent3" w:accent4="accent4" w:accent5="accent5" w:accent6="accent6" w:hyperlink="hyperlink" w:followedHyperlink="followedHyperlink"/>
+  <w:shapeDefaults>
+    <o:shapedefaults v:ext="edit" spidmax="1026"/>
+    <o:shapelayout v:ext="edit">
+      <o:idmap v:ext="edit" data="1"/>
+    </o:shapelayout>
+  </w:shapeDefaults>
+  <w:decimalSymbol w:val=","/>
+  <w:listSeparator w:val=","/>
+  <w14:docId w14:val="70822E2A"/>
+  <w15:docId w15:val="{7B4AAA92-38BD-4A2B-9C3E-C640283BA1A7}"/>
+</w:settings>
+</file>
+
+<file path=./word/styles.xml><?xml version="1.0" encoding="utf-8"?>
 <w:styles xmlns:mc="http://schemas.openxmlformats.org/markup-compatibility/2006" xmlns:r="http://schemas.openxmlformats.org/officeDocument/2006/relationships" xmlns:w="http://schemas.openxmlformats.org/wordprocessingml/2006/main" xmlns:w14="http://schemas.microsoft.com/office/word/2010/wordml" xmlns:w15="http://schemas.microsoft.com/office/word/2012/wordml" xmlns:w16cex="http://schemas.microsoft.com/office/word/2018/wordml/cex" xmlns:w16="http://schemas.microsoft.com/office/word/2018/wordml" xmlns:w16du="http://schemas.microsoft.com/office/word/2023/wordml/word16du" xmlns:w16sdtdh="http://schemas.microsoft.com/office/word/2020/wordml/sdtdatahash" xmlns:w16se="http://schemas.microsoft.com/office/word/2015/wordml/symex">
   <w:docDefaults>
     <w:rPrDefault>
@@ -4403,7 +4766,7 @@
 </w:styles>
 </file>
 
-<file path=word/theme/theme1.xml><?xml version="1.0" encoding="utf-8"?>
+<file path=./word/theme/theme1.xml><?xml version="1.0" encoding="utf-8"?>
 <a:theme xmlns:a="http://schemas.openxmlformats.org/drawingml/2006/main" name="Office Theme">
   <a:themeElements>
     <a:clrScheme name="Office">
@@ -4686,4 +5049,40 @@
   <a:objectDefaults/>
   <a:extraClrSchemeLst/>
 </a:theme>
+</file>
+
+<file path=./word/webSettings.xml><?xml version="1.0" encoding="utf-8"?>
+<w:webSettings xmlns:mc="http://schemas.openxmlformats.org/markup-compatibility/2006" xmlns:r="http://schemas.openxmlformats.org/officeDocument/2006/relationships" xmlns:w="http://schemas.openxmlformats.org/wordprocessingml/2006/main" xmlns:w14="http://schemas.microsoft.com/office/word/2010/wordml" xmlns:w15="http://schemas.microsoft.com/office/word/2012/wordml" xmlns:w16cex="http://schemas.microsoft.com/office/word/2018/wordml/cex" xmlns:w16="http://schemas.microsoft.com/office/word/2018/wordml" xmlns:w16du="http://schemas.microsoft.com/office/word/2023/wordml/word16du" xmlns:w16sdtdh="http://schemas.microsoft.com/office/word/2020/wordml/sdtdatahash" xmlns:w16se="http://schemas.microsoft.com/office/word/2015/wordml/symex">
+  <w:divs>
+    <w:div w:id="1070035162">
+      <w:bodyDiv w:val="1"/>
+      <w:marLeft w:val="0"/>
+      <w:marRight w:val="0"/>
+      <w:marTop w:val="0"/>
+      <w:marBottom w:val="0"/>
+      <w:divBdr>
+        <w:top w:val="none" w:sz="0" w:space="0" w:color="auto"/>
+        <w:left w:val="none" w:sz="0" w:space="0" w:color="auto"/>
+        <w:bottom w:val="none" w:sz="0" w:space="0" w:color="auto"/>
+        <w:right w:val="none" w:sz="0" w:space="0" w:color="auto"/>
+      </w:divBdr>
+    </w:div>
+    <w:div w:id="1806390150">
+      <w:bodyDiv w:val="1"/>
+      <w:marLeft w:val="0"/>
+      <w:marRight w:val="0"/>
+      <w:marTop w:val="0"/>
+      <w:marBottom w:val="0"/>
+      <w:divBdr>
+        <w:top w:val="none" w:sz="0" w:space="0" w:color="auto"/>
+        <w:left w:val="none" w:sz="0" w:space="0" w:color="auto"/>
+        <w:bottom w:val="none" w:sz="0" w:space="0" w:color="auto"/>
+        <w:right w:val="none" w:sz="0" w:space="0" w:color="auto"/>
+      </w:divBdr>
+    </w:div>
+  </w:divs>
+  <w:optimizeForBrowser/>
+  <w:relyOnVML/>
+  <w:allowPNG/>
+</w:webSettings>
 </file>
--- a/skills/phong-ktda/assets/du-toan-ktda.docx
+++ b/skills/phong-ktda/assets/du-toan-ktda.docx
@@ -1,77 +1,8 @@
 
-<file path=./[Content_Types].xml><?xml version="1.0" encoding="utf-8"?>
-<Types xmlns="http://schemas.openxmlformats.org/package/2006/content-types">
-  <Default Extension="rels" ContentType="application/vnd.openxmlformats-package.relationships+xml"/>
-  <Default Extension="xml" ContentType="application/xml"/>
-  <Override PartName="/word/document.xml" ContentType="application/vnd.openxmlformats-officedocument.wordprocessingml.document.main+xml"/>
-  <Override PartName="/word/numbering.xml" ContentType="application/vnd.openxmlformats-officedocument.wordprocessingml.numbering+xml"/>
-  <Override PartName="/word/styles.xml" ContentType="application/vnd.openxmlformats-officedocument.wordprocessingml.styles+xml"/>
-  <Override PartName="/word/settings.xml" ContentType="application/vnd.openxmlformats-officedocument.wordprocessingml.settings+xml"/>
-  <Override PartName="/word/webSettings.xml" ContentType="application/vnd.openxmlformats-officedocument.wordprocessingml.webSettings+xml"/>
-  <Override PartName="/word/footnotes.xml" ContentType="application/vnd.openxmlformats-officedocument.wordprocessingml.footnotes+xml"/>
-  <Override PartName="/word/endnotes.xml" ContentType="application/vnd.openxmlformats-officedocument.wordprocessingml.endnotes+xml"/>
-  <Override PartName="/word/fontTable.xml" ContentType="application/vnd.openxmlformats-officedocument.wordprocessingml.fontTable+xml"/>
-  <Override PartName="/word/theme/theme1.xml" ContentType="application/vnd.openxmlformats-officedocument.theme+xml"/>
-  <Override PartName="/docProps/core.xml" ContentType="application/vnd.openxmlformats-package.core-properties+xml"/>
-  <Override PartName="/docProps/app.xml" ContentType="application/vnd.openxmlformats-officedocument.extended-properties+xml"/>
-</Types>
-</file>
-
-<file path=./docProps/app.xml><?xml version="1.0" encoding="utf-8"?>
-<Properties xmlns="http://schemas.openxmlformats.org/officeDocument/2006/extended-properties" xmlns:vt="http://schemas.openxmlformats.org/officeDocument/2006/docPropsVTypes">
-  <Template>Normal.dotm</Template>
-  <TotalTime>4253</TotalTime>
-  <Pages>2</Pages>
-  <Words>297</Words>
-  <Characters>1697</Characters>
-  <Application>Microsoft Office Word</Application>
-  <DocSecurity>0</DocSecurity>
-  <Lines>14</Lines>
-  <Paragraphs>3</Paragraphs>
-  <ScaleCrop>false</ScaleCrop>
-  <HeadingPairs>
-    <vt:vector size="2" baseType="variant">
-      <vt:variant>
-        <vt:lpstr>Title</vt:lpstr>
-      </vt:variant>
-      <vt:variant>
-        <vt:i4>1</vt:i4>
-      </vt:variant>
-    </vt:vector>
-  </HeadingPairs>
-  <TitlesOfParts>
-    <vt:vector size="1" baseType="lpstr">
-      <vt:lpstr/>
-    </vt:vector>
-  </TitlesOfParts>
-  <Company/>
-  <LinksUpToDate>false</LinksUpToDate>
-  <CharactersWithSpaces>1991</CharactersWithSpaces>
-  <SharedDoc>false</SharedDoc>
-  <HyperlinksChanged>false</HyperlinksChanged>
-  <AppVersion>16.0000</AppVersion>
-</Properties>
-</file>
-
-<file path=./docProps/core.xml><?xml version="1.0" encoding="utf-8"?>
-<cp:coreProperties xmlns:cp="http://schemas.openxmlformats.org/package/2006/metadata/core-properties" xmlns:dc="http://purl.org/dc/elements/1.1/" xmlns:dcterms="http://purl.org/dc/terms/" xmlns:dcmitype="http://purl.org/dc/dcmitype/" xmlns:xsi="http://www.w3.org/2001/XMLSchema-instance">
-  <dc:title/>
-  <dc:subject/>
-  <dc:creator>DUONG-KTDA</dc:creator>
-  <cp:keywords/>
-  <dc:description/>
-  <cp:lastModifiedBy>Dương KTDA</cp:lastModifiedBy>
-  <cp:revision>123</cp:revision>
-  <cp:lastPrinted>2026-02-04T07:19:00Z</cp:lastPrinted>
-  <dcterms:created xsi:type="dcterms:W3CDTF">2024-04-12T02:10:00Z</dcterms:created>
-  <dcterms:modified xsi:type="dcterms:W3CDTF">2026-04-21T08:04:00Z</dcterms:modified>
-</cp:coreProperties>
-</file>
-
-<file path=./word/document.xml><?xml version="1.0" encoding="utf-8"?>
-<w:document xmlns:ns1="http://schemas.openxmlformats.org/markup-compatibility/2006" xmlns:ns2="http://schemas.microsoft.com/office/word/2010/wordml" xmlns:ns3="http://schemas.openxmlformats.org/drawingml/2006/wordprocessingDrawing" xmlns:ns4="http://schemas.microsoft.com/office/word/2010/wordprocessingDrawing" xmlns:ns5="http://schemas.openxmlformats.org/drawingml/2006/main" xmlns:ns6="http://schemas.microsoft.com/office/word/2010/wordprocessingShape" xmlns:ns7="http://schemas.microsoft.com/office/drawing/2010/main" xmlns:ns8="urn:schemas-microsoft-com:vml" xmlns:ns9="urn:schemas-microsoft-com:office:office" xmlns:w="http://schemas.openxmlformats.org/wordprocessingml/2006/main" xmlns:wps="http://schemas.microsoft.com/office/word/2010/wordprocessingShape">
+<file path=word/document.xml><?xml version="1.0" encoding="utf-8"?>
+<w:document xmlns:wpc="http://schemas.microsoft.com/office/word/2010/wordprocessingCanvas" xmlns:cx="http://schemas.microsoft.com/office/drawing/2014/chartex" xmlns:cx1="http://schemas.microsoft.com/office/drawing/2015/9/8/chartex" xmlns:cx2="http://schemas.microsoft.com/office/drawing/2015/10/21/chartex" xmlns:cx3="http://schemas.microsoft.com/office/drawing/2016/5/9/chartex" xmlns:cx4="http://schemas.microsoft.com/office/drawing/2016/5/10/chartex" xmlns:cx5="http://schemas.microsoft.com/office/drawing/2016/5/11/chartex" xmlns:cx6="http://schemas.microsoft.com/office/drawing/2016/5/12/chartex" xmlns:cx7="http://schemas.microsoft.com/office/drawing/2016/5/13/chartex" xmlns:cx8="http://schemas.microsoft.com/office/drawing/2016/5/14/chartex" xmlns:mc="http://schemas.openxmlformats.org/markup-compatibility/2006" xmlns:aink="http://schemas.microsoft.com/office/drawing/2016/ink" xmlns:am3d="http://schemas.microsoft.com/office/drawing/2017/model3d" xmlns:o="urn:schemas-microsoft-com:office:office" xmlns:oel="http://schemas.microsoft.com/office/2019/extlst" xmlns:r="http://schemas.openxmlformats.org/officeDocument/2006/relationships" xmlns:m="http://schemas.openxmlformats.org/officeDocument/2006/math" xmlns:v="urn:schemas-microsoft-com:vml" xmlns:wp14="http://schemas.microsoft.com/office/word/2010/wordprocessingDrawing" xmlns:wp="http://schemas.openxmlformats.org/drawingml/2006/wordprocessingDrawing" xmlns:w10="urn:schemas-microsoft-com:office:word" xmlns:w="http://schemas.openxmlformats.org/wordprocessingml/2006/main" xmlns:w14="http://schemas.microsoft.com/office/word/2010/wordml" xmlns:w15="http://schemas.microsoft.com/office/word/2012/wordml" xmlns:w16cex="http://schemas.microsoft.com/office/word/2018/wordml/cex" xmlns:w16cid="http://schemas.microsoft.com/office/word/2016/wordml/cid" xmlns:w16="http://schemas.microsoft.com/office/word/2018/wordml" xmlns:w16du="http://schemas.microsoft.com/office/word/2023/wordml/word16du" xmlns:w16sdtdh="http://schemas.microsoft.com/office/word/2020/wordml/sdtdatahash" xmlns:w16se="http://schemas.microsoft.com/office/word/2015/wordml/symex" xmlns:wpg="http://schemas.microsoft.com/office/word/2010/wordprocessingGroup" xmlns:wpi="http://schemas.microsoft.com/office/word/2010/wordprocessingInk" xmlns:wne="http://schemas.microsoft.com/office/word/2006/wordml" xmlns:wps="http://schemas.microsoft.com/office/word/2010/wordprocessingShape">
   <w:body>
-    <w:p ns2:paraId="23645A26" ns2:textId="77777777">
+    <w:p>
       <w:pPr>
         <w:rPr>
           <w:sz w:val="24"/>
@@ -90,7 +21,7 @@
         <w:gridCol w:w="4111"/>
         <w:gridCol w:w="5812"/>
       </w:tblGrid>
-      <w:tr ns2:paraId="5E3B8E05" ns2:textId="77777777">
+      <w:tr>
         <w:trPr>
           <w:trHeight w:val="645"/>
         </w:trPr>
@@ -98,7 +29,7 @@
           <w:tcPr>
             <w:tcW w:w="4111" w:type="dxa"/>
           </w:tcPr>
-          <w:p ns2:paraId="5BE3201F" ns2:textId="77777777">
+          <w:p>
             <w:pPr>
               <w:jc w:val="center"/>
               <w:rPr>
@@ -116,7 +47,7 @@
               <w:t>BỆNH VIỆN ĐK TỈNH PHÚ THỌ</w:t>
             </w:r>
           </w:p>
-          <w:p ns2:paraId="33542792" ns2:textId="6DB43831">
+          <w:p>
             <w:pPr>
               <w:jc w:val="center"/>
               <w:rPr>
@@ -132,74 +63,74 @@
                 <w:sz w:val="26"/>
                 <w:szCs w:val="26"/>
               </w:rPr>
-              <ns1:AlternateContent>
-                <ns1:Choice Requires="wps">
+              <mc:AlternateContent>
+                <mc:Choice Requires="wps">
                   <w:drawing>
-                    <ns3:anchor distT="0" distB="0" distL="114300" distR="114300" simplePos="0" relativeHeight="251659264" behindDoc="0" locked="0" layoutInCell="1" allowOverlap="1" ns4:editId="06F28483">
-                      <ns3:simplePos x="0" y="0"/>
-                      <ns3:positionH relativeFrom="column">
-                        <ns3:posOffset>251460</ns3:posOffset>
-                      </ns3:positionH>
-                      <ns3:positionV relativeFrom="paragraph">
-                        <ns3:posOffset>218440</ns3:posOffset>
-                      </ns3:positionV>
-                      <ns3:extent cx="1972945" cy="0"/>
-                      <ns3:effectExtent l="0" t="0" r="0" b="0"/>
-                      <ns3:wrapNone/>
-                      <ns3:docPr id="1" name="Line 7"/>
-                      <ns3:cNvGraphicFramePr>
-                        <ns5:graphicFrameLocks/>
-                      </ns3:cNvGraphicFramePr>
-                      <ns5:graphic>
-                        <ns5:graphicData uri="http://schemas.microsoft.com/office/word/2010/wordprocessingShape">
-                          <ns6:wsp>
-                            <ns6:cNvCnPr>
-                              <ns5:cxnSpLocks noChangeShapeType="1"/>
-                            </ns6:cNvCnPr>
-                            <ns6:spPr bwMode="auto">
-                              <ns5:xfrm>
-                                <ns5:off x="0" y="0"/>
-                                <ns5:ext cx="1972945" cy="0"/>
-                              </ns5:xfrm>
-                              <ns5:prstGeom prst="line">
-                                <ns5:avLst/>
-                              </ns5:prstGeom>
-                              <ns5:noFill/>
-                              <ns5:ln w="9525">
-                                <ns5:solidFill>
-                                  <ns5:srgbClr val="000000"/>
-                                </ns5:solidFill>
-                                <ns5:round/>
-                                <ns5:headEnd/>
-                                <ns5:tailEnd/>
-                              </ns5:ln>
-                              <ns5:extLst>
-                                <ns5:ext uri="{909E8E84-426E-40DD-AFC4-6F175D3DCCD1}">
-                                  <ns7:hiddenFill>
-                                    <ns5:noFill/>
-                                  </ns7:hiddenFill>
-                                </ns5:ext>
-                              </ns5:extLst>
-                            </ns6:spPr>
-                            <ns6:bodyPr/>
-                          </ns6:wsp>
-                        </ns5:graphicData>
-                      </ns5:graphic>
-                      <ns4:sizeRelH relativeFrom="page">
-                        <ns4:pctWidth>0</ns4:pctWidth>
-                      </ns4:sizeRelH>
-                      <ns4:sizeRelV relativeFrom="page">
-                        <ns4:pctHeight>0</ns4:pctHeight>
-                      </ns4:sizeRelV>
-                    </ns3:anchor>
+                    <wp:anchor distT="0" distB="0" distL="114300" distR="114300" simplePos="0" relativeHeight="251659264" behindDoc="0" locked="0" layoutInCell="1" allowOverlap="1" wp14:editId="06F28483">
+                      <wp:simplePos x="0" y="0"/>
+                      <wp:positionH relativeFrom="column">
+                        <wp:posOffset>251460</wp:posOffset>
+                      </wp:positionH>
+                      <wp:positionV relativeFrom="paragraph">
+                        <wp:posOffset>218440</wp:posOffset>
+                      </wp:positionV>
+                      <wp:extent cx="1972945" cy="0"/>
+                      <wp:effectExtent l="0" t="0" r="0" b="0"/>
+                      <wp:wrapNone/>
+                      <wp:docPr id="1" name="Line 7"/>
+                      <wp:cNvGraphicFramePr>
+                        <a:graphicFrameLocks xmlns:a="http://schemas.openxmlformats.org/drawingml/2006/main"/>
+                      </wp:cNvGraphicFramePr>
+                      <a:graphic xmlns:a="http://schemas.openxmlformats.org/drawingml/2006/main">
+                        <a:graphicData uri="http://schemas.microsoft.com/office/word/2010/wordprocessingShape">
+                          <wps:wsp>
+                            <wps:cNvCnPr>
+                              <a:cxnSpLocks noChangeShapeType="1"/>
+                            </wps:cNvCnPr>
+                            <wps:spPr bwMode="auto">
+                              <a:xfrm>
+                                <a:off x="0" y="0"/>
+                                <a:ext cx="1972945" cy="0"/>
+                              </a:xfrm>
+                              <a:prstGeom prst="line">
+                                <a:avLst/>
+                              </a:prstGeom>
+                              <a:noFill/>
+                              <a:ln w="9525">
+                                <a:solidFill>
+                                  <a:srgbClr val="000000"/>
+                                </a:solidFill>
+                                <a:round/>
+                                <a:headEnd/>
+                                <a:tailEnd/>
+                              </a:ln>
+                              <a:extLst>
+                                <a:ext uri="{909E8E84-426E-40DD-AFC4-6F175D3DCCD1}">
+                                  <a14:hiddenFill xmlns:a14="http://schemas.microsoft.com/office/drawing/2010/main">
+                                    <a:noFill/>
+                                  </a14:hiddenFill>
+                                </a:ext>
+                              </a:extLst>
+                            </wps:spPr>
+                            <wps:bodyPr/>
+                          </wps:wsp>
+                        </a:graphicData>
+                      </a:graphic>
+                      <wp14:sizeRelH relativeFrom="page">
+                        <wp14:pctWidth>0</wp14:pctWidth>
+                      </wp14:sizeRelH>
+                      <wp14:sizeRelV relativeFrom="page">
+                        <wp14:pctHeight>0</wp14:pctHeight>
+                      </wp14:sizeRelV>
+                    </wp:anchor>
                   </w:drawing>
-                </ns1:Choice>
-                <ns1:Fallback>
+                </mc:Choice>
+                <mc:Fallback>
                   <w:pict>
-                    <ns8:line id="Line 7" ns9:spid="_x0000_s1026" style="position:absolute;z-index:251659264;visibility:visible;mso-wrap-style:square;mso-width-percent:0;mso-height-percent:0;mso-wrap-distance-left:9pt;mso-wrap-distance-top:0;mso-wrap-distance-right:9pt;mso-wrap-distance-bottom:0;mso-position-horizontal:absolute;mso-position-horizontal-relative:text;mso-position-vertical:absolute;mso-position-vertical-relative:text;mso-width-percent:0;mso-height-percent:0;mso-width-relative:page;mso-height-relative:page" from="19.8pt,17.2pt" to="175.15pt,17.2pt" ns9:gfxdata="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"/>
+                    <v:line id="Line 7" o:spid="_x0000_s1026" style="position:absolute;z-index:251659264;visibility:visible;mso-wrap-style:square;mso-width-percent:0;mso-height-percent:0;mso-wrap-distance-left:9pt;mso-wrap-distance-top:0;mso-wrap-distance-right:9pt;mso-wrap-distance-bottom:0;mso-position-horizontal:absolute;mso-position-horizontal-relative:text;mso-position-vertical:absolute;mso-position-vertical-relative:text;mso-width-percent:0;mso-height-percent:0;mso-width-relative:page;mso-height-relative:page" from="19.8pt,17.2pt" to="175.15pt,17.2pt" o:gfxdata="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"/>
                   </w:pict>
-                </ns1:Fallback>
-              </ns1:AlternateContent>
+                </mc:Fallback>
+              </mc:AlternateContent>
             </w:r>
             <w:r>
               <w:rPr>
@@ -210,7 +141,7 @@
                 <w:szCs w:val="26"/>
                 <w:lang w:val="nl-NL" w:eastAsia="zh-CN"/>
               </w:rPr>
-              <w:t xml:space="preserve">Phòng: {{PHONG_BAN}}</w:t>
+              <w:t xml:space="preserve">Phòng: </w:t>
             </w:r>
             <w:r>
               <w:rPr>
@@ -221,7 +152,7 @@
                 <w:szCs w:val="26"/>
                 <w:lang w:val="nl-NL" w:eastAsia="zh-CN"/>
               </w:rPr>
-              <w:t/>
+              <w:t>________</w:t>
             </w:r>
           </w:p>
         </w:tc>
@@ -229,14 +160,14 @@
           <w:tcPr>
             <w:tcW w:w="5812" w:type="dxa"/>
           </w:tcPr>
-          <w:p ns2:paraId="3E7ECB81" ns2:textId="77777777">
+          <w:p>
             <w:pPr>
               <w:jc w:val="center"/>
               <w:rPr>
                 <w:b/>
                 <w:bCs/>
-                <w:sz w:val="26"/>
-                <w:szCs w:val="26"/>
+                <w:sz w:val="24"/>
+                <w:szCs w:val="24"/>
                 <w:lang w:val="nl-NL" w:eastAsia="zh-CN"/>
               </w:rPr>
             </w:pPr>
@@ -244,14 +175,14 @@
               <w:rPr>
                 <w:b/>
                 <w:bCs/>
-                <w:sz w:val="26"/>
-                <w:szCs w:val="26"/>
+                <w:sz w:val="24"/>
+                <w:szCs w:val="24"/>
                 <w:lang w:val="nl-NL" w:eastAsia="zh-CN"/>
               </w:rPr>
               <w:t>CỘNG HOÀ XÃ HỘI CHỦ NGHĨA VIỆT NAM</w:t>
             </w:r>
           </w:p>
-          <w:p ns2:paraId="2151E7EF" ns2:textId="32392A05">
+          <w:p>
             <w:pPr>
               <w:jc w:val="center"/>
               <w:rPr>
@@ -267,78 +198,78 @@
                 <w:sz w:val="26"/>
                 <w:szCs w:val="26"/>
               </w:rPr>
-              <ns1:AlternateContent>
-                <ns1:Choice Requires="wps">
+              <mc:AlternateContent>
+                <mc:Choice Requires="wps">
                   <w:drawing>
-                    <ns3:anchor distT="0" distB="0" distL="114300" distR="114300" simplePos="0" relativeHeight="251660288" behindDoc="0" locked="0" layoutInCell="1" allowOverlap="1" ns4:editId="55B477A4">
-                      <ns3:simplePos x="0" y="0"/>
-                      <ns3:positionH relativeFrom="column">
-                        <ns3:posOffset>781380</ns3:posOffset>
-                      </ns3:positionH>
-                      <ns3:positionV relativeFrom="paragraph">
-                        <ns3:posOffset>217170</ns3:posOffset>
-                      </ns3:positionV>
-                      <ns3:extent cx="1980293" cy="3810"/>
-                      <ns3:effectExtent l="0" t="0" r="20320" b="34290"/>
-                      <ns3:wrapNone/>
-                      <ns3:docPr id="2" name="AutoShape 8"/>
-                      <ns3:cNvGraphicFramePr>
-                        <ns5:graphicFrameLocks/>
-                      </ns3:cNvGraphicFramePr>
-                      <ns5:graphic>
-                        <ns5:graphicData uri="http://schemas.microsoft.com/office/word/2010/wordprocessingShape">
-                          <ns6:wsp>
-                            <ns6:cNvCnPr>
-                              <ns5:cxnSpLocks noChangeShapeType="1"/>
-                            </ns6:cNvCnPr>
-                            <ns6:spPr bwMode="auto">
-                              <ns5:xfrm flipV="1">
-                                <ns5:off x="0" y="0"/>
-                                <ns5:ext cx="1980293" cy="3810"/>
-                              </ns5:xfrm>
-                              <ns5:prstGeom prst="straightConnector1">
-                                <ns5:avLst/>
-                              </ns5:prstGeom>
-                              <ns5:noFill/>
-                              <ns5:ln w="9525">
-                                <ns5:solidFill>
-                                  <ns5:srgbClr val="000000"/>
-                                </ns5:solidFill>
-                                <ns5:round/>
-                                <ns5:headEnd/>
-                                <ns5:tailEnd/>
-                              </ns5:ln>
-                              <ns5:extLst>
-                                <ns5:ext uri="{909E8E84-426E-40DD-AFC4-6F175D3DCCD1}">
-                                  <ns7:hiddenFill>
-                                    <ns5:noFill/>
-                                  </ns7:hiddenFill>
-                                </ns5:ext>
-                              </ns5:extLst>
-                            </ns6:spPr>
-                            <ns6:bodyPr/>
-                          </ns6:wsp>
-                        </ns5:graphicData>
-                      </ns5:graphic>
-                      <ns4:sizeRelH relativeFrom="page">
-                        <ns4:pctWidth>0</ns4:pctWidth>
-                      </ns4:sizeRelH>
-                      <ns4:sizeRelV relativeFrom="page">
-                        <ns4:pctHeight>0</ns4:pctHeight>
-                      </ns4:sizeRelV>
-                    </ns3:anchor>
+                    <wp:anchor distT="0" distB="0" distL="114300" distR="114300" simplePos="0" relativeHeight="251660288" behindDoc="0" locked="0" layoutInCell="1" allowOverlap="1" wp14:editId="55B477A4">
+                      <wp:simplePos x="0" y="0"/>
+                      <wp:positionH relativeFrom="column">
+                        <wp:posOffset>781380</wp:posOffset>
+                      </wp:positionH>
+                      <wp:positionV relativeFrom="paragraph">
+                        <wp:posOffset>217170</wp:posOffset>
+                      </wp:positionV>
+                      <wp:extent cx="1980293" cy="3810"/>
+                      <wp:effectExtent l="0" t="0" r="20320" b="34290"/>
+                      <wp:wrapNone/>
+                      <wp:docPr id="2" name="AutoShape 8"/>
+                      <wp:cNvGraphicFramePr>
+                        <a:graphicFrameLocks xmlns:a="http://schemas.openxmlformats.org/drawingml/2006/main"/>
+                      </wp:cNvGraphicFramePr>
+                      <a:graphic xmlns:a="http://schemas.openxmlformats.org/drawingml/2006/main">
+                        <a:graphicData uri="http://schemas.microsoft.com/office/word/2010/wordprocessingShape">
+                          <wps:wsp>
+                            <wps:cNvCnPr>
+                              <a:cxnSpLocks noChangeShapeType="1"/>
+                            </wps:cNvCnPr>
+                            <wps:spPr bwMode="auto">
+                              <a:xfrm flipV="1">
+                                <a:off x="0" y="0"/>
+                                <a:ext cx="1980293" cy="3810"/>
+                              </a:xfrm>
+                              <a:prstGeom prst="straightConnector1">
+                                <a:avLst/>
+                              </a:prstGeom>
+                              <a:noFill/>
+                              <a:ln w="9525">
+                                <a:solidFill>
+                                  <a:srgbClr val="000000"/>
+                                </a:solidFill>
+                                <a:round/>
+                                <a:headEnd/>
+                                <a:tailEnd/>
+                              </a:ln>
+                              <a:extLst>
+                                <a:ext uri="{909E8E84-426E-40DD-AFC4-6F175D3DCCD1}">
+                                  <a14:hiddenFill xmlns:a14="http://schemas.microsoft.com/office/drawing/2010/main">
+                                    <a:noFill/>
+                                  </a14:hiddenFill>
+                                </a:ext>
+                              </a:extLst>
+                            </wps:spPr>
+                            <wps:bodyPr/>
+                          </wps:wsp>
+                        </a:graphicData>
+                      </a:graphic>
+                      <wp14:sizeRelH relativeFrom="page">
+                        <wp14:pctWidth>0</wp14:pctWidth>
+                      </wp14:sizeRelH>
+                      <wp14:sizeRelV relativeFrom="page">
+                        <wp14:pctHeight>0</wp14:pctHeight>
+                      </wp14:sizeRelV>
+                    </wp:anchor>
                   </w:drawing>
-                </ns1:Choice>
-                <ns1:Fallback>
+                </mc:Choice>
+                <mc:Fallback>
                   <w:pict>
-                    <ns8:shapetype id="_x0000_t32" coordsize="21600,21600" ns9:spt="32" ns9:oned="t" path="m,l21600,21600e" filled="f">
-                      <ns8:path arrowok="t" fillok="f" ns9:connecttype="none"/>
-                      <ns9:lock ns8:ext="edit" shapetype="t"/>
-                    </ns8:shapetype>
-                    <ns8:shape id="AutoShape 8" ns9:spid="_x0000_s1026" type="#_x0000_t32" style="position:absolute;margin-left:61.55pt;margin-top:17.1pt;width:155.95pt;height:.3pt;flip:y;z-index:251660288;visibility:visible;mso-wrap-style:square;mso-width-percent:0;mso-height-percent:0;mso-wrap-distance-left:9pt;mso-wrap-distance-top:0;mso-wrap-distance-right:9pt;mso-wrap-distance-bottom:0;mso-position-horizontal:absolute;mso-position-horizontal-relative:text;mso-position-vertical:absolute;mso-position-vertical-relative:text;mso-width-percent:0;mso-height-percent:0;mso-width-relative:page;mso-height-relative:page" ns9:gfxdata="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"/>
+                    <v:shapetype id="_x0000_t32" coordsize="21600,21600" o:spt="32" o:oned="t" path="m,l21600,21600e" filled="f">
+                      <v:path arrowok="t" fillok="f" o:connecttype="none"/>
+                      <o:lock v:ext="edit" shapetype="t"/>
+                    </v:shapetype>
+                    <v:shape id="AutoShape 8" o:spid="_x0000_s1026" type="#_x0000_t32" style="position:absolute;margin-left:61.55pt;margin-top:17.1pt;width:155.95pt;height:.3pt;flip:y;z-index:251660288;visibility:visible;mso-wrap-style:square;mso-width-percent:0;mso-height-percent:0;mso-wrap-distance-left:9pt;mso-wrap-distance-top:0;mso-wrap-distance-right:9pt;mso-wrap-distance-bottom:0;mso-position-horizontal:absolute;mso-position-horizontal-relative:text;mso-position-vertical:absolute;mso-position-vertical-relative:text;mso-width-percent:0;mso-height-percent:0;mso-width-relative:page;mso-height-relative:page" o:gfxdata="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"/>
                   </w:pict>
-                </ns1:Fallback>
-              </ns1:AlternateContent>
+                </mc:Fallback>
+              </mc:AlternateContent>
             </w:r>
             <w:r>
               <w:rPr>
@@ -353,7 +284,7 @@
           </w:p>
         </w:tc>
       </w:tr>
-      <w:tr ns2:paraId="673BB2EE" ns2:textId="77777777">
+      <w:tr>
         <w:trPr>
           <w:trHeight w:val="676"/>
         </w:trPr>
@@ -361,7 +292,7 @@
           <w:tcPr>
             <w:tcW w:w="4111" w:type="dxa"/>
           </w:tcPr>
-          <w:p ns2:paraId="2DC4399F" ns2:textId="5760B961">
+          <w:p>
             <w:pPr>
               <w:jc w:val="center"/>
               <w:rPr>
@@ -372,7 +303,7 @@
               </w:rPr>
             </w:pPr>
           </w:p>
-          <w:p ns2:paraId="5BE36080" ns2:textId="77777777">
+          <w:p>
             <w:pPr>
               <w:jc w:val="center"/>
               <w:rPr>
@@ -388,7 +319,7 @@
           <w:tcPr>
             <w:tcW w:w="5812" w:type="dxa"/>
           </w:tcPr>
-          <w:p ns2:paraId="3CFA033D" ns2:textId="0C4445DF">
+          <w:p>
             <w:pPr>
               <w:jc w:val="right"/>
               <w:rPr>
@@ -399,7 +330,7 @@
               </w:rPr>
             </w:pPr>
           </w:p>
-          <w:p ns2:paraId="5E5B14D9" ns2:textId="157C73E3">
+          <w:p>
             <w:pPr>
               <w:jc w:val="center"/>
               <w:rPr>
@@ -418,7 +349,7 @@
                 <w:szCs w:val="26"/>
                 <w:lang w:eastAsia="zh-CN"/>
               </w:rPr>
-              <w:t xml:space="preserve">Phú Thọ, ngày {{NGAY_KY}} tháng {{THANG_KY}} năm {{NAM_KY}}</w:t>
+              <w:t>Phú Thọ, ngày</w:t>
             </w:r>
             <w:r>
               <w:rPr>
@@ -429,7 +360,7 @@
                 <w:szCs w:val="26"/>
                 <w:lang w:eastAsia="zh-CN"/>
               </w:rPr>
-              <w:t xml:space="preserve"/>
+              <w:t xml:space="preserve"> </w:t>
             </w:r>
             <w:r>
               <w:rPr>
@@ -440,7 +371,7 @@
                 <w:szCs w:val="26"/>
                 <w:lang w:eastAsia="zh-CN"/>
               </w:rPr>
-              <w:t/>
+              <w:t>___</w:t>
             </w:r>
             <w:r>
               <w:rPr>
@@ -451,7 +382,7 @@
                 <w:szCs w:val="26"/>
                 <w:lang w:eastAsia="zh-CN"/>
               </w:rPr>
-              <w:t xml:space="preserve"/>
+              <w:t xml:space="preserve"> </w:t>
             </w:r>
             <w:r>
               <w:rPr>
@@ -462,7 +393,7 @@
                 <w:szCs w:val="26"/>
                 <w:lang w:eastAsia="zh-CN"/>
               </w:rPr>
-              <w:t/>
+              <w:t>tháng</w:t>
             </w:r>
             <w:r>
               <w:rPr>
@@ -473,7 +404,7 @@
                 <w:szCs w:val="26"/>
                 <w:lang w:eastAsia="zh-CN"/>
               </w:rPr>
-              <w:t xml:space="preserve"/>
+              <w:t xml:space="preserve"> </w:t>
             </w:r>
             <w:r>
               <w:rPr>
@@ -484,7 +415,7 @@
                 <w:szCs w:val="26"/>
                 <w:lang w:eastAsia="zh-CN"/>
               </w:rPr>
-              <w:t/>
+              <w:t>___</w:t>
             </w:r>
             <w:r>
               <w:rPr>
@@ -495,7 +426,7 @@
                 <w:szCs w:val="26"/>
                 <w:lang w:eastAsia="zh-CN"/>
               </w:rPr>
-              <w:t xml:space="preserve"/>
+              <w:t xml:space="preserve"> </w:t>
             </w:r>
             <w:r>
               <w:rPr>
@@ -506,7 +437,7 @@
                 <w:szCs w:val="26"/>
                 <w:lang w:eastAsia="zh-CN"/>
               </w:rPr>
-              <w:t xml:space="preserve"/>
+              <w:t xml:space="preserve">năm </w:t>
             </w:r>
             <w:r>
               <w:rPr>
@@ -517,13 +448,13 @@
                 <w:szCs w:val="26"/>
                 <w:lang w:eastAsia="zh-CN"/>
               </w:rPr>
-              <w:t/>
+              <w:t>___</w:t>
             </w:r>
           </w:p>
         </w:tc>
       </w:tr>
     </w:tbl>
-    <w:p ns2:paraId="784C3617" ns2:textId="5576B082">
+    <w:p>
       <w:pPr>
         <w:jc w:val="center"/>
         <w:rPr>
@@ -543,7 +474,7 @@
         <w:t>DỰ TOÁN</w:t>
       </w:r>
     </w:p>
-    <w:p ns2:paraId="1EC40432" ns2:textId="77777777">
+    <w:p>
       <w:pPr>
         <w:jc w:val="center"/>
         <w:rPr>
@@ -555,7 +486,7 @@
         </w:rPr>
       </w:pPr>
     </w:p>
-    <w:p ns2:paraId="60E1C51C" ns2:textId="1907585B">
+    <w:p>
       <w:pPr>
         <w:jc w:val="center"/>
         <w:rPr>
@@ -574,7 +505,7 @@
           <w:szCs w:val="26"/>
           <w:lang w:val="nl-NL"/>
         </w:rPr>
-        <w:t xml:space="preserve">Dự toán mua sắm: {{TEN_GOI_THAU}}</w:t>
+        <w:t>Dự toán mua sắm</w:t>
       </w:r>
       <w:r>
         <w:rPr>
@@ -584,7 +515,7 @@
           <w:szCs w:val="26"/>
           <w:lang w:val="nl-NL"/>
         </w:rPr>
-        <w:t/>
+        <w:t>:</w:t>
       </w:r>
       <w:r>
         <w:rPr>
@@ -594,7 +525,7 @@
           <w:szCs w:val="26"/>
           <w:lang w:val="nl-NL"/>
         </w:rPr>
-        <w:t xml:space="preserve"/>
+        <w:t xml:space="preserve"> </w:t>
       </w:r>
       <w:r>
         <w:rPr>
@@ -604,7 +535,7 @@
           <w:szCs w:val="26"/>
           <w:lang w:val="nl-NL"/>
         </w:rPr>
-        <w:t/>
+        <w:t>__________</w:t>
       </w:r>
       <w:r>
         <w:rPr>
@@ -614,38 +545,28 @@
           <w:szCs w:val="26"/>
           <w:lang w:val="nl-NL"/>
         </w:rPr>
-        <w:t/>
+        <w:t>___________</w:t>
       </w:r>
     </w:p>
-    <w:p ns2:paraId="50539FEF" ns2:textId="77777777">
+    <w:p>
       <w:pPr>
         <w:rPr>
           <w:color w:val="000000" w:themeColor="text1"/>
           <w:sz w:val="26"/>
           <w:szCs w:val="26"/>
+        </w:rPr>
+      </w:pPr>
+      <w:r>
+        <w:rPr>
+          <w:color w:val="000000" w:themeColor="text1"/>
+          <w:sz w:val="26"/>
+          <w:szCs w:val="26"/>
           <w:lang w:val="nl-NL"/>
         </w:rPr>
-      </w:pPr>
-      <w:r>
-        <w:rPr>
-          <w:color w:val="000000" w:themeColor="text1"/>
-          <w:sz w:val="26"/>
-          <w:szCs w:val="26"/>
-          <w:lang w:val="nl-NL"/>
-        </w:rPr>
         <w:t xml:space="preserve">    </w:t>
       </w:r>
     </w:p>
-    <w:p ns2:paraId="698B5ED3" ns2:textId="77777777">
-      <w:pPr>
-        <w:rPr>
-          <w:color w:val="000000" w:themeColor="text1"/>
-          <w:sz w:val="8"/>
-          <w:szCs w:val="8"/>
-        </w:rPr>
-      </w:pPr>
-    </w:p>
-    <w:p ns2:paraId="3115FED4" ns2:textId="4E06EEB6">
+    <w:p>
       <w:pPr>
         <w:spacing w:before="40" w:after="40" w:line="288" w:lineRule="auto"/>
         <w:ind w:firstLine="567"/>
@@ -727,15 +648,7 @@
           <w:sz w:val="26"/>
           <w:szCs w:val="26"/>
         </w:rPr>
-        <w:t xml:space="preserve"> của Chính phủ </w:t>
-      </w:r>
-      <w:r>
-        <w:rPr>
-          <w:color w:val="000000"/>
-          <w:sz w:val="26"/>
-          <w:szCs w:val="26"/>
-        </w:rPr>
-        <w:t xml:space="preserve">về việc </w:t>
+        <w:t xml:space="preserve"> của Chính phủ về việc </w:t>
       </w:r>
       <w:r>
         <w:rPr>
@@ -756,7 +669,7 @@
         <w:t>;</w:t>
       </w:r>
     </w:p>
-    <w:p ns2:paraId="683D67AE" ns2:textId="386B9546">
+    <w:p>
       <w:pPr>
         <w:spacing w:before="40" w:after="40" w:line="288" w:lineRule="auto"/>
         <w:ind w:firstLine="567"/>
@@ -775,16 +688,7 @@
           <w:sz w:val="26"/>
           <w:szCs w:val="26"/>
         </w:rPr>
-        <w:t xml:space="preserve">Căn cứ Thư mời báo giá </w:t>
-      </w:r>
-      <w:r>
-        <w:rPr>
-          <w:bCs/>
-          <w:color w:val="FF0000"/>
-          <w:sz w:val="26"/>
-          <w:szCs w:val="26"/>
-        </w:rPr>
-        <w:t>dịch vụ</w:t>
+        <w:t xml:space="preserve">Căn cứ </w:t>
       </w:r>
       <w:r>
         <w:rPr>
@@ -793,52 +697,7 @@
           <w:sz w:val="26"/>
           <w:szCs w:val="26"/>
         </w:rPr>
-        <w:t xml:space="preserve"> ngày </w:t>
-      </w:r>
-      <w:r>
-        <w:rPr>
-          <w:bCs/>
-          <w:color w:val="FF0000"/>
-          <w:sz w:val="26"/>
-          <w:szCs w:val="26"/>
-        </w:rPr>
-        <w:t>___</w:t>
-      </w:r>
-      <w:r>
-        <w:rPr>
-          <w:bCs/>
-          <w:color w:val="FF0000"/>
-          <w:sz w:val="26"/>
-          <w:szCs w:val="26"/>
-        </w:rPr>
-        <w:t>/</w:t>
-      </w:r>
-      <w:r>
-        <w:rPr>
-          <w:bCs/>
-          <w:color w:val="FF0000"/>
-          <w:sz w:val="26"/>
-          <w:szCs w:val="26"/>
-        </w:rPr>
-        <w:t>___</w:t>
-      </w:r>
-      <w:r>
-        <w:rPr>
-          <w:bCs/>
-          <w:color w:val="FF0000"/>
-          <w:sz w:val="26"/>
-          <w:szCs w:val="26"/>
-        </w:rPr>
-        <w:t>/</w:t>
-      </w:r>
-      <w:r>
-        <w:rPr>
-          <w:bCs/>
-          <w:color w:val="FF0000"/>
-          <w:sz w:val="26"/>
-          <w:szCs w:val="26"/>
-        </w:rPr>
-        <w:t>___</w:t>
+        <w:t>Yêu cầu báo giá</w:t>
       </w:r>
       <w:r>
         <w:rPr>
@@ -847,7 +706,52 @@
           <w:sz w:val="26"/>
           <w:szCs w:val="26"/>
         </w:rPr>
-        <w:t xml:space="preserve"> của Giám đốc Bệnh viện </w:t>
+        <w:t xml:space="preserve"> ngày </w:t>
+      </w:r>
+      <w:r>
+        <w:rPr>
+          <w:bCs/>
+          <w:color w:val="FF0000"/>
+          <w:sz w:val="26"/>
+          <w:szCs w:val="26"/>
+        </w:rPr>
+        <w:t>___</w:t>
+      </w:r>
+      <w:r>
+        <w:rPr>
+          <w:bCs/>
+          <w:color w:val="FF0000"/>
+          <w:sz w:val="26"/>
+          <w:szCs w:val="26"/>
+        </w:rPr>
+        <w:t>/</w:t>
+      </w:r>
+      <w:r>
+        <w:rPr>
+          <w:bCs/>
+          <w:color w:val="FF0000"/>
+          <w:sz w:val="26"/>
+          <w:szCs w:val="26"/>
+        </w:rPr>
+        <w:t>___</w:t>
+      </w:r>
+      <w:r>
+        <w:rPr>
+          <w:bCs/>
+          <w:color w:val="FF0000"/>
+          <w:sz w:val="26"/>
+          <w:szCs w:val="26"/>
+        </w:rPr>
+        <w:t>/</w:t>
+      </w:r>
+      <w:r>
+        <w:rPr>
+          <w:bCs/>
+          <w:color w:val="FF0000"/>
+          <w:sz w:val="26"/>
+          <w:szCs w:val="26"/>
+        </w:rPr>
+        <w:t>___</w:t>
       </w:r>
       <w:r>
         <w:rPr>
@@ -856,7 +760,7 @@
           <w:sz w:val="26"/>
           <w:szCs w:val="26"/>
         </w:rPr>
-        <w:t>Đ</w:t>
+        <w:t xml:space="preserve"> của Giám đốc Bệnh viện </w:t>
       </w:r>
       <w:r>
         <w:rPr>
@@ -865,7 +769,7 @@
           <w:sz w:val="26"/>
           <w:szCs w:val="26"/>
         </w:rPr>
-        <w:t>a khoa tỉnh Phú Thọ</w:t>
+        <w:t>Đ</w:t>
       </w:r>
       <w:r>
         <w:rPr>
@@ -874,10 +778,19 @@
           <w:sz w:val="26"/>
           <w:szCs w:val="26"/>
         </w:rPr>
+        <w:t>a khoa tỉnh Phú Thọ</w:t>
+      </w:r>
+      <w:r>
+        <w:rPr>
+          <w:bCs/>
+          <w:color w:val="000000"/>
+          <w:sz w:val="26"/>
+          <w:szCs w:val="26"/>
+        </w:rPr>
         <w:t>;</w:t>
       </w:r>
     </w:p>
-    <w:p ns2:paraId="235D2CF8" ns2:textId="2321DBE3">
+    <w:p>
       <w:pPr>
         <w:spacing w:before="40" w:after="40" w:line="288" w:lineRule="auto"/>
         <w:ind w:firstLine="567"/>
@@ -944,7 +857,7 @@
         <w:t xml:space="preserve"> </w:t>
       </w:r>
     </w:p>
-    <w:p ns2:paraId="4524828A" ns2:textId="52339D63">
+    <w:p>
       <w:pPr>
         <w:spacing w:before="40" w:after="40" w:line="288" w:lineRule="auto"/>
         <w:ind w:firstLine="567"/>
@@ -981,6 +894,15 @@
           <w:szCs w:val="26"/>
           <w:lang w:val="nl-NL"/>
         </w:rPr>
+        <w:t>______</w:t>
+      </w:r>
+      <w:r>
+        <w:rPr>
+          <w:color w:val="FF0000"/>
+          <w:sz w:val="26"/>
+          <w:szCs w:val="26"/>
+          <w:lang w:val="nl-NL"/>
+        </w:rPr>
         <w:t xml:space="preserve"> </w:t>
       </w:r>
       <w:r>
@@ -1056,7 +978,7 @@
         <w:t>, cụ thể như sau:</w:t>
       </w:r>
     </w:p>
-    <w:p ns2:paraId="772E0B8F" ns2:textId="66B7F9AD">
+    <w:p>
       <w:pPr>
         <w:spacing w:before="40" w:after="40" w:line="288" w:lineRule="auto"/>
         <w:ind w:firstLine="567"/>
@@ -1082,7 +1004,7 @@
         <w:t xml:space="preserve">1. Tổng giá trị dự toán: </w:t>
       </w:r>
     </w:p>
-    <w:p ns2:paraId="7E539CD1" ns2:textId="68B3EFD1">
+    <w:p>
       <w:pPr>
         <w:spacing w:before="40" w:after="40" w:line="288" w:lineRule="auto"/>
         <w:ind w:firstLine="567"/>
@@ -1105,7 +1027,7 @@
           <w:szCs w:val="26"/>
           <w:lang w:val="nl-NL"/>
         </w:rPr>
-        <w:t xml:space="preserve">Tổng giá trị dự toán là: {{DU_TOAN}} đồng (Bằng chữ: {{DU_TOAN_BANG_CHU}}./.)</w:t>
+        <w:t xml:space="preserve">Tổng giá trị dự toán là: </w:t>
       </w:r>
       <w:r>
         <w:rPr>
@@ -1115,7 +1037,7 @@
           <w:sz w:val="26"/>
           <w:szCs w:val="26"/>
         </w:rPr>
-        <w:t/>
+        <w:t>_____</w:t>
       </w:r>
       <w:r>
         <w:rPr>
@@ -1126,7 +1048,7 @@
           <w:szCs w:val="26"/>
           <w:lang w:val="nl-NL"/>
         </w:rPr>
-        <w:t xml:space="preserve"/>
+        <w:t xml:space="preserve"> đồng </w:t>
       </w:r>
       <w:r>
         <w:rPr>
@@ -1137,7 +1059,7 @@
           <w:szCs w:val="26"/>
           <w:lang w:val="nl-NL"/>
         </w:rPr>
-        <w:t xml:space="preserve"/>
+        <w:t xml:space="preserve">(Bằng chữ: </w:t>
       </w:r>
       <w:r>
         <w:rPr>
@@ -1148,7 +1070,7 @@
           <w:szCs w:val="26"/>
           <w:lang w:val="nl-NL"/>
         </w:rPr>
-        <w:t/>
+        <w:t>_____</w:t>
       </w:r>
       <w:r>
         <w:rPr>
@@ -1159,17 +1081,18 @@
           <w:szCs w:val="26"/>
           <w:lang w:val="nl-NL"/>
         </w:rPr>
-        <w:t/>
+        <w:t>./.)</w:t>
       </w:r>
     </w:p>
-    <w:p ns2:paraId="6806A5E8" ns2:textId="1735B2A0">
+    <w:p>
       <w:pPr>
         <w:tabs>
           <w:tab w:val="left" w:pos="567"/>
         </w:tabs>
         <w:rPr>
-          <w:sz w:val="26"/>
-          <w:szCs w:val="48"/>
+          <w:color w:val="000000" w:themeColor="text1"/>
+          <w:sz w:val="26"/>
+          <w:szCs w:val="26"/>
         </w:rPr>
       </w:pPr>
       <w:r>
@@ -1177,36 +1100,15 @@
           <w:rFonts w:eastAsia="Calibri"/>
           <w:i/>
           <w:iCs/>
-          <w:color w:val="FF0000"/>
+          <w:color w:val="000000" w:themeColor="text1"/>
           <w:sz w:val="26"/>
           <w:szCs w:val="26"/>
         </w:rPr>
         <w:tab/>
-      </w:r>
-      <w:r>
-        <w:rPr>
-          <w:rFonts w:eastAsia="Calibri"/>
-          <w:i/>
-          <w:iCs/>
-          <w:color w:val="FF0000"/>
-          <w:sz w:val="26"/>
-          <w:szCs w:val="26"/>
-        </w:rPr>
-        <w:t>(Chi tiết theo Bảng tổng hợp dự toán đính kèm)</w:t>
-      </w:r>
-      <w:r>
-        <w:rPr>
-          <w:rFonts w:eastAsia="Calibri"/>
-          <w:i/>
-          <w:iCs/>
-          <w:color w:val="FF0000"/>
-          <w:sz w:val="26"/>
-          <w:szCs w:val="26"/>
-        </w:rPr>
-        <w:t>.</w:t>
+        <w:t>(Chi tiết theo Bảng tổng hợp dự toán đính kèm).</w:t>
       </w:r>
     </w:p>
-    <w:p ns2:paraId="60070A58" ns2:textId="1201CD0B">
+    <w:p>
       <w:pPr>
         <w:tabs>
           <w:tab w:val="left" w:pos="567"/>
@@ -1216,13 +1118,13 @@
           <w:b/>
           <w:bCs/>
           <w:sz w:val="26"/>
-          <w:szCs w:val="48"/>
+          <w:szCs w:val="26"/>
         </w:rPr>
       </w:pPr>
       <w:r>
         <w:rPr>
           <w:sz w:val="26"/>
-          <w:szCs w:val="48"/>
+          <w:szCs w:val="26"/>
         </w:rPr>
         <w:tab/>
       </w:r>
@@ -1231,30 +1133,21 @@
           <w:b/>
           <w:bCs/>
           <w:sz w:val="26"/>
-          <w:szCs w:val="48"/>
-        </w:rPr>
-        <w:t xml:space="preserve">2. </w:t>
+          <w:szCs w:val="26"/>
+        </w:rPr>
+        <w:t>2. Giải trình phương pháp lập dự toán</w:t>
       </w:r>
       <w:r>
         <w:rPr>
           <w:b/>
           <w:bCs/>
           <w:sz w:val="26"/>
-          <w:szCs w:val="48"/>
-        </w:rPr>
-        <w:t>Giải trình phương pháp lập dự toán</w:t>
-      </w:r>
-      <w:r>
-        <w:rPr>
-          <w:b/>
-          <w:bCs/>
-          <w:sz w:val="26"/>
-          <w:szCs w:val="48"/>
+          <w:szCs w:val="26"/>
         </w:rPr>
         <w:t>:</w:t>
       </w:r>
     </w:p>
-    <w:p ns2:paraId="7B83857A" ns2:textId="10C0E6E4">
+    <w:p>
       <w:pPr>
         <w:tabs>
           <w:tab w:val="left" w:pos="567"/>
@@ -1263,7 +1156,7 @@
         <w:jc w:val="both"/>
         <w:rPr>
           <w:sz w:val="26"/>
-          <w:szCs w:val="48"/>
+          <w:szCs w:val="26"/>
         </w:rPr>
       </w:pPr>
       <w:r>
@@ -1271,14 +1164,14 @@
           <w:b/>
           <w:bCs/>
           <w:sz w:val="26"/>
-          <w:szCs w:val="48"/>
+          <w:szCs w:val="26"/>
         </w:rPr>
         <w:tab/>
       </w:r>
       <w:r>
         <w:rPr>
           <w:sz w:val="26"/>
-          <w:szCs w:val="48"/>
+          <w:szCs w:val="26"/>
         </w:rPr>
         <w:t>-</w:t>
       </w:r>
@@ -1287,33 +1180,47 @@
           <w:b/>
           <w:bCs/>
           <w:sz w:val="26"/>
-          <w:szCs w:val="48"/>
+          <w:szCs w:val="26"/>
         </w:rPr>
         <w:t xml:space="preserve"> </w:t>
       </w:r>
       <w:r>
         <w:rPr>
           <w:sz w:val="26"/>
-          <w:szCs w:val="48"/>
-        </w:rPr>
-        <w:t>Phương pháp lập dự toán: Lấy báo giá thị trường</w:t>
-      </w:r>
-      <w:r>
-        <w:rPr>
-          <w:sz w:val="26"/>
-          <w:szCs w:val="48"/>
+          <w:szCs w:val="26"/>
+        </w:rPr>
+        <w:t xml:space="preserve">Phương pháp lập dự toán: </w:t>
+      </w:r>
+      <w:r>
+        <w:rPr>
+          <w:sz w:val="26"/>
+          <w:szCs w:val="26"/>
+        </w:rPr>
+        <w:t>Thu thập</w:t>
+      </w:r>
+      <w:r>
+        <w:rPr>
+          <w:sz w:val="26"/>
+          <w:szCs w:val="26"/>
+        </w:rPr>
+        <w:t xml:space="preserve"> báo giá thị trường</w:t>
+      </w:r>
+      <w:r>
+        <w:rPr>
+          <w:sz w:val="26"/>
+          <w:szCs w:val="26"/>
         </w:rPr>
         <w:t>.</w:t>
       </w:r>
       <w:r>
         <w:rPr>
           <w:sz w:val="26"/>
-          <w:szCs w:val="48"/>
+          <w:szCs w:val="26"/>
         </w:rPr>
         <w:t xml:space="preserve"> </w:t>
       </w:r>
     </w:p>
-    <w:p ns2:paraId="1279D748" ns2:textId="6306E4A6">
+    <w:p>
       <w:pPr>
         <w:tabs>
           <w:tab w:val="left" w:pos="567"/>
@@ -1330,23 +1237,31 @@
       <w:r>
         <w:rPr>
           <w:sz w:val="26"/>
-          <w:szCs w:val="48"/>
+          <w:szCs w:val="26"/>
         </w:rPr>
         <w:tab/>
-      </w:r>
-      <w:r>
-        <w:rPr>
-          <w:sz w:val="26"/>
-          <w:szCs w:val="48"/>
-        </w:rPr>
         <w:t xml:space="preserve">- </w:t>
       </w:r>
       <w:r>
         <w:rPr>
           <w:sz w:val="26"/>
-          <w:szCs w:val="48"/>
-        </w:rPr>
-        <w:t xml:space="preserve">Theo thư mời báo giá ngày </w:t>
+          <w:szCs w:val="26"/>
+        </w:rPr>
+        <w:t xml:space="preserve">Theo </w:t>
+      </w:r>
+      <w:r>
+        <w:rPr>
+          <w:sz w:val="26"/>
+          <w:szCs w:val="26"/>
+        </w:rPr>
+        <w:t>yêu cầu báo giá</w:t>
+      </w:r>
+      <w:r>
+        <w:rPr>
+          <w:sz w:val="26"/>
+          <w:szCs w:val="26"/>
+        </w:rPr>
+        <w:t xml:space="preserve"> ngày </w:t>
       </w:r>
       <w:r>
         <w:rPr>
@@ -1360,35 +1275,35 @@
       <w:r>
         <w:rPr>
           <w:sz w:val="26"/>
-          <w:szCs w:val="48"/>
+          <w:szCs w:val="26"/>
         </w:rPr>
         <w:t xml:space="preserve"> của Giám đốc </w:t>
       </w:r>
       <w:r>
         <w:rPr>
           <w:sz w:val="26"/>
-          <w:szCs w:val="48"/>
+          <w:szCs w:val="26"/>
         </w:rPr>
         <w:t xml:space="preserve">Bệnh viện </w:t>
       </w:r>
       <w:r>
         <w:rPr>
           <w:sz w:val="26"/>
-          <w:szCs w:val="48"/>
+          <w:szCs w:val="26"/>
         </w:rPr>
         <w:t>Đ</w:t>
       </w:r>
       <w:r>
         <w:rPr>
           <w:sz w:val="26"/>
-          <w:szCs w:val="48"/>
+          <w:szCs w:val="26"/>
         </w:rPr>
         <w:t xml:space="preserve">a khoa tỉnh Phú Thọ </w:t>
       </w:r>
       <w:r>
         <w:rPr>
           <w:sz w:val="26"/>
-          <w:szCs w:val="48"/>
+          <w:szCs w:val="26"/>
         </w:rPr>
         <w:t xml:space="preserve">với thời gian mời báo giá từ ngày </w:t>
       </w:r>
@@ -1404,14 +1319,14 @@
       <w:r>
         <w:rPr>
           <w:sz w:val="26"/>
-          <w:szCs w:val="48"/>
+          <w:szCs w:val="26"/>
         </w:rPr>
         <w:t xml:space="preserve"> </w:t>
       </w:r>
       <w:r>
         <w:rPr>
           <w:sz w:val="26"/>
-          <w:szCs w:val="48"/>
+          <w:szCs w:val="26"/>
         </w:rPr>
         <w:t xml:space="preserve">đến hết 16h00’ ngày </w:t>
       </w:r>
@@ -1427,7 +1342,7 @@
       <w:r>
         <w:rPr>
           <w:sz w:val="26"/>
-          <w:szCs w:val="48"/>
+          <w:szCs w:val="26"/>
         </w:rPr>
         <w:t xml:space="preserve">. </w:t>
       </w:r>
@@ -1492,7 +1407,7 @@
           <w:sz w:val="26"/>
           <w:szCs w:val="26"/>
         </w:rPr>
-        <w:t>___</w:t>
+        <w:t xml:space="preserve">___ </w:t>
       </w:r>
       <w:r>
         <w:rPr>
@@ -1501,7 +1416,7 @@
           <w:sz w:val="26"/>
           <w:szCs w:val="26"/>
         </w:rPr>
-        <w:t xml:space="preserve"> báo giá của các</w:t>
+        <w:t xml:space="preserve">báo giá của các đơn vị nhà thầu, </w:t>
       </w:r>
       <w:r>
         <w:rPr>
@@ -1510,7 +1425,7 @@
           <w:sz w:val="26"/>
           <w:szCs w:val="26"/>
         </w:rPr>
-        <w:t xml:space="preserve"> đơn vị</w:t>
+        <w:t>được tổng hợp như sau</w:t>
       </w:r>
       <w:r>
         <w:rPr>
@@ -1519,412 +1434,512 @@
           <w:sz w:val="26"/>
           <w:szCs w:val="26"/>
         </w:rPr>
-        <w:t xml:space="preserve"> nhà thầu</w:t>
-      </w:r>
-      <w:r>
-        <w:rPr>
-          <w:rFonts w:eastAsia="Calibri"/>
-          <w:color w:val="000000" w:themeColor="text1"/>
-          <w:sz w:val="26"/>
-          <w:szCs w:val="26"/>
-        </w:rPr>
-        <w:t>, cụ thể</w:t>
-      </w:r>
-      <w:r>
-        <w:rPr>
-          <w:rFonts w:eastAsia="Calibri"/>
-          <w:color w:val="000000" w:themeColor="text1"/>
-          <w:sz w:val="26"/>
-          <w:szCs w:val="26"/>
-        </w:rPr>
         <w:t>:</w:t>
       </w:r>
     </w:p>
-    <w:p ns2:paraId="0C22AC9C" ns2:textId="1799673A">
-      <w:pPr>
-        <w:pStyle w:val="ListParagraph"/>
-        <w:numPr>
-          <w:ilvl w:val="0"/>
-          <w:numId w:val="1"/>
-        </w:numPr>
-        <w:tabs>
-          <w:tab w:val="left" w:pos="567"/>
-        </w:tabs>
-        <w:spacing w:before="40" w:after="40" w:line="288" w:lineRule="auto"/>
-        <w:ind w:left="426" w:hanging="66"/>
-        <w:jc w:val="both"/>
-        <w:rPr>
-          <w:rFonts w:eastAsia="Calibri"/>
-          <w:color w:val="000000" w:themeColor="text1"/>
-          <w:sz w:val="26"/>
-          <w:szCs w:val="26"/>
-        </w:rPr>
-      </w:pPr>
-      <w:r>
-        <w:rPr>
-          <w:rFonts w:eastAsia="Calibri"/>
-          <w:color w:val="000000" w:themeColor="text1"/>
-          <w:sz w:val="26"/>
-          <w:szCs w:val="26"/>
-        </w:rPr>
-        <w:t xml:space="preserve">Báo giá của </w:t>
-      </w:r>
-      <w:r>
-        <w:rPr>
-          <w:color w:val="FF0000"/>
-          <w:sz w:val="26"/>
-          <w:szCs w:val="26"/>
-        </w:rPr>
-        <w:softHyphen/>
-      </w:r>
-      <w:r>
-        <w:rPr>
-          <w:color w:val="FF0000"/>
-          <w:sz w:val="26"/>
-          <w:szCs w:val="26"/>
-        </w:rPr>
-        <w:softHyphen/>
-      </w:r>
-      <w:r>
-        <w:rPr>
-          <w:color w:val="FF0000"/>
-          <w:sz w:val="26"/>
-          <w:szCs w:val="26"/>
-        </w:rPr>
-        <w:softHyphen/>
-      </w:r>
-      <w:r>
-        <w:rPr>
-          <w:color w:val="FF0000"/>
-          <w:sz w:val="26"/>
-          <w:szCs w:val="26"/>
-        </w:rPr>
-        <w:softHyphen/>
-        <w:t>______</w:t>
-      </w:r>
-      <w:r>
-        <w:rPr>
-          <w:rFonts w:eastAsia="Calibri"/>
-          <w:color w:val="000000" w:themeColor="text1"/>
-          <w:sz w:val="26"/>
-          <w:szCs w:val="26"/>
-        </w:rPr>
-        <w:t xml:space="preserve">ngày </w:t>
-      </w:r>
-      <w:r>
-        <w:rPr>
-          <w:bCs/>
-          <w:color w:val="FF0000"/>
-          <w:sz w:val="26"/>
-          <w:szCs w:val="26"/>
-        </w:rPr>
-        <w:t>___/___/___</w:t>
-      </w:r>
-      <w:r>
-        <w:rPr>
-          <w:rFonts w:eastAsia="Calibri"/>
-          <w:color w:val="000000" w:themeColor="text1"/>
-          <w:sz w:val="26"/>
-          <w:szCs w:val="26"/>
-        </w:rPr>
-        <w:t>; Nhà</w:t>
-      </w:r>
-      <w:r>
-        <w:rPr>
-          <w:rFonts w:eastAsia="Calibri"/>
-          <w:color w:val="000000" w:themeColor="text1"/>
-          <w:sz w:val="26"/>
-          <w:szCs w:val="26"/>
-        </w:rPr>
-        <w:t xml:space="preserve"> </w:t>
-      </w:r>
-      <w:r>
-        <w:rPr>
-          <w:rFonts w:eastAsia="Calibri"/>
-          <w:color w:val="000000" w:themeColor="text1"/>
-          <w:sz w:val="26"/>
-          <w:szCs w:val="26"/>
-        </w:rPr>
-        <w:t xml:space="preserve">thầu báo giá số tiền là: </w:t>
-      </w:r>
-      <w:r>
-        <w:rPr>
-          <w:rFonts w:eastAsia="Calibri"/>
-          <w:b/>
-          <w:bCs/>
-          <w:color w:val="FF0000"/>
-          <w:sz w:val="26"/>
-          <w:szCs w:val="26"/>
-        </w:rPr>
-        <w:t>_____</w:t>
-      </w:r>
-      <w:r>
-        <w:rPr>
-          <w:rFonts w:eastAsia="Calibri"/>
-          <w:b/>
-          <w:bCs/>
-          <w:color w:val="FF0000"/>
-          <w:sz w:val="26"/>
-          <w:szCs w:val="26"/>
-        </w:rPr>
-        <w:t xml:space="preserve"> </w:t>
-      </w:r>
-      <w:r>
-        <w:rPr>
-          <w:rFonts w:eastAsia="Calibri"/>
-          <w:b/>
-          <w:bCs/>
-          <w:color w:val="000000" w:themeColor="text1"/>
-          <w:sz w:val="26"/>
-          <w:szCs w:val="26"/>
-        </w:rPr>
-        <w:t>đồng.</w:t>
-      </w:r>
-    </w:p>
-    <w:p ns2:paraId="6C3531C8" ns2:textId="7A5325F3">
-      <w:pPr>
-        <w:pStyle w:val="ListParagraph"/>
-        <w:numPr>
-          <w:ilvl w:val="0"/>
-          <w:numId w:val="1"/>
-        </w:numPr>
-        <w:tabs>
-          <w:tab w:val="left" w:pos="567"/>
-        </w:tabs>
-        <w:spacing w:before="40" w:after="40" w:line="288" w:lineRule="auto"/>
-        <w:ind w:left="426" w:hanging="66"/>
-        <w:jc w:val="both"/>
-        <w:rPr>
-          <w:rFonts w:eastAsia="Calibri"/>
-          <w:color w:val="000000" w:themeColor="text1"/>
-          <w:sz w:val="26"/>
-          <w:szCs w:val="26"/>
-        </w:rPr>
-      </w:pPr>
-      <w:r>
-        <w:rPr>
-          <w:rFonts w:eastAsia="Calibri"/>
-          <w:color w:val="000000" w:themeColor="text1"/>
-          <w:sz w:val="26"/>
-          <w:szCs w:val="26"/>
-        </w:rPr>
-        <w:t xml:space="preserve">Báo giá của </w:t>
-      </w:r>
-      <w:r>
-        <w:rPr>
-          <w:color w:val="FF0000"/>
-          <w:sz w:val="26"/>
-          <w:szCs w:val="26"/>
-        </w:rPr>
-        <w:t>______</w:t>
-      </w:r>
-      <w:r>
-        <w:rPr>
-          <w:rFonts w:eastAsia="Calibri"/>
-          <w:color w:val="000000" w:themeColor="text1"/>
-          <w:sz w:val="26"/>
-          <w:szCs w:val="26"/>
-        </w:rPr>
-        <w:t xml:space="preserve"> ngày </w:t>
-      </w:r>
-      <w:r>
-        <w:rPr>
-          <w:bCs/>
-          <w:color w:val="FF0000"/>
-          <w:sz w:val="26"/>
-          <w:szCs w:val="26"/>
-        </w:rPr>
-        <w:t>___/___/___</w:t>
-      </w:r>
-      <w:r>
-        <w:rPr>
-          <w:rFonts w:eastAsia="Calibri"/>
-          <w:color w:val="000000" w:themeColor="text1"/>
-          <w:sz w:val="26"/>
-          <w:szCs w:val="26"/>
-        </w:rPr>
-        <w:t>; Nhà thầu báo</w:t>
-      </w:r>
-      <w:r>
-        <w:rPr>
-          <w:rFonts w:eastAsia="Calibri"/>
-          <w:color w:val="000000" w:themeColor="text1"/>
-          <w:sz w:val="26"/>
-          <w:szCs w:val="26"/>
-        </w:rPr>
-        <w:t xml:space="preserve"> </w:t>
-      </w:r>
-      <w:r>
-        <w:rPr>
-          <w:rFonts w:eastAsia="Calibri"/>
-          <w:color w:val="000000" w:themeColor="text1"/>
-          <w:sz w:val="26"/>
-          <w:szCs w:val="26"/>
-        </w:rPr>
-        <w:t>giá số tiền là:</w:t>
-      </w:r>
-      <w:r>
-        <w:rPr>
-          <w:rFonts w:eastAsia="Calibri"/>
-          <w:color w:val="000000" w:themeColor="text1"/>
-          <w:sz w:val="26"/>
-          <w:szCs w:val="26"/>
-        </w:rPr>
-        <w:t xml:space="preserve"> </w:t>
-      </w:r>
-      <w:r>
-        <w:rPr>
-          <w:b/>
-          <w:bCs/>
-          <w:color w:val="FF0000"/>
-          <w:sz w:val="26"/>
-          <w:szCs w:val="26"/>
-        </w:rPr>
-        <w:t>_____</w:t>
-      </w:r>
-      <w:r>
-        <w:rPr>
-          <w:rFonts w:eastAsia="Calibri"/>
-          <w:b/>
-          <w:bCs/>
-          <w:color w:val="000000" w:themeColor="text1"/>
-          <w:sz w:val="26"/>
-          <w:szCs w:val="26"/>
-        </w:rPr>
-        <w:t xml:space="preserve"> </w:t>
-      </w:r>
-      <w:r>
-        <w:rPr>
-          <w:rFonts w:eastAsia="Calibri"/>
-          <w:b/>
-          <w:bCs/>
-          <w:color w:val="000000" w:themeColor="text1"/>
-          <w:sz w:val="26"/>
-          <w:szCs w:val="26"/>
-        </w:rPr>
-        <w:t>đồng.</w:t>
-      </w:r>
-    </w:p>
-    <w:p ns2:paraId="620F1C4E" ns2:textId="3EABBAE9">
-      <w:pPr>
-        <w:pStyle w:val="ListParagraph"/>
-        <w:numPr>
-          <w:ilvl w:val="0"/>
-          <w:numId w:val="1"/>
-        </w:numPr>
-        <w:tabs>
-          <w:tab w:val="left" w:pos="567"/>
-        </w:tabs>
-        <w:spacing w:before="40" w:after="40" w:line="288" w:lineRule="auto"/>
-        <w:ind w:left="426" w:hanging="66"/>
-        <w:jc w:val="both"/>
-        <w:rPr>
-          <w:rFonts w:eastAsia="Calibri"/>
-          <w:color w:val="000000" w:themeColor="text1"/>
-          <w:sz w:val="26"/>
-          <w:szCs w:val="26"/>
-        </w:rPr>
-      </w:pPr>
-      <w:r>
-        <w:rPr>
-          <w:rFonts w:eastAsia="Calibri"/>
-          <w:color w:val="000000" w:themeColor="text1"/>
-          <w:sz w:val="26"/>
-          <w:szCs w:val="26"/>
-        </w:rPr>
-        <w:t xml:space="preserve">Báo giá của </w:t>
-      </w:r>
-      <w:r>
-        <w:rPr>
-          <w:color w:val="FF0000"/>
-          <w:sz w:val="26"/>
-          <w:szCs w:val="26"/>
-        </w:rPr>
-        <w:t>______</w:t>
-      </w:r>
-      <w:r>
-        <w:rPr>
-          <w:rFonts w:eastAsia="Calibri"/>
-          <w:color w:val="000000" w:themeColor="text1"/>
-          <w:sz w:val="26"/>
-          <w:szCs w:val="26"/>
-        </w:rPr>
-        <w:t xml:space="preserve"> ngày </w:t>
-      </w:r>
-      <w:r>
-        <w:rPr>
-          <w:bCs/>
-          <w:color w:val="FF0000"/>
-          <w:sz w:val="26"/>
-          <w:szCs w:val="26"/>
-        </w:rPr>
-        <w:t>___/___/___</w:t>
-      </w:r>
-      <w:r>
-        <w:rPr>
-          <w:rFonts w:eastAsia="Calibri"/>
-          <w:color w:val="000000" w:themeColor="text1"/>
-          <w:sz w:val="26"/>
-          <w:szCs w:val="26"/>
-        </w:rPr>
-        <w:t xml:space="preserve">; Nhà thầu báo giá số tiền là: </w:t>
-      </w:r>
-      <w:r>
-        <w:rPr>
-          <w:b/>
-          <w:bCs/>
-          <w:color w:val="FF0000"/>
-          <w:sz w:val="26"/>
-          <w:szCs w:val="26"/>
-        </w:rPr>
-        <w:t>_____</w:t>
-      </w:r>
-      <w:r>
-        <w:rPr>
-          <w:rFonts w:eastAsia="Calibri"/>
-          <w:b/>
-          <w:bCs/>
-          <w:color w:val="000000" w:themeColor="text1"/>
-          <w:sz w:val="26"/>
-          <w:szCs w:val="26"/>
-        </w:rPr>
-        <w:t xml:space="preserve"> </w:t>
-      </w:r>
-      <w:r>
-        <w:rPr>
-          <w:rFonts w:eastAsia="Calibri"/>
-          <w:b/>
-          <w:bCs/>
-          <w:color w:val="000000" w:themeColor="text1"/>
-          <w:sz w:val="26"/>
-          <w:szCs w:val="26"/>
-        </w:rPr>
-        <w:t>đồng</w:t>
-      </w:r>
-      <w:r>
-        <w:rPr>
-          <w:rFonts w:eastAsia="Calibri"/>
-          <w:b/>
-          <w:bCs/>
-          <w:color w:val="000000" w:themeColor="text1"/>
-          <w:sz w:val="26"/>
-          <w:szCs w:val="26"/>
-        </w:rPr>
-        <w:t>.</w:t>
-      </w:r>
-      <w:r>
-        <w:rPr>
-          <w:rFonts w:eastAsia="Calibri"/>
-          <w:b/>
-          <w:bCs/>
-          <w:color w:val="000000" w:themeColor="text1"/>
-          <w:sz w:val="26"/>
-          <w:szCs w:val="26"/>
-        </w:rPr>
-        <w:t xml:space="preserve"> </w:t>
-      </w:r>
-    </w:p>
-    <w:p ns2:paraId="65A2E791" ns2:textId="098C54A7">
+    <w:tbl>
+      <w:tblPr>
+        <w:tblStyle w:val="TableGrid"/>
+        <w:tblW w:w="0" w:type="auto"/>
+        <w:tblInd w:w="108" w:type="dxa"/>
+        <w:tblLook w:val="04A0" w:firstRow="1" w:lastRow="0" w:firstColumn="1" w:lastColumn="0" w:noHBand="0" w:noVBand="1"/>
+      </w:tblPr>
+      <w:tblGrid>
+        <w:gridCol w:w="851"/>
+        <w:gridCol w:w="4394"/>
+        <w:gridCol w:w="1985"/>
+        <w:gridCol w:w="1950"/>
+      </w:tblGrid>
+      <w:tr>
+        <w:trPr>
+          <w:trHeight w:val="485"/>
+        </w:trPr>
+        <w:tc>
+          <w:tcPr>
+            <w:tcW w:w="851" w:type="dxa"/>
+            <w:vAlign w:val="center"/>
+          </w:tcPr>
+          <w:p>
+            <w:pPr>
+              <w:tabs>
+                <w:tab w:val="left" w:pos="567"/>
+              </w:tabs>
+              <w:spacing w:before="40" w:after="40" w:line="288" w:lineRule="auto"/>
+              <w:jc w:val="center"/>
+              <w:rPr>
+                <w:rFonts w:eastAsia="Calibri"/>
+                <w:b/>
+                <w:bCs/>
+                <w:color w:val="000000" w:themeColor="text1"/>
+                <w:sz w:val="26"/>
+                <w:szCs w:val="26"/>
+              </w:rPr>
+            </w:pPr>
+            <w:r>
+              <w:rPr>
+                <w:rFonts w:eastAsia="Calibri"/>
+                <w:b/>
+                <w:bCs/>
+                <w:color w:val="000000" w:themeColor="text1"/>
+                <w:sz w:val="26"/>
+                <w:szCs w:val="26"/>
+              </w:rPr>
+              <w:t>Stt</w:t>
+            </w:r>
+          </w:p>
+        </w:tc>
+        <w:tc>
+          <w:tcPr>
+            <w:tcW w:w="4394" w:type="dxa"/>
+            <w:vAlign w:val="center"/>
+          </w:tcPr>
+          <w:p>
+            <w:pPr>
+              <w:tabs>
+                <w:tab w:val="left" w:pos="567"/>
+              </w:tabs>
+              <w:spacing w:before="40" w:after="40" w:line="288" w:lineRule="auto"/>
+              <w:jc w:val="center"/>
+              <w:rPr>
+                <w:rFonts w:eastAsia="Calibri"/>
+                <w:b/>
+                <w:bCs/>
+                <w:color w:val="000000" w:themeColor="text1"/>
+                <w:sz w:val="26"/>
+                <w:szCs w:val="26"/>
+              </w:rPr>
+            </w:pPr>
+            <w:r>
+              <w:rPr>
+                <w:rFonts w:eastAsia="Calibri"/>
+                <w:b/>
+                <w:bCs/>
+                <w:color w:val="000000" w:themeColor="text1"/>
+                <w:sz w:val="26"/>
+                <w:szCs w:val="26"/>
+              </w:rPr>
+              <w:t>Tên nhà thầu báo giá</w:t>
+            </w:r>
+          </w:p>
+        </w:tc>
+        <w:tc>
+          <w:tcPr>
+            <w:tcW w:w="1985" w:type="dxa"/>
+            <w:vAlign w:val="center"/>
+          </w:tcPr>
+          <w:p>
+            <w:pPr>
+              <w:tabs>
+                <w:tab w:val="left" w:pos="567"/>
+              </w:tabs>
+              <w:spacing w:before="40" w:after="40" w:line="288" w:lineRule="auto"/>
+              <w:jc w:val="center"/>
+              <w:rPr>
+                <w:rFonts w:eastAsia="Calibri"/>
+                <w:b/>
+                <w:bCs/>
+                <w:color w:val="000000" w:themeColor="text1"/>
+                <w:sz w:val="26"/>
+                <w:szCs w:val="26"/>
+              </w:rPr>
+            </w:pPr>
+            <w:r>
+              <w:rPr>
+                <w:rFonts w:eastAsia="Calibri"/>
+                <w:b/>
+                <w:bCs/>
+                <w:color w:val="000000" w:themeColor="text1"/>
+                <w:sz w:val="26"/>
+                <w:szCs w:val="26"/>
+              </w:rPr>
+              <w:t>Ngày báo giá</w:t>
+            </w:r>
+          </w:p>
+        </w:tc>
+        <w:tc>
+          <w:tcPr>
+            <w:tcW w:w="1950" w:type="dxa"/>
+            <w:vAlign w:val="center"/>
+          </w:tcPr>
+          <w:p>
+            <w:pPr>
+              <w:tabs>
+                <w:tab w:val="left" w:pos="567"/>
+              </w:tabs>
+              <w:spacing w:before="40" w:after="40" w:line="288" w:lineRule="auto"/>
+              <w:jc w:val="center"/>
+              <w:rPr>
+                <w:rFonts w:eastAsia="Calibri"/>
+                <w:b/>
+                <w:bCs/>
+                <w:color w:val="000000" w:themeColor="text1"/>
+                <w:sz w:val="26"/>
+                <w:szCs w:val="26"/>
+              </w:rPr>
+            </w:pPr>
+            <w:r>
+              <w:rPr>
+                <w:rFonts w:eastAsia="Calibri"/>
+                <w:b/>
+                <w:bCs/>
+                <w:color w:val="000000" w:themeColor="text1"/>
+                <w:sz w:val="26"/>
+                <w:szCs w:val="26"/>
+              </w:rPr>
+              <w:t>Số tiền (đồng)</w:t>
+            </w:r>
+          </w:p>
+        </w:tc>
+      </w:tr>
+      <w:tr>
+        <w:trPr>
+          <w:trHeight w:val="605"/>
+        </w:trPr>
+        <w:tc>
+          <w:tcPr>
+            <w:tcW w:w="851" w:type="dxa"/>
+            <w:vAlign w:val="center"/>
+          </w:tcPr>
+          <w:p>
+            <w:pPr>
+              <w:tabs>
+                <w:tab w:val="left" w:pos="567"/>
+              </w:tabs>
+              <w:spacing w:before="40" w:after="40" w:line="288" w:lineRule="auto"/>
+              <w:jc w:val="center"/>
+              <w:rPr>
+                <w:rFonts w:eastAsia="Calibri"/>
+                <w:color w:val="000000" w:themeColor="text1"/>
+                <w:sz w:val="26"/>
+                <w:szCs w:val="26"/>
+              </w:rPr>
+            </w:pPr>
+            <w:r>
+              <w:rPr>
+                <w:rFonts w:eastAsia="Calibri"/>
+                <w:color w:val="000000" w:themeColor="text1"/>
+                <w:sz w:val="26"/>
+                <w:szCs w:val="26"/>
+              </w:rPr>
+              <w:t>1</w:t>
+            </w:r>
+          </w:p>
+        </w:tc>
+        <w:tc>
+          <w:tcPr>
+            <w:tcW w:w="4394" w:type="dxa"/>
+            <w:vAlign w:val="center"/>
+          </w:tcPr>
+          <w:p>
+            <w:pPr>
+              <w:tabs>
+                <w:tab w:val="left" w:pos="567"/>
+              </w:tabs>
+              <w:spacing w:before="40" w:after="40" w:line="288" w:lineRule="auto"/>
+              <w:rPr>
+                <w:rFonts w:eastAsia="Calibri"/>
+                <w:color w:val="FF0000"/>
+                <w:sz w:val="26"/>
+                <w:szCs w:val="26"/>
+              </w:rPr>
+            </w:pPr>
+            <w:r>
+              <w:rPr>
+                <w:rFonts w:eastAsia="Calibri"/>
+                <w:color w:val="FF0000"/>
+                <w:sz w:val="26"/>
+                <w:szCs w:val="26"/>
+              </w:rPr>
+              <w:t>Công ty ________</w:t>
+            </w:r>
+          </w:p>
+        </w:tc>
+        <w:tc>
+          <w:tcPr>
+            <w:tcW w:w="1985" w:type="dxa"/>
+            <w:vAlign w:val="center"/>
+          </w:tcPr>
+          <w:p>
+            <w:pPr>
+              <w:tabs>
+                <w:tab w:val="left" w:pos="567"/>
+              </w:tabs>
+              <w:spacing w:before="40" w:after="40" w:line="288" w:lineRule="auto"/>
+              <w:jc w:val="center"/>
+              <w:rPr>
+                <w:rFonts w:eastAsia="Calibri"/>
+                <w:color w:val="FF0000"/>
+                <w:sz w:val="26"/>
+                <w:szCs w:val="26"/>
+              </w:rPr>
+            </w:pPr>
+            <w:r>
+              <w:rPr>
+                <w:rFonts w:eastAsia="Calibri"/>
+                <w:color w:val="FF0000"/>
+                <w:sz w:val="26"/>
+                <w:szCs w:val="26"/>
+              </w:rPr>
+              <w:t>___/___/___</w:t>
+            </w:r>
+          </w:p>
+        </w:tc>
+        <w:tc>
+          <w:tcPr>
+            <w:tcW w:w="1950" w:type="dxa"/>
+            <w:vAlign w:val="center"/>
+          </w:tcPr>
+          <w:p>
+            <w:pPr>
+              <w:tabs>
+                <w:tab w:val="left" w:pos="567"/>
+              </w:tabs>
+              <w:spacing w:before="40" w:after="40" w:line="288" w:lineRule="auto"/>
+              <w:jc w:val="right"/>
+              <w:rPr>
+                <w:rFonts w:eastAsia="Calibri"/>
+                <w:color w:val="000000" w:themeColor="text1"/>
+                <w:sz w:val="26"/>
+                <w:szCs w:val="26"/>
+              </w:rPr>
+            </w:pPr>
+          </w:p>
+        </w:tc>
+      </w:tr>
+      <w:tr>
+        <w:trPr>
+          <w:trHeight w:val="557"/>
+        </w:trPr>
+        <w:tc>
+          <w:tcPr>
+            <w:tcW w:w="851" w:type="dxa"/>
+            <w:vAlign w:val="center"/>
+          </w:tcPr>
+          <w:p>
+            <w:pPr>
+              <w:tabs>
+                <w:tab w:val="left" w:pos="567"/>
+              </w:tabs>
+              <w:spacing w:before="40" w:after="40" w:line="288" w:lineRule="auto"/>
+              <w:jc w:val="center"/>
+              <w:rPr>
+                <w:rFonts w:eastAsia="Calibri"/>
+                <w:color w:val="000000" w:themeColor="text1"/>
+                <w:sz w:val="26"/>
+                <w:szCs w:val="26"/>
+              </w:rPr>
+            </w:pPr>
+            <w:r>
+              <w:rPr>
+                <w:rFonts w:eastAsia="Calibri"/>
+                <w:color w:val="000000" w:themeColor="text1"/>
+                <w:sz w:val="26"/>
+                <w:szCs w:val="26"/>
+              </w:rPr>
+              <w:t>2</w:t>
+            </w:r>
+          </w:p>
+        </w:tc>
+        <w:tc>
+          <w:tcPr>
+            <w:tcW w:w="4394" w:type="dxa"/>
+            <w:vAlign w:val="center"/>
+          </w:tcPr>
+          <w:p>
+            <w:pPr>
+              <w:tabs>
+                <w:tab w:val="left" w:pos="567"/>
+              </w:tabs>
+              <w:spacing w:before="40" w:after="40" w:line="288" w:lineRule="auto"/>
+              <w:rPr>
+                <w:rFonts w:eastAsia="Calibri"/>
+                <w:color w:val="FF0000"/>
+                <w:sz w:val="26"/>
+                <w:szCs w:val="26"/>
+              </w:rPr>
+            </w:pPr>
+            <w:r>
+              <w:rPr>
+                <w:rFonts w:eastAsia="Calibri"/>
+                <w:color w:val="FF0000"/>
+                <w:sz w:val="26"/>
+                <w:szCs w:val="26"/>
+              </w:rPr>
+              <w:t>Công ty ________</w:t>
+            </w:r>
+          </w:p>
+        </w:tc>
+        <w:tc>
+          <w:tcPr>
+            <w:tcW w:w="1985" w:type="dxa"/>
+          </w:tcPr>
+          <w:p>
+            <w:pPr>
+              <w:tabs>
+                <w:tab w:val="left" w:pos="567"/>
+              </w:tabs>
+              <w:spacing w:before="40" w:after="40" w:line="288" w:lineRule="auto"/>
+              <w:jc w:val="center"/>
+              <w:rPr>
+                <w:rFonts w:eastAsia="Calibri"/>
+                <w:b/>
+                <w:bCs/>
+                <w:color w:val="FF0000"/>
+                <w:sz w:val="26"/>
+                <w:szCs w:val="26"/>
+              </w:rPr>
+            </w:pPr>
+            <w:r>
+              <w:rPr>
+                <w:rFonts w:eastAsia="Calibri"/>
+                <w:color w:val="FF0000"/>
+                <w:sz w:val="26"/>
+                <w:szCs w:val="26"/>
+              </w:rPr>
+              <w:t>___/___/___</w:t>
+            </w:r>
+          </w:p>
+        </w:tc>
+        <w:tc>
+          <w:tcPr>
+            <w:tcW w:w="1950" w:type="dxa"/>
+            <w:vAlign w:val="center"/>
+          </w:tcPr>
+          <w:p>
+            <w:pPr>
+              <w:tabs>
+                <w:tab w:val="left" w:pos="567"/>
+              </w:tabs>
+              <w:spacing w:before="40" w:after="40" w:line="288" w:lineRule="auto"/>
+              <w:jc w:val="right"/>
+              <w:rPr>
+                <w:rFonts w:eastAsia="Calibri"/>
+                <w:color w:val="000000" w:themeColor="text1"/>
+                <w:sz w:val="26"/>
+                <w:szCs w:val="26"/>
+              </w:rPr>
+            </w:pPr>
+          </w:p>
+        </w:tc>
+      </w:tr>
+      <w:tr>
+        <w:trPr>
+          <w:trHeight w:val="551"/>
+        </w:trPr>
+        <w:tc>
+          <w:tcPr>
+            <w:tcW w:w="851" w:type="dxa"/>
+            <w:vAlign w:val="center"/>
+          </w:tcPr>
+          <w:p>
+            <w:pPr>
+              <w:tabs>
+                <w:tab w:val="left" w:pos="567"/>
+              </w:tabs>
+              <w:spacing w:before="40" w:after="40" w:line="288" w:lineRule="auto"/>
+              <w:jc w:val="center"/>
+              <w:rPr>
+                <w:rFonts w:eastAsia="Calibri"/>
+                <w:color w:val="000000" w:themeColor="text1"/>
+                <w:sz w:val="26"/>
+                <w:szCs w:val="26"/>
+              </w:rPr>
+            </w:pPr>
+            <w:r>
+              <w:rPr>
+                <w:rFonts w:eastAsia="Calibri"/>
+                <w:color w:val="000000" w:themeColor="text1"/>
+                <w:sz w:val="26"/>
+                <w:szCs w:val="26"/>
+              </w:rPr>
+              <w:t>3</w:t>
+            </w:r>
+          </w:p>
+        </w:tc>
+        <w:tc>
+          <w:tcPr>
+            <w:tcW w:w="4394" w:type="dxa"/>
+            <w:vAlign w:val="center"/>
+          </w:tcPr>
+          <w:p>
+            <w:pPr>
+              <w:tabs>
+                <w:tab w:val="left" w:pos="567"/>
+              </w:tabs>
+              <w:spacing w:before="40" w:after="40" w:line="288" w:lineRule="auto"/>
+              <w:rPr>
+                <w:rFonts w:eastAsia="Calibri"/>
+                <w:color w:val="FF0000"/>
+                <w:sz w:val="26"/>
+                <w:szCs w:val="26"/>
+              </w:rPr>
+            </w:pPr>
+            <w:r>
+              <w:rPr>
+                <w:rFonts w:eastAsia="Calibri"/>
+                <w:color w:val="FF0000"/>
+                <w:sz w:val="26"/>
+                <w:szCs w:val="26"/>
+              </w:rPr>
+              <w:t>Công ty ________</w:t>
+            </w:r>
+          </w:p>
+        </w:tc>
+        <w:tc>
+          <w:tcPr>
+            <w:tcW w:w="1985" w:type="dxa"/>
+          </w:tcPr>
+          <w:p>
+            <w:pPr>
+              <w:tabs>
+                <w:tab w:val="left" w:pos="567"/>
+              </w:tabs>
+              <w:spacing w:before="40" w:after="40" w:line="288" w:lineRule="auto"/>
+              <w:jc w:val="center"/>
+              <w:rPr>
+                <w:rFonts w:eastAsia="Calibri"/>
+                <w:b/>
+                <w:bCs/>
+                <w:color w:val="FF0000"/>
+                <w:sz w:val="26"/>
+                <w:szCs w:val="26"/>
+              </w:rPr>
+            </w:pPr>
+            <w:r>
+              <w:rPr>
+                <w:rFonts w:eastAsia="Calibri"/>
+                <w:color w:val="FF0000"/>
+                <w:sz w:val="26"/>
+                <w:szCs w:val="26"/>
+              </w:rPr>
+              <w:t>___/___/___</w:t>
+            </w:r>
+          </w:p>
+        </w:tc>
+        <w:tc>
+          <w:tcPr>
+            <w:tcW w:w="1950" w:type="dxa"/>
+            <w:vAlign w:val="center"/>
+          </w:tcPr>
+          <w:p>
+            <w:pPr>
+              <w:tabs>
+                <w:tab w:val="left" w:pos="567"/>
+              </w:tabs>
+              <w:spacing w:before="40" w:after="40" w:line="288" w:lineRule="auto"/>
+              <w:jc w:val="right"/>
+              <w:rPr>
+                <w:rFonts w:eastAsia="Calibri"/>
+                <w:color w:val="000000" w:themeColor="text1"/>
+                <w:sz w:val="26"/>
+                <w:szCs w:val="26"/>
+              </w:rPr>
+            </w:pPr>
+          </w:p>
+        </w:tc>
+      </w:tr>
+    </w:tbl>
+    <w:p>
       <w:pPr>
         <w:tabs>
           <w:tab w:val="left" w:pos="567"/>
@@ -1933,7 +1948,9 @@
         <w:jc w:val="both"/>
         <w:rPr>
           <w:rFonts w:eastAsia="Calibri"/>
-          <w:color w:val="FF0000"/>
+          <w:i/>
+          <w:iCs/>
+          <w:color w:val="000000" w:themeColor="text1"/>
           <w:sz w:val="26"/>
           <w:szCs w:val="26"/>
         </w:rPr>
@@ -1941,7 +1958,9 @@
       <w:r>
         <w:rPr>
           <w:rFonts w:eastAsia="Calibri"/>
-          <w:color w:val="FF0000"/>
+          <w:i/>
+          <w:iCs/>
+          <w:color w:val="000000" w:themeColor="text1"/>
           <w:sz w:val="26"/>
           <w:szCs w:val="26"/>
         </w:rPr>
@@ -1950,148 +1969,49 @@
       <w:r>
         <w:rPr>
           <w:rFonts w:eastAsia="Calibri"/>
+          <w:i/>
+          <w:iCs/>
           <w:color w:val="000000" w:themeColor="text1"/>
           <w:sz w:val="26"/>
           <w:szCs w:val="26"/>
         </w:rPr>
-        <w:t xml:space="preserve">Sau khi tổng hợp các báo giá, </w:t>
+        <w:t>(Giá của các báo giá nêu trên đã bao gồm</w:t>
       </w:r>
       <w:r>
         <w:rPr>
           <w:rFonts w:eastAsia="Calibri"/>
-          <w:color w:val="FF0000"/>
-          <w:sz w:val="26"/>
-          <w:szCs w:val="26"/>
-        </w:rPr>
-        <w:t>p</w:t>
+          <w:i/>
+          <w:iCs/>
+          <w:color w:val="000000" w:themeColor="text1"/>
+          <w:sz w:val="26"/>
+          <w:szCs w:val="26"/>
+        </w:rPr>
+        <w:t xml:space="preserve"> toàn bộ các loại</w:t>
       </w:r>
       <w:r>
         <w:rPr>
           <w:rFonts w:eastAsia="Calibri"/>
-          <w:color w:val="FF0000"/>
-          <w:sz w:val="26"/>
-          <w:szCs w:val="26"/>
-        </w:rPr>
-        <w:t xml:space="preserve">hòng </w:t>
-      </w:r>
-      <w:r>
-        <w:rPr>
-          <w:bCs/>
-          <w:color w:val="FF0000"/>
-          <w:sz w:val="26"/>
-          <w:szCs w:val="26"/>
-        </w:rPr>
-        <w:t>_____</w:t>
+          <w:i/>
+          <w:iCs/>
+          <w:color w:val="000000" w:themeColor="text1"/>
+          <w:sz w:val="26"/>
+          <w:szCs w:val="26"/>
+        </w:rPr>
+        <w:t xml:space="preserve"> </w:t>
       </w:r>
       <w:r>
         <w:rPr>
           <w:rFonts w:eastAsia="Calibri"/>
-          <w:color w:val="FF0000"/>
-          <w:sz w:val="26"/>
-          <w:szCs w:val="26"/>
-        </w:rPr>
-        <w:t xml:space="preserve"> </w:t>
-      </w:r>
-      <w:r>
-        <w:rPr>
-          <w:rFonts w:eastAsia="Calibri"/>
-          <w:color w:val="FF0000"/>
-          <w:sz w:val="26"/>
-          <w:szCs w:val="26"/>
-        </w:rPr>
-        <w:t>lấy</w:t>
-      </w:r>
-      <w:r>
-        <w:rPr>
-          <w:rFonts w:eastAsia="Calibri"/>
-          <w:color w:val="FF0000"/>
-          <w:sz w:val="26"/>
-          <w:szCs w:val="26"/>
-        </w:rPr>
-        <w:t xml:space="preserve"> </w:t>
-      </w:r>
-      <w:r>
-        <w:rPr>
-          <w:rFonts w:eastAsia="Calibri"/>
-          <w:color w:val="FF0000"/>
-          <w:sz w:val="26"/>
-          <w:szCs w:val="26"/>
-        </w:rPr>
-        <w:t xml:space="preserve">báo giá </w:t>
-      </w:r>
-      <w:r>
-        <w:rPr>
-          <w:rFonts w:eastAsia="Calibri"/>
-          <w:color w:val="FF0000"/>
-          <w:sz w:val="26"/>
-          <w:szCs w:val="26"/>
-        </w:rPr>
-        <w:t xml:space="preserve">của </w:t>
-      </w:r>
-      <w:r>
-        <w:rPr>
-          <w:color w:val="FF0000"/>
-          <w:sz w:val="26"/>
-          <w:szCs w:val="26"/>
-        </w:rPr>
-        <w:t>_____</w:t>
-      </w:r>
-      <w:r>
-        <w:rPr>
-          <w:rFonts w:eastAsia="Calibri"/>
-          <w:color w:val="FF0000"/>
-          <w:sz w:val="26"/>
-          <w:szCs w:val="26"/>
-        </w:rPr>
-        <w:t xml:space="preserve"> </w:t>
-      </w:r>
-      <w:r>
-        <w:rPr>
-          <w:rFonts w:eastAsia="Calibri"/>
+          <w:i/>
+          <w:iCs/>
           <w:color w:val="000000" w:themeColor="text1"/>
           <w:sz w:val="26"/>
           <w:szCs w:val="26"/>
         </w:rPr>
-        <w:t>(báo giá thấp nhất)</w:t>
-      </w:r>
-      <w:r>
-        <w:rPr>
-          <w:rFonts w:eastAsia="Calibri"/>
-          <w:color w:val="000000" w:themeColor="text1"/>
-          <w:sz w:val="26"/>
-          <w:szCs w:val="26"/>
-        </w:rPr>
-        <w:t xml:space="preserve"> làm </w:t>
-      </w:r>
-      <w:r>
-        <w:rPr>
-          <w:rFonts w:eastAsia="Calibri"/>
-          <w:color w:val="FF0000"/>
-          <w:sz w:val="26"/>
-          <w:szCs w:val="26"/>
-        </w:rPr>
-        <w:t>cơ sở để xây dựng dự toán</w:t>
-      </w:r>
-      <w:r>
-        <w:rPr>
-          <w:rFonts w:eastAsia="Calibri"/>
-          <w:color w:val="FF0000"/>
-          <w:sz w:val="26"/>
-          <w:szCs w:val="26"/>
-        </w:rPr>
-        <w:t>.</w:t>
-      </w:r>
-      <w:r>
-        <w:rPr>
-          <w:rFonts w:eastAsia="Calibri"/>
-          <w:color w:val="FF0000"/>
-          <w:sz w:val="26"/>
-          <w:szCs w:val="26"/>
-        </w:rPr>
-        <w:t xml:space="preserve"> </w:t>
+        <w:t xml:space="preserve">thuế, phí, lệ phí và các chi phí liên quan khác). </w:t>
       </w:r>
     </w:p>
-    <w:p ns2:paraId="1CE05FB7" ns2:textId="359AA01D">
+    <w:p>
       <w:pPr>
         <w:tabs>
           <w:tab w:val="left" w:pos="567"/>
@@ -2117,16 +2037,130 @@
       <w:r>
         <w:rPr>
           <w:rFonts w:eastAsia="Calibri"/>
-          <w:i/>
-          <w:iCs/>
           <w:color w:val="000000" w:themeColor="text1"/>
           <w:sz w:val="26"/>
           <w:szCs w:val="26"/>
         </w:rPr>
-        <w:t>(Chi tiết theo Bảng tổng hợp dự toán đính kèm)</w:t>
+        <w:t>Sau khi tổng hợp các báo giá,</w:t>
+      </w:r>
+      <w:r>
+        <w:rPr>
+          <w:rFonts w:eastAsia="Calibri"/>
+          <w:color w:val="FF0000"/>
+          <w:sz w:val="26"/>
+          <w:szCs w:val="26"/>
+        </w:rPr>
+        <w:t xml:space="preserve"> </w:t>
+      </w:r>
+      <w:r>
+        <w:rPr>
+          <w:rFonts w:eastAsia="Calibri"/>
+          <w:color w:val="FF0000"/>
+          <w:sz w:val="26"/>
+          <w:szCs w:val="26"/>
+        </w:rPr>
+        <w:t xml:space="preserve">Phòng </w:t>
+      </w:r>
+      <w:r>
+        <w:rPr>
+          <w:bCs/>
+          <w:color w:val="FF0000"/>
+          <w:sz w:val="26"/>
+          <w:szCs w:val="26"/>
+        </w:rPr>
+        <w:t>_____</w:t>
+      </w:r>
+      <w:r>
+        <w:rPr>
+          <w:rFonts w:eastAsia="Calibri"/>
+          <w:color w:val="FF0000"/>
+          <w:sz w:val="26"/>
+          <w:szCs w:val="26"/>
+        </w:rPr>
+        <w:t xml:space="preserve"> </w:t>
+      </w:r>
+      <w:r>
+        <w:rPr>
+          <w:rFonts w:eastAsia="Calibri"/>
+          <w:color w:val="FF0000"/>
+          <w:sz w:val="26"/>
+          <w:szCs w:val="26"/>
+        </w:rPr>
+        <w:t>lấy</w:t>
+      </w:r>
+      <w:r>
+        <w:rPr>
+          <w:rFonts w:eastAsia="Calibri"/>
+          <w:color w:val="FF0000"/>
+          <w:sz w:val="26"/>
+          <w:szCs w:val="26"/>
+        </w:rPr>
+        <w:t xml:space="preserve"> </w:t>
+      </w:r>
+      <w:r>
+        <w:rPr>
+          <w:rFonts w:eastAsia="Calibri"/>
+          <w:color w:val="FF0000"/>
+          <w:sz w:val="26"/>
+          <w:szCs w:val="26"/>
+        </w:rPr>
+        <w:t xml:space="preserve">báo giá của </w:t>
+      </w:r>
+      <w:r>
+        <w:rPr>
+          <w:color w:val="FF0000"/>
+          <w:sz w:val="26"/>
+          <w:szCs w:val="26"/>
+        </w:rPr>
+        <w:t>_____</w:t>
+      </w:r>
+      <w:r>
+        <w:rPr>
+          <w:rFonts w:eastAsia="Calibri"/>
+          <w:color w:val="FF0000"/>
+          <w:sz w:val="26"/>
+          <w:szCs w:val="26"/>
+        </w:rPr>
+        <w:t xml:space="preserve"> </w:t>
+      </w:r>
+      <w:r>
+        <w:rPr>
+          <w:rFonts w:eastAsia="Calibri"/>
+          <w:color w:val="000000" w:themeColor="text1"/>
+          <w:sz w:val="26"/>
+          <w:szCs w:val="26"/>
+        </w:rPr>
+        <w:t>(báo giá thấp nhất)</w:t>
+      </w:r>
+      <w:r>
+        <w:rPr>
+          <w:rFonts w:eastAsia="Calibri"/>
+          <w:color w:val="000000" w:themeColor="text1"/>
+          <w:sz w:val="26"/>
+          <w:szCs w:val="26"/>
+        </w:rPr>
+        <w:t xml:space="preserve"> làm cơ sở để xây dựng dự toán</w:t>
+      </w:r>
+      <w:r>
+        <w:rPr>
+          <w:rFonts w:eastAsia="Calibri"/>
+          <w:color w:val="000000" w:themeColor="text1"/>
+          <w:sz w:val="26"/>
+          <w:szCs w:val="26"/>
+        </w:rPr>
+        <w:t>.</w:t>
+      </w:r>
+      <w:r>
+        <w:rPr>
+          <w:rFonts w:eastAsia="Calibri"/>
+          <w:color w:val="000000" w:themeColor="text1"/>
+          <w:sz w:val="26"/>
+          <w:szCs w:val="26"/>
+        </w:rPr>
+        <w:t xml:space="preserve"> </w:t>
       </w:r>
     </w:p>
-    <w:p ns2:paraId="321D4800" ns2:textId="6798421D">
+    <w:p>
       <w:pPr>
         <w:tabs>
           <w:tab w:val="left" w:pos="567"/>
@@ -2135,7 +2169,7 @@
         <w:jc w:val="both"/>
         <w:rPr>
           <w:rFonts w:eastAsia="Calibri"/>
-          <w:color w:val="FF0000"/>
+          <w:color w:val="000000" w:themeColor="text1"/>
           <w:sz w:val="26"/>
           <w:szCs w:val="26"/>
         </w:rPr>
@@ -2143,7 +2177,7 @@
       <w:r>
         <w:rPr>
           <w:rFonts w:eastAsia="Calibri"/>
-          <w:color w:val="FF0000"/>
+          <w:color w:val="000000" w:themeColor="text1"/>
           <w:sz w:val="26"/>
           <w:szCs w:val="26"/>
         </w:rPr>
@@ -2152,6 +2186,50 @@
       <w:r>
         <w:rPr>
           <w:rFonts w:eastAsia="Calibri"/>
+          <w:i/>
+          <w:iCs/>
+          <w:color w:val="000000" w:themeColor="text1"/>
+          <w:sz w:val="26"/>
+          <w:szCs w:val="26"/>
+        </w:rPr>
+        <w:t>(Chi tiết theo Bảng tổng hợp dự toán đính kèm)</w:t>
+      </w:r>
+    </w:p>
+    <w:p>
+      <w:pPr>
+        <w:tabs>
+          <w:tab w:val="left" w:pos="567"/>
+        </w:tabs>
+        <w:spacing w:before="40" w:after="40" w:line="288" w:lineRule="auto"/>
+        <w:jc w:val="both"/>
+        <w:rPr>
+          <w:rFonts w:eastAsia="Calibri"/>
+          <w:color w:val="FF0000"/>
+          <w:sz w:val="26"/>
+          <w:szCs w:val="26"/>
+        </w:rPr>
+      </w:pPr>
+      <w:r>
+        <w:rPr>
+          <w:rFonts w:eastAsia="Calibri"/>
+          <w:color w:val="FF0000"/>
+          <w:sz w:val="26"/>
+          <w:szCs w:val="26"/>
+        </w:rPr>
+        <w:tab/>
+      </w:r>
+      <w:r>
+        <w:rPr>
+          <w:rFonts w:eastAsia="Calibri"/>
+          <w:color w:val="FF0000"/>
+          <w:sz w:val="26"/>
+          <w:szCs w:val="26"/>
+        </w:rPr>
+        <w:tab/>
+      </w:r>
+      <w:r>
+        <w:rPr>
+          <w:rFonts w:eastAsia="Calibri"/>
           <w:color w:val="FF0000"/>
           <w:sz w:val="26"/>
           <w:szCs w:val="26"/>
@@ -2201,10 +2279,37 @@
           <w:szCs w:val="26"/>
           <w:lang w:val="es-ES"/>
         </w:rPr>
-        <w:t>. Kính trình Giám đốc Bệnh viện xem xét, phê duyệt./.</w:t>
+        <w:t>,</w:t>
+      </w:r>
+      <w:r>
+        <w:rPr>
+          <w:color w:val="000000" w:themeColor="text1"/>
+          <w:sz w:val="26"/>
+          <w:szCs w:val="26"/>
+          <w:lang w:val="es-ES"/>
+        </w:rPr>
+        <w:t xml:space="preserve"> </w:t>
+      </w:r>
+      <w:r>
+        <w:rPr>
+          <w:color w:val="000000" w:themeColor="text1"/>
+          <w:sz w:val="26"/>
+          <w:szCs w:val="26"/>
+          <w:lang w:val="es-ES"/>
+        </w:rPr>
+        <w:t>k</w:t>
+      </w:r>
+      <w:r>
+        <w:rPr>
+          <w:color w:val="000000" w:themeColor="text1"/>
+          <w:sz w:val="26"/>
+          <w:szCs w:val="26"/>
+          <w:lang w:val="es-ES"/>
+        </w:rPr>
+        <w:t>ính trình Giám đốc Bệnh viện xem xét phê duyệt./.</w:t>
       </w:r>
     </w:p>
-    <w:p ns2:paraId="2327C5FC" ns2:textId="77777777">
+    <w:p>
       <w:pPr>
         <w:tabs>
           <w:tab w:val="left" w:pos="567"/>
@@ -2236,7 +2341,7 @@
         <w:gridCol w:w="4395"/>
         <w:gridCol w:w="4678"/>
       </w:tblGrid>
-      <w:tr ns2:paraId="5FC1A6F7" ns2:textId="77777777">
+      <w:tr>
         <w:trPr>
           <w:trHeight w:val="268"/>
         </w:trPr>
@@ -2244,22 +2349,51 @@
           <w:tcPr>
             <w:tcW w:w="2422" w:type="pct"/>
           </w:tcPr>
-          <w:p ns2:paraId="6A30344B" ns2:textId="5D1BF3C1">
-            <w:pPr>
-              <w:jc w:val="center"/>
-              <w:rPr>
-                <w:b/>
-                <w:sz w:val="26"/>
-                <w:szCs w:val="26"/>
-              </w:rPr>
-            </w:pPr>
+          <w:p>
+            <w:pPr>
+              <w:jc w:val="center"/>
+              <w:rPr>
+                <w:b/>
+                <w:sz w:val="26"/>
+                <w:szCs w:val="26"/>
+              </w:rPr>
+            </w:pPr>
+            <w:r>
+              <w:rPr>
+                <w:b/>
+                <w:sz w:val="26"/>
+                <w:szCs w:val="26"/>
+              </w:rPr>
+              <w:t>NGƯỜI LẬP</w:t>
+            </w:r>
+          </w:p>
+          <w:p>
+            <w:pPr>
+              <w:spacing w:before="20" w:after="20" w:line="264" w:lineRule="auto"/>
+              <w:jc w:val="center"/>
+              <w:rPr>
+                <w:b/>
+                <w:color w:val="FF0000"/>
+                <w:sz w:val="26"/>
+                <w:szCs w:val="26"/>
+              </w:rPr>
+            </w:pPr>
+            <w:r>
+              <w:rPr>
+                <w:b/>
+                <w:color w:val="FF0000"/>
+                <w:sz w:val="26"/>
+                <w:szCs w:val="26"/>
+              </w:rPr>
+              <w:t>Trưởng phòng _______</w:t>
+            </w:r>
           </w:p>
         </w:tc>
         <w:tc>
           <w:tcPr>
             <w:tcW w:w="2578" w:type="pct"/>
           </w:tcPr>
-          <w:p ns2:paraId="73F4B09C" ns2:textId="07B70733">
+          <w:p>
             <w:pPr>
               <w:spacing w:before="20" w:after="20" w:line="264" w:lineRule="auto"/>
               <w:jc w:val="center"/>
@@ -2275,12 +2409,12 @@
                 <w:sz w:val="26"/>
                 <w:szCs w:val="26"/>
               </w:rPr>
-              <w:t>NGƯỜI LẬP</w:t>
+              <w:t>GIÁM ĐỐC DUYỆT</w:t>
             </w:r>
           </w:p>
         </w:tc>
       </w:tr>
-      <w:tr ns2:paraId="1523DA77" ns2:textId="77777777">
+      <w:tr>
         <w:trPr>
           <w:trHeight w:val="371"/>
         </w:trPr>
@@ -2288,7 +2422,7 @@
           <w:tcPr>
             <w:tcW w:w="2422" w:type="pct"/>
           </w:tcPr>
-          <w:p ns2:paraId="496E818B" ns2:textId="14630BFB">
+          <w:p>
             <w:pPr>
               <w:jc w:val="center"/>
               <w:rPr>
@@ -2303,37 +2437,7 @@
           <w:tcPr>
             <w:tcW w:w="2578" w:type="pct"/>
           </w:tcPr>
-          <w:p ns2:paraId="2A1EF713" ns2:textId="77777777">
-            <w:pPr>
-              <w:spacing w:before="20" w:after="20" w:line="264" w:lineRule="auto"/>
-              <w:jc w:val="center"/>
-              <w:rPr>
-                <w:b/>
-                <w:color w:val="FF0000"/>
-                <w:sz w:val="26"/>
-                <w:szCs w:val="26"/>
-              </w:rPr>
-            </w:pPr>
-            <w:r>
-              <w:rPr>
-                <w:b/>
-                <w:color w:val="FF0000"/>
-                <w:sz w:val="26"/>
-                <w:szCs w:val="26"/>
-              </w:rPr>
-              <w:t xml:space="preserve">Trưởng phòng </w:t>
-            </w:r>
-            <w:r>
-              <w:rPr>
-                <w:b/>
-                <w:color w:val="FF0000"/>
-                <w:sz w:val="26"/>
-                <w:szCs w:val="26"/>
-              </w:rPr>
-              <w:t>_______</w:t>
-            </w:r>
-          </w:p>
-          <w:p ns2:paraId="565F5D37" ns2:textId="77777777">
+          <w:p>
             <w:pPr>
               <w:spacing w:before="20" w:after="20" w:line="264" w:lineRule="auto"/>
               <w:jc w:val="center"/>
@@ -2344,20 +2448,20 @@
               </w:rPr>
             </w:pPr>
           </w:p>
-          <w:p ns2:paraId="232F2E58" ns2:textId="397D00D0">
+          <w:p>
             <w:pPr>
               <w:spacing w:before="20" w:after="20" w:line="264" w:lineRule="auto"/>
               <w:jc w:val="center"/>
               <w:rPr>
                 <w:b/>
-                <w:sz w:val="46"/>
-                <w:szCs w:val="46"/>
+                <w:sz w:val="38"/>
+                <w:szCs w:val="38"/>
               </w:rPr>
             </w:pPr>
           </w:p>
         </w:tc>
       </w:tr>
-      <w:tr ns2:paraId="2F1CFFE0" ns2:textId="77777777">
+      <w:tr>
         <w:trPr>
           <w:trHeight w:val="381"/>
         </w:trPr>
@@ -2365,22 +2469,31 @@
           <w:tcPr>
             <w:tcW w:w="2422" w:type="pct"/>
           </w:tcPr>
-          <w:p ns2:paraId="50C20209" ns2:textId="36CF5FFF">
-            <w:pPr>
-              <w:jc w:val="center"/>
-              <w:rPr>
-                <w:b/>
-                <w:sz w:val="26"/>
-                <w:szCs w:val="26"/>
-              </w:rPr>
-            </w:pPr>
+          <w:p>
+            <w:pPr>
+              <w:jc w:val="center"/>
+              <w:rPr>
+                <w:b/>
+                <w:sz w:val="26"/>
+                <w:szCs w:val="26"/>
+              </w:rPr>
+            </w:pPr>
+            <w:r>
+              <w:rPr>
+                <w:b/>
+                <w:color w:val="FF0000"/>
+                <w:sz w:val="26"/>
+                <w:szCs w:val="26"/>
+              </w:rPr>
+              <w:t>______________</w:t>
+            </w:r>
           </w:p>
         </w:tc>
         <w:tc>
           <w:tcPr>
             <w:tcW w:w="2578" w:type="pct"/>
           </w:tcPr>
-          <w:p ns2:paraId="3DD4FDE5" ns2:textId="3B4FD8AF">
+          <w:p>
             <w:pPr>
               <w:spacing w:before="20" w:after="20" w:line="264" w:lineRule="auto"/>
               <w:jc w:val="center"/>
@@ -2398,22 +2511,13 @@
                 <w:sz w:val="26"/>
                 <w:szCs w:val="26"/>
               </w:rPr>
-              <w:t>______</w:t>
-            </w:r>
-            <w:r>
-              <w:rPr>
-                <w:b/>
-                <w:color w:val="FF0000"/>
-                <w:sz w:val="26"/>
-                <w:szCs w:val="26"/>
-              </w:rPr>
-              <w:t>_______</w:t>
+              <w:t>Lê Đình Thanh Sơn</w:t>
             </w:r>
           </w:p>
         </w:tc>
       </w:tr>
     </w:tbl>
-    <w:p ns2:paraId="55B1336C" ns2:textId="77777777">
+    <w:p>
       <w:pPr>
         <w:spacing w:after="200" w:line="276" w:lineRule="auto"/>
         <w:rPr>
@@ -2429,7 +2533,7 @@
         <w:br w:type="page"/>
       </w:r>
     </w:p>
-    <w:p ns2:paraId="6CCDEE28" ns2:textId="77777777">
+    <w:p>
       <w:pPr>
         <w:rPr>
           <w:sz w:val="26"/>
@@ -2443,7 +2547,7 @@
         </w:sectPr>
       </w:pPr>
     </w:p>
-    <w:p ns2:paraId="69F74A1D" ns2:textId="333E9DAC">
+    <w:p>
       <w:pPr>
         <w:tabs>
           <w:tab w:val="center" w:pos="7569"/>
@@ -2468,7 +2572,7 @@
         <w:t>BẢNG TỔNG HỢP DỰ TOÁN</w:t>
       </w:r>
     </w:p>
-    <w:p ns2:paraId="6E9F09C3" ns2:textId="07F82D98">
+    <w:p>
       <w:pPr>
         <w:tabs>
           <w:tab w:val="center" w:pos="7569"/>
@@ -2492,7 +2596,7 @@
           <w:szCs w:val="26"/>
           <w:lang w:val="nl-NL"/>
         </w:rPr>
-        <w:t xml:space="preserve">Dự toán mua sắm: {{TEN_GOI_THAU}}</w:t>
+        <w:t xml:space="preserve">Dự toán mua sắm: </w:t>
       </w:r>
       <w:r>
         <w:rPr>
@@ -2503,10 +2607,10 @@
           <w:szCs w:val="26"/>
           <w:lang w:val="es-ES"/>
         </w:rPr>
-        <w:t/>
+        <w:t>___________________</w:t>
       </w:r>
     </w:p>
-    <w:p ns2:paraId="648B4F3F" ns2:textId="4BAD47E2">
+    <w:p>
       <w:pPr>
         <w:tabs>
           <w:tab w:val="center" w:pos="7569"/>
@@ -2609,7 +2713,7 @@
           <w:sz w:val="26"/>
           <w:szCs w:val="26"/>
         </w:rPr>
-        <w:t xml:space="preserve"> của </w:t>
+        <w:t xml:space="preserve"> của Phòng </w:t>
       </w:r>
       <w:r>
         <w:rPr>
@@ -2619,7 +2723,7 @@
           <w:sz w:val="26"/>
           <w:szCs w:val="26"/>
         </w:rPr>
-        <w:t>p</w:t>
+        <w:t>____________</w:t>
       </w:r>
       <w:r>
         <w:rPr>
@@ -2629,30 +2733,10 @@
           <w:sz w:val="26"/>
           <w:szCs w:val="26"/>
         </w:rPr>
-        <w:t xml:space="preserve">hòng </w:t>
-      </w:r>
-      <w:r>
-        <w:rPr>
-          <w:i/>
-          <w:iCs/>
-          <w:color w:val="FF0000"/>
-          <w:sz w:val="26"/>
-          <w:szCs w:val="26"/>
-        </w:rPr>
-        <w:t>____________</w:t>
-      </w:r>
-      <w:r>
-        <w:rPr>
-          <w:i/>
-          <w:iCs/>
-          <w:color w:val="FF0000"/>
-          <w:sz w:val="26"/>
-          <w:szCs w:val="26"/>
-        </w:rPr>
         <w:t>)</w:t>
       </w:r>
     </w:p>
-    <w:p ns2:paraId="300116EA" ns2:textId="77777777">
+    <w:p>
       <w:pPr>
         <w:tabs>
           <w:tab w:val="center" w:pos="7569"/>
@@ -2667,7 +2751,7 @@
         </w:rPr>
       </w:pPr>
     </w:p>
-    <w:p ns2:paraId="30432374" ns2:textId="64BE8EDD">
+    <w:p>
       <w:pPr>
         <w:jc w:val="right"/>
         <w:rPr>
@@ -2695,7 +2779,7 @@
         <w:gridCol w:w="2695"/>
         <w:gridCol w:w="2692"/>
       </w:tblGrid>
-      <w:tr ns2:paraId="73B57DDB" ns2:textId="77777777">
+      <w:tr>
         <w:trPr>
           <w:trHeight w:val="1279"/>
         </w:trPr>
@@ -2712,7 +2796,7 @@
             <w:vAlign w:val="center"/>
             <w:hideMark/>
           </w:tcPr>
-          <w:p ns2:paraId="5C62A572" ns2:textId="77777777">
+          <w:p>
             <w:pPr>
               <w:spacing w:before="20" w:after="20" w:line="264" w:lineRule="auto"/>
               <w:ind w:hanging="2"/>
@@ -2759,7 +2843,7 @@
             <w:vAlign w:val="center"/>
             <w:hideMark/>
           </w:tcPr>
-          <w:p ns2:paraId="4F71E80C" ns2:textId="77777777">
+          <w:p>
             <w:pPr>
               <w:spacing w:before="20" w:after="20" w:line="264" w:lineRule="auto"/>
               <w:ind w:hanging="2"/>
@@ -2780,7 +2864,37 @@
                 <w:sz w:val="24"/>
                 <w:szCs w:val="24"/>
               </w:rPr>
-              <w:t>Danh sách dịch vụ</w:t>
+              <w:t xml:space="preserve">Danh sách </w:t>
+            </w:r>
+            <w:r>
+              <w:rPr>
+                <w:b/>
+                <w:bCs/>
+                <w:color w:val="FF0000"/>
+                <w:sz w:val="24"/>
+                <w:szCs w:val="24"/>
+              </w:rPr>
+              <w:t>hàng hoá</w:t>
+            </w:r>
+            <w:r>
+              <w:rPr>
+                <w:b/>
+                <w:bCs/>
+                <w:color w:val="FF0000"/>
+                <w:sz w:val="24"/>
+                <w:szCs w:val="24"/>
+              </w:rPr>
+              <w:t xml:space="preserve"> </w:t>
+            </w:r>
+            <w:r>
+              <w:rPr>
+                <w:b/>
+                <w:color w:val="FF0000"/>
+                <w:sz w:val="24"/>
+                <w:szCs w:val="24"/>
+                <w:highlight w:val="yellow"/>
+              </w:rPr>
+              <w:t>[hoặc dịch vụ]</w:t>
             </w:r>
           </w:p>
         </w:tc>
@@ -2796,7 +2910,7 @@
             <w:shd w:val="clear" w:color="auto" w:fill="FFFFFF"/>
             <w:vAlign w:val="center"/>
           </w:tcPr>
-          <w:p ns2:paraId="5FDFE1D5" ns2:textId="7CF62587">
+          <w:p>
             <w:pPr>
               <w:spacing w:before="20" w:after="20" w:line="264" w:lineRule="auto"/>
               <w:ind w:hanging="2"/>
@@ -2817,7 +2931,67 @@
                 <w:sz w:val="24"/>
                 <w:szCs w:val="24"/>
               </w:rPr>
-              <w:t>Mô tả tính năng của dịch vụ</w:t>
+              <w:t xml:space="preserve">Mô tả </w:t>
+            </w:r>
+            <w:r>
+              <w:rPr>
+                <w:b/>
+                <w:bCs/>
+                <w:color w:val="000000"/>
+                <w:sz w:val="24"/>
+                <w:szCs w:val="24"/>
+              </w:rPr>
+              <w:t>cấu hình kỹ thuật</w:t>
+            </w:r>
+            <w:r>
+              <w:rPr>
+                <w:b/>
+                <w:bCs/>
+                <w:color w:val="000000"/>
+                <w:sz w:val="24"/>
+                <w:szCs w:val="24"/>
+              </w:rPr>
+              <w:t>, tính năng</w:t>
+            </w:r>
+            <w:r>
+              <w:rPr>
+                <w:b/>
+                <w:bCs/>
+                <w:color w:val="000000"/>
+                <w:sz w:val="24"/>
+                <w:szCs w:val="24"/>
+              </w:rPr>
+              <w:t xml:space="preserve"> của </w:t>
+            </w:r>
+            <w:r>
+              <w:rPr>
+                <w:b/>
+                <w:bCs/>
+                <w:color w:val="FF0000"/>
+                <w:sz w:val="24"/>
+                <w:szCs w:val="24"/>
+              </w:rPr>
+              <w:t>hàng hoá</w:t>
+            </w:r>
+            <w:r>
+              <w:rPr>
+                <w:b/>
+                <w:bCs/>
+                <w:color w:val="FF0000"/>
+                <w:sz w:val="24"/>
+                <w:szCs w:val="24"/>
+              </w:rPr>
+              <w:t xml:space="preserve"> </w:t>
+            </w:r>
+            <w:r>
+              <w:rPr>
+                <w:b/>
+                <w:color w:val="FF0000"/>
+                <w:sz w:val="24"/>
+                <w:szCs w:val="24"/>
+                <w:highlight w:val="yellow"/>
+              </w:rPr>
+              <w:t>[hoặc dịch vụ]</w:t>
             </w:r>
           </w:p>
         </w:tc>
@@ -2833,7 +3007,7 @@
             <w:shd w:val="clear" w:color="auto" w:fill="FFFFFF"/>
             <w:vAlign w:val="center"/>
           </w:tcPr>
-          <w:p ns2:paraId="2AE7A18A" ns2:textId="77777777">
+          <w:p>
             <w:pPr>
               <w:spacing w:before="20" w:after="20" w:line="264" w:lineRule="auto"/>
               <w:ind w:hanging="2"/>
@@ -2870,7 +3044,7 @@
             <w:shd w:val="clear" w:color="auto" w:fill="FFFFFF"/>
             <w:vAlign w:val="center"/>
           </w:tcPr>
-          <w:p ns2:paraId="132CF9F6" ns2:textId="77777777">
+          <w:p>
             <w:pPr>
               <w:spacing w:before="20" w:after="20" w:line="264" w:lineRule="auto"/>
               <w:ind w:hanging="2"/>
@@ -2908,7 +3082,7 @@
             <w:vAlign w:val="center"/>
             <w:hideMark/>
           </w:tcPr>
-          <w:p ns2:paraId="3F7E0924" ns2:textId="77777777">
+          <w:p>
             <w:pPr>
               <w:spacing w:before="20" w:after="20" w:line="264" w:lineRule="auto"/>
               <w:ind w:hanging="2"/>
@@ -2932,7 +3106,7 @@
               <w:t xml:space="preserve">Đơn giá </w:t>
             </w:r>
           </w:p>
-          <w:p ns2:paraId="61317B73" ns2:textId="77777777">
+          <w:p>
             <w:pPr>
               <w:spacing w:before="20" w:after="20" w:line="264" w:lineRule="auto"/>
               <w:ind w:hanging="2"/>
@@ -2970,7 +3144,7 @@
             <w:vAlign w:val="center"/>
             <w:hideMark/>
           </w:tcPr>
-          <w:p ns2:paraId="4259CEA8" ns2:textId="77777777">
+          <w:p>
             <w:pPr>
               <w:spacing w:before="20" w:after="20" w:line="264" w:lineRule="auto"/>
               <w:ind w:hanging="2"/>
@@ -2994,7 +3168,7 @@
               <w:t xml:space="preserve">Thành tiền </w:t>
             </w:r>
           </w:p>
-          <w:p ns2:paraId="0A59E1BF" ns2:textId="77777777">
+          <w:p>
             <w:pPr>
               <w:spacing w:before="20" w:after="20" w:line="264" w:lineRule="auto"/>
               <w:ind w:hanging="2"/>
@@ -3018,7 +3192,7 @@
               <w:t xml:space="preserve">(Đã bao gồm thuế VAT) </w:t>
             </w:r>
           </w:p>
-          <w:p ns2:paraId="35360047" ns2:textId="77777777">
+          <w:p>
             <w:pPr>
               <w:spacing w:before="20" w:after="20" w:line="264" w:lineRule="auto"/>
               <w:ind w:hanging="2"/>
@@ -3044,7 +3218,7 @@
           </w:p>
         </w:tc>
       </w:tr>
-      <w:tr ns2:paraId="64ACE8DA" ns2:textId="77777777">
+      <w:tr>
         <w:trPr>
           <w:trHeight w:val="785"/>
         </w:trPr>
@@ -3062,7 +3236,7 @@
             <w:vAlign w:val="center"/>
             <w:hideMark/>
           </w:tcPr>
-          <w:p ns2:paraId="14AA2123" ns2:textId="77777777">
+          <w:p>
             <w:pPr>
               <w:spacing w:before="20" w:after="20" w:line="264" w:lineRule="auto"/>
               <w:ind w:hanging="2"/>
@@ -3095,7 +3269,7 @@
             <w:shd w:val="clear" w:color="auto" w:fill="FFFFFF"/>
             <w:vAlign w:val="center"/>
           </w:tcPr>
-          <w:p ns2:paraId="5DC608D1" ns2:textId="4060A019">
+          <w:p>
             <w:pPr>
               <w:spacing w:before="20" w:after="20" w:line="264" w:lineRule="auto"/>
               <w:ind w:hanging="2"/>
@@ -3111,7 +3285,7 @@
                 <w:sz w:val="24"/>
                 <w:szCs w:val="24"/>
               </w:rPr>
-              <w:t>____________</w:t>
+              <w:t>___________</w:t>
             </w:r>
           </w:p>
         </w:tc>
@@ -3125,8 +3299,9 @@
               <w:right w:val="single" w:sz="4" w:space="0" w:color="auto"/>
             </w:tcBorders>
             <w:shd w:val="clear" w:color="auto" w:fill="FFFFFF"/>
-          </w:tcPr>
-          <w:p ns2:paraId="114D103F" ns2:textId="77777777">
+            <w:vAlign w:val="center"/>
+          </w:tcPr>
+          <w:p>
             <w:pPr>
               <w:spacing w:before="20" w:after="20" w:line="264" w:lineRule="auto"/>
               <w:ind w:hanging="2"/>
@@ -3152,7 +3327,7 @@
             <w:noWrap/>
             <w:vAlign w:val="center"/>
           </w:tcPr>
-          <w:p ns2:paraId="5474FDF4" ns2:textId="77777777">
+          <w:p>
             <w:pPr>
               <w:spacing w:before="20" w:after="20" w:line="264" w:lineRule="auto"/>
               <w:ind w:hanging="2"/>
@@ -3177,7 +3352,7 @@
             <w:shd w:val="clear" w:color="auto" w:fill="FFFFFF"/>
             <w:vAlign w:val="center"/>
           </w:tcPr>
-          <w:p ns2:paraId="273F54E8" ns2:textId="77777777">
+          <w:p>
             <w:pPr>
               <w:spacing w:before="20" w:after="20" w:line="264" w:lineRule="auto"/>
               <w:ind w:hanging="2"/>
@@ -3202,7 +3377,7 @@
             <w:shd w:val="clear" w:color="auto" w:fill="FFFFFF"/>
             <w:vAlign w:val="center"/>
           </w:tcPr>
-          <w:p ns2:paraId="43A904E6" ns2:textId="77777777">
+          <w:p>
             <w:pPr>
               <w:spacing w:before="20" w:after="20" w:line="264" w:lineRule="auto"/>
               <w:ind w:hanging="2"/>
@@ -3228,7 +3403,7 @@
             <w:noWrap/>
             <w:vAlign w:val="center"/>
           </w:tcPr>
-          <w:p ns2:paraId="462DC35F" ns2:textId="77777777">
+          <w:p>
             <w:pPr>
               <w:spacing w:before="20" w:after="20" w:line="264" w:lineRule="auto"/>
               <w:ind w:hanging="2"/>
@@ -3242,7 +3417,7 @@
           </w:p>
         </w:tc>
       </w:tr>
-      <w:tr ns2:paraId="5EE06E5B" ns2:textId="77777777">
+      <w:tr>
         <w:trPr>
           <w:trHeight w:val="727"/>
         </w:trPr>
@@ -3259,7 +3434,7 @@
             <w:noWrap/>
             <w:vAlign w:val="center"/>
           </w:tcPr>
-          <w:p ns2:paraId="586DEF20" ns2:textId="77777777">
+          <w:p>
             <w:pPr>
               <w:spacing w:before="20" w:after="20" w:line="264" w:lineRule="auto"/>
               <w:ind w:hanging="2"/>
@@ -3292,7 +3467,7 @@
             <w:shd w:val="clear" w:color="auto" w:fill="FFFFFF"/>
             <w:vAlign w:val="center"/>
           </w:tcPr>
-          <w:p ns2:paraId="0C7B891A" ns2:textId="5A158BF6">
+          <w:p>
             <w:pPr>
               <w:spacing w:before="20" w:after="20" w:line="264" w:lineRule="auto"/>
               <w:ind w:hanging="2"/>
@@ -3308,7 +3483,7 @@
                 <w:sz w:val="24"/>
                 <w:szCs w:val="24"/>
               </w:rPr>
-              <w:t>____________</w:t>
+              <w:t>___________</w:t>
             </w:r>
           </w:p>
         </w:tc>
@@ -3322,8 +3497,9 @@
               <w:right w:val="single" w:sz="4" w:space="0" w:color="auto"/>
             </w:tcBorders>
             <w:shd w:val="clear" w:color="auto" w:fill="FFFFFF"/>
-          </w:tcPr>
-          <w:p ns2:paraId="7A476230" ns2:textId="77777777">
+            <w:vAlign w:val="center"/>
+          </w:tcPr>
+          <w:p>
             <w:pPr>
               <w:spacing w:before="20" w:after="20" w:line="264" w:lineRule="auto"/>
               <w:ind w:hanging="2"/>
@@ -3349,7 +3525,7 @@
             <w:noWrap/>
             <w:vAlign w:val="center"/>
           </w:tcPr>
-          <w:p ns2:paraId="1F8ED109" ns2:textId="77777777">
+          <w:p>
             <w:pPr>
               <w:spacing w:before="20" w:after="20" w:line="264" w:lineRule="auto"/>
               <w:ind w:hanging="2"/>
@@ -3374,7 +3550,7 @@
             <w:shd w:val="clear" w:color="auto" w:fill="FFFFFF"/>
             <w:vAlign w:val="center"/>
           </w:tcPr>
-          <w:p ns2:paraId="44F61B03" ns2:textId="77777777">
+          <w:p>
             <w:pPr>
               <w:spacing w:before="20" w:after="20" w:line="264" w:lineRule="auto"/>
               <w:ind w:hanging="2"/>
@@ -3399,7 +3575,7 @@
             <w:shd w:val="clear" w:color="auto" w:fill="FFFFFF"/>
             <w:vAlign w:val="center"/>
           </w:tcPr>
-          <w:p ns2:paraId="30772CA4" ns2:textId="77777777">
+          <w:p>
             <w:pPr>
               <w:spacing w:before="20" w:after="20" w:line="264" w:lineRule="auto"/>
               <w:ind w:hanging="2"/>
@@ -3425,7 +3601,7 @@
             <w:noWrap/>
             <w:vAlign w:val="center"/>
           </w:tcPr>
-          <w:p ns2:paraId="66F84E4B" ns2:textId="77777777">
+          <w:p>
             <w:pPr>
               <w:spacing w:before="20" w:after="20" w:line="264" w:lineRule="auto"/>
               <w:ind w:hanging="2"/>
@@ -3439,7 +3615,7 @@
           </w:p>
         </w:tc>
       </w:tr>
-      <w:tr ns2:paraId="2A0B31D3" ns2:textId="77777777">
+      <w:tr>
         <w:trPr>
           <w:trHeight w:val="665"/>
         </w:trPr>
@@ -3456,7 +3632,7 @@
             <w:noWrap/>
             <w:vAlign w:val="center"/>
           </w:tcPr>
-          <w:p ns2:paraId="62F69477" ns2:textId="77777777">
+          <w:p>
             <w:pPr>
               <w:spacing w:before="20" w:after="20" w:line="264" w:lineRule="auto"/>
               <w:ind w:hanging="2"/>
@@ -3481,7 +3657,7 @@
             <w:shd w:val="clear" w:color="auto" w:fill="FFFFFF"/>
             <w:vAlign w:val="center"/>
           </w:tcPr>
-          <w:p ns2:paraId="28AA794A" ns2:textId="77777777">
+          <w:p>
             <w:pPr>
               <w:spacing w:before="20" w:after="20" w:line="264" w:lineRule="auto"/>
               <w:ind w:hanging="2"/>
@@ -3504,8 +3680,9 @@
               <w:right w:val="single" w:sz="4" w:space="0" w:color="auto"/>
             </w:tcBorders>
             <w:shd w:val="clear" w:color="auto" w:fill="FFFFFF"/>
-          </w:tcPr>
-          <w:p ns2:paraId="2EFBE07A" ns2:textId="77777777">
+            <w:vAlign w:val="center"/>
+          </w:tcPr>
+          <w:p>
             <w:pPr>
               <w:spacing w:before="20" w:after="20" w:line="264" w:lineRule="auto"/>
               <w:ind w:hanging="2"/>
@@ -3531,7 +3708,7 @@
             <w:noWrap/>
             <w:vAlign w:val="center"/>
           </w:tcPr>
-          <w:p ns2:paraId="0FDF84EF" ns2:textId="77777777">
+          <w:p>
             <w:pPr>
               <w:spacing w:before="20" w:after="20" w:line="264" w:lineRule="auto"/>
               <w:ind w:hanging="2"/>
@@ -3556,7 +3733,7 @@
             <w:shd w:val="clear" w:color="auto" w:fill="FFFFFF"/>
             <w:vAlign w:val="center"/>
           </w:tcPr>
-          <w:p ns2:paraId="0CFB8BC9" ns2:textId="77777777">
+          <w:p>
             <w:pPr>
               <w:spacing w:before="20" w:after="20" w:line="264" w:lineRule="auto"/>
               <w:ind w:hanging="2"/>
@@ -3581,7 +3758,7 @@
             <w:shd w:val="clear" w:color="auto" w:fill="FFFFFF"/>
             <w:vAlign w:val="center"/>
           </w:tcPr>
-          <w:p ns2:paraId="292E5206" ns2:textId="77777777">
+          <w:p>
             <w:pPr>
               <w:spacing w:before="20" w:after="20" w:line="264" w:lineRule="auto"/>
               <w:ind w:hanging="2"/>
@@ -3607,7 +3784,7 @@
             <w:noWrap/>
             <w:vAlign w:val="center"/>
           </w:tcPr>
-          <w:p ns2:paraId="710D65E7" ns2:textId="77777777">
+          <w:p>
             <w:pPr>
               <w:spacing w:before="20" w:after="20" w:line="264" w:lineRule="auto"/>
               <w:ind w:hanging="2"/>
@@ -3621,9 +3798,9 @@
           </w:p>
         </w:tc>
       </w:tr>
-      <w:tr ns2:paraId="1FA65D17" ns2:textId="77777777">
+      <w:tr>
         <w:trPr>
-          <w:trHeight w:val="597"/>
+          <w:trHeight w:val="611"/>
         </w:trPr>
         <w:tc>
           <w:tcPr>
@@ -3638,7 +3815,7 @@
             <w:noWrap/>
             <w:vAlign w:val="center"/>
           </w:tcPr>
-          <w:p ns2:paraId="78023272" ns2:textId="77777777">
+          <w:p>
             <w:pPr>
               <w:spacing w:before="20" w:after="20" w:line="264" w:lineRule="auto"/>
               <w:ind w:hanging="2"/>
@@ -3664,7 +3841,7 @@
             <w:shd w:val="clear" w:color="auto" w:fill="FFFFFF"/>
             <w:vAlign w:val="center"/>
           </w:tcPr>
-          <w:p ns2:paraId="3AC31A4C" ns2:textId="446A68EA">
+          <w:p>
             <w:pPr>
               <w:spacing w:before="20" w:after="20" w:line="264" w:lineRule="auto"/>
               <w:ind w:hanging="2"/>
@@ -3702,7 +3879,7 @@
             <w:noWrap/>
             <w:vAlign w:val="center"/>
           </w:tcPr>
-          <w:p ns2:paraId="69D4B165" ns2:textId="152929F9">
+          <w:p>
             <w:pPr>
               <w:spacing w:before="20" w:after="20" w:line="264" w:lineRule="auto"/>
               <w:ind w:hanging="2"/>
@@ -3724,7 +3901,7 @@
           </w:p>
         </w:tc>
       </w:tr>
-      <w:tr ns2:paraId="12887C31" ns2:textId="77777777">
+      <w:tr>
         <w:trPr>
           <w:trHeight w:val="563"/>
         </w:trPr>
@@ -3742,7 +3919,7 @@
             <w:noWrap/>
             <w:vAlign w:val="center"/>
           </w:tcPr>
-          <w:p ns2:paraId="7EF8314E" ns2:textId="79AC1BFB">
+          <w:p>
             <w:pPr>
               <w:spacing w:before="20" w:after="20" w:line="264" w:lineRule="auto"/>
               <w:ind w:hanging="2"/>
@@ -3770,7 +3947,7 @@
       </w:tr>
       <w:bookmarkEnd w:id="0"/>
     </w:tbl>
-    <w:p ns2:paraId="735EF27C" ns2:textId="013882CD">
+    <w:p>
       <w:pPr>
         <w:spacing w:after="200" w:line="276" w:lineRule="auto"/>
         <w:jc w:val="center"/>
@@ -3793,8 +3970,8 @@
 </w:document>
 </file>
 
-<file path=./word/endnotes.xml><?xml version="1.0" encoding="utf-8"?>
-<w:endnotes xmlns:wpc="http://schemas.microsoft.com/office/word/2010/wordprocessingCanvas" xmlns:cx="http://schemas.microsoft.com/office/drawing/2014/chartex" xmlns:cx1="http://schemas.microsoft.com/office/drawing/2015/9/8/chartex" xmlns:cx2="http://schemas.microsoft.com/office/drawing/2015/10/21/chartex" xmlns:cx3="http://schemas.microsoft.com/office/drawing/2016/5/9/chartex" xmlns:cx4="http://schemas.microsoft.com/office/drawing/2016/5/10/chartex" xmlns:cx5="http://schemas.microsoft.com/office/drawing/2016/5/11/chartex" xmlns:cx6="http://schemas.microsoft.com/office/drawing/2016/5/12/chartex" xmlns:cx7="http://schemas.microsoft.com/office/drawing/2016/5/13/chartex" xmlns:cx8="http://schemas.microsoft.com/office/drawing/2016/5/14/chartex" xmlns:mc="http://schemas.openxmlformats.org/markup-compatibility/2006" xmlns:aink="http://schemas.microsoft.com/office/drawing/2016/ink" xmlns:am3d="http://schemas.microsoft.com/office/drawing/2017/model3d" xmlns:o="urn:schemas-microsoft-com:office:office" xmlns:oel="http://schemas.microsoft.com/office/2019/extlst" xmlns:r="http://schemas.openxmlformats.org/officeDocument/2006/relationships" xmlns:m="http://schemas.openxmlformats.org/officeDocument/2006/math" xmlns:v="urn:schemas-microsoft-com:vml" xmlns:wp14="http://schemas.microsoft.com/office/word/2010/wordprocessingDrawing" xmlns:wp="http://schemas.openxmlformats.org/drawingml/2006/wordprocessingDrawing" xmlns:w10="urn:schemas-microsoft-com:office:word" xmlns:w="http://schemas.openxmlformats.org/wordprocessingml/2006/main" xmlns:w14="http://schemas.microsoft.com/office/word/2010/wordml" xmlns:w15="http://schemas.microsoft.com/office/word/2012/wordml" xmlns:w16cex="http://schemas.microsoft.com/office/word/2018/wordml/cex" xmlns:w16="http://schemas.microsoft.com/office/word/2018/wordml" xmlns:w16du="http://schemas.microsoft.com/office/word/2023/wordml/word16du" xmlns:w16sdtdh="http://schemas.microsoft.com/office/word/2020/wordml/sdtdatahash" xmlns:w16se="http://schemas.microsoft.com/office/word/2015/wordml/symex" xmlns:wpg="http://schemas.microsoft.com/office/word/2010/wordprocessingGroup" xmlns:wpi="http://schemas.microsoft.com/office/word/2010/wordprocessingInk" xmlns:wne="http://schemas.microsoft.com/office/word/2006/wordml" xmlns:wps="http://schemas.microsoft.com/office/word/2010/wordprocessingShape">
+<file path=word/endnotes.xml><?xml version="1.0" encoding="utf-8"?>
+<w:endnotes xmlns:wpc="http://schemas.microsoft.com/office/word/2010/wordprocessingCanvas" xmlns:cx="http://schemas.microsoft.com/office/drawing/2014/chartex" xmlns:cx1="http://schemas.microsoft.com/office/drawing/2015/9/8/chartex" xmlns:cx2="http://schemas.microsoft.com/office/drawing/2015/10/21/chartex" xmlns:cx3="http://schemas.microsoft.com/office/drawing/2016/5/9/chartex" xmlns:cx4="http://schemas.microsoft.com/office/drawing/2016/5/10/chartex" xmlns:cx5="http://schemas.microsoft.com/office/drawing/2016/5/11/chartex" xmlns:cx6="http://schemas.microsoft.com/office/drawing/2016/5/12/chartex" xmlns:cx7="http://schemas.microsoft.com/office/drawing/2016/5/13/chartex" xmlns:cx8="http://schemas.microsoft.com/office/drawing/2016/5/14/chartex" xmlns:mc="http://schemas.openxmlformats.org/markup-compatibility/2006" xmlns:aink="http://schemas.microsoft.com/office/drawing/2016/ink" xmlns:am3d="http://schemas.microsoft.com/office/drawing/2017/model3d" xmlns:o="urn:schemas-microsoft-com:office:office" xmlns:oel="http://schemas.microsoft.com/office/2019/extlst" xmlns:r="http://schemas.openxmlformats.org/officeDocument/2006/relationships" xmlns:m="http://schemas.openxmlformats.org/officeDocument/2006/math" xmlns:v="urn:schemas-microsoft-com:vml" xmlns:wp14="http://schemas.microsoft.com/office/word/2010/wordprocessingDrawing" xmlns:wp="http://schemas.openxmlformats.org/drawingml/2006/wordprocessingDrawing" xmlns:w10="urn:schemas-microsoft-com:office:word" xmlns:w="http://schemas.openxmlformats.org/wordprocessingml/2006/main" xmlns:w14="http://schemas.microsoft.com/office/word/2010/wordml" xmlns:w15="http://schemas.microsoft.com/office/word/2012/wordml" xmlns:w16cex="http://schemas.microsoft.com/office/word/2018/wordml/cex" xmlns:w16cid="http://schemas.microsoft.com/office/word/2016/wordml/cid" xmlns:w16="http://schemas.microsoft.com/office/word/2018/wordml" xmlns:w16du="http://schemas.microsoft.com/office/word/2023/wordml/word16du" xmlns:w16sdtdh="http://schemas.microsoft.com/office/word/2020/wordml/sdtdatahash" xmlns:w16se="http://schemas.microsoft.com/office/word/2015/wordml/symex" xmlns:wpg="http://schemas.microsoft.com/office/word/2010/wordprocessingGroup" xmlns:wpi="http://schemas.microsoft.com/office/word/2010/wordprocessingInk" xmlns:wne="http://schemas.microsoft.com/office/word/2006/wordml" xmlns:wps="http://schemas.microsoft.com/office/word/2010/wordprocessingShape">
   <w:endnote w:type="separator" w:id="-1">
     <w:p>
       <w:r>
@@ -3812,49 +3989,8 @@
 </w:endnotes>
 </file>
 
-<file path=./word/fontTable.xml><?xml version="1.0" encoding="utf-8"?>
-<w:fonts xmlns:mc="http://schemas.openxmlformats.org/markup-compatibility/2006" xmlns:r="http://schemas.openxmlformats.org/officeDocument/2006/relationships" xmlns:w="http://schemas.openxmlformats.org/wordprocessingml/2006/main" xmlns:w14="http://schemas.microsoft.com/office/word/2010/wordml" xmlns:w15="http://schemas.microsoft.com/office/word/2012/wordml" xmlns:w16cex="http://schemas.microsoft.com/office/word/2018/wordml/cex" xmlns:w16="http://schemas.microsoft.com/office/word/2018/wordml" xmlns:w16du="http://schemas.microsoft.com/office/word/2023/wordml/word16du" xmlns:w16sdtdh="http://schemas.microsoft.com/office/word/2020/wordml/sdtdatahash" xmlns:w16se="http://schemas.microsoft.com/office/word/2015/wordml/symex">
-  <w:font w:name="Symbol">
-    <w:panose1 w:val="05050102010706020507"/>
-    <w:family w:val="roman"/>
-    <w:pitch w:val="variable"/>
-    <w:sig w:usb0="00000000" w:usb1="10000000" w:usb2="00000000" w:usb3="00000000" w:csb0="80000000" w:csb1="00000000"/>
-  </w:font>
-  <w:font w:name="Times New Roman">
-    <w:panose1 w:val="02020603050405020304"/>
-    <w:family w:val="roman"/>
-    <w:pitch w:val="variable"/>
-    <w:sig w:usb0="E0002EFF" w:usb1="C000785B" w:usb2="00000009" w:usb3="00000000" w:csb0="000001FF" w:csb1="00000000"/>
-  </w:font>
-  <w:font w:name="Courier New">
-    <w:panose1 w:val="02070309020205020404"/>
-    <w:family w:val="modern"/>
-    <w:pitch w:val="fixed"/>
-    <w:sig w:usb0="E0002EFF" w:usb1="C0007843" w:usb2="00000009" w:usb3="00000000" w:csb0="000001FF" w:csb1="00000000"/>
-  </w:font>
-  <w:font w:name="Wingdings">
-    <w:panose1 w:val="05000000000000000000"/>
-    <w:family w:val="auto"/>
-    <w:pitch w:val="variable"/>
-    <w:sig w:usb0="00000000" w:usb1="10000000" w:usb2="00000000" w:usb3="00000000" w:csb0="80000000" w:csb1="00000000"/>
-  </w:font>
-  <w:font w:name="Calibri">
-    <w:panose1 w:val="020F0502020204030204"/>
-    <w:family w:val="swiss"/>
-    <w:pitch w:val="variable"/>
-    <w:sig w:usb0="E4002EFF" w:usb1="C000247B" w:usb2="00000009" w:usb3="00000000" w:csb0="000001FF" w:csb1="00000000"/>
-  </w:font>
-  <w:font w:name="Cambria">
-    <w:panose1 w:val="02040503050406030204"/>
-    <w:family w:val="roman"/>
-    <w:pitch w:val="variable"/>
-    <w:sig w:usb0="E00006FF" w:usb1="420024FF" w:usb2="02000000" w:usb3="00000000" w:csb0="0000019F" w:csb1="00000000"/>
-  </w:font>
-</w:fonts>
-</file>
-
-<file path=./word/footnotes.xml><?xml version="1.0" encoding="utf-8"?>
-<w:footnotes xmlns:wpc="http://schemas.microsoft.com/office/word/2010/wordprocessingCanvas" xmlns:cx="http://schemas.microsoft.com/office/drawing/2014/chartex" xmlns:cx1="http://schemas.microsoft.com/office/drawing/2015/9/8/chartex" xmlns:cx2="http://schemas.microsoft.com/office/drawing/2015/10/21/chartex" xmlns:cx3="http://schemas.microsoft.com/office/drawing/2016/5/9/chartex" xmlns:cx4="http://schemas.microsoft.com/office/drawing/2016/5/10/chartex" xmlns:cx5="http://schemas.microsoft.com/office/drawing/2016/5/11/chartex" xmlns:cx6="http://schemas.microsoft.com/office/drawing/2016/5/12/chartex" xmlns:cx7="http://schemas.microsoft.com/office/drawing/2016/5/13/chartex" xmlns:cx8="http://schemas.microsoft.com/office/drawing/2016/5/14/chartex" xmlns:mc="http://schemas.openxmlformats.org/markup-compatibility/2006" xmlns:aink="http://schemas.microsoft.com/office/drawing/2016/ink" xmlns:am3d="http://schemas.microsoft.com/office/drawing/2017/model3d" xmlns:o="urn:schemas-microsoft-com:office:office" xmlns:oel="http://schemas.microsoft.com/office/2019/extlst" xmlns:r="http://schemas.openxmlformats.org/officeDocument/2006/relationships" xmlns:m="http://schemas.openxmlformats.org/officeDocument/2006/math" xmlns:v="urn:schemas-microsoft-com:vml" xmlns:wp14="http://schemas.microsoft.com/office/word/2010/wordprocessingDrawing" xmlns:wp="http://schemas.openxmlformats.org/drawingml/2006/wordprocessingDrawing" xmlns:w10="urn:schemas-microsoft-com:office:word" xmlns:w="http://schemas.openxmlformats.org/wordprocessingml/2006/main" xmlns:w14="http://schemas.microsoft.com/office/word/2010/wordml" xmlns:w15="http://schemas.microsoft.com/office/word/2012/wordml" xmlns:w16cex="http://schemas.microsoft.com/office/word/2018/wordml/cex" xmlns:w16="http://schemas.microsoft.com/office/word/2018/wordml" xmlns:w16du="http://schemas.microsoft.com/office/word/2023/wordml/word16du" xmlns:w16sdtdh="http://schemas.microsoft.com/office/word/2020/wordml/sdtdatahash" xmlns:w16se="http://schemas.microsoft.com/office/word/2015/wordml/symex" xmlns:wpg="http://schemas.microsoft.com/office/word/2010/wordprocessingGroup" xmlns:wpi="http://schemas.microsoft.com/office/word/2010/wordprocessingInk" xmlns:wne="http://schemas.microsoft.com/office/word/2006/wordml" xmlns:wps="http://schemas.microsoft.com/office/word/2010/wordprocessingShape">
+<file path=word/footnotes.xml><?xml version="1.0" encoding="utf-8"?>
+<w:footnotes xmlns:wpc="http://schemas.microsoft.com/office/word/2010/wordprocessingCanvas" xmlns:cx="http://schemas.microsoft.com/office/drawing/2014/chartex" xmlns:cx1="http://schemas.microsoft.com/office/drawing/2015/9/8/chartex" xmlns:cx2="http://schemas.microsoft.com/office/drawing/2015/10/21/chartex" xmlns:cx3="http://schemas.microsoft.com/office/drawing/2016/5/9/chartex" xmlns:cx4="http://schemas.microsoft.com/office/drawing/2016/5/10/chartex" xmlns:cx5="http://schemas.microsoft.com/office/drawing/2016/5/11/chartex" xmlns:cx6="http://schemas.microsoft.com/office/drawing/2016/5/12/chartex" xmlns:cx7="http://schemas.microsoft.com/office/drawing/2016/5/13/chartex" xmlns:cx8="http://schemas.microsoft.com/office/drawing/2016/5/14/chartex" xmlns:mc="http://schemas.openxmlformats.org/markup-compatibility/2006" xmlns:aink="http://schemas.microsoft.com/office/drawing/2016/ink" xmlns:am3d="http://schemas.microsoft.com/office/drawing/2017/model3d" xmlns:o="urn:schemas-microsoft-com:office:office" xmlns:oel="http://schemas.microsoft.com/office/2019/extlst" xmlns:r="http://schemas.openxmlformats.org/officeDocument/2006/relationships" xmlns:m="http://schemas.openxmlformats.org/officeDocument/2006/math" xmlns:v="urn:schemas-microsoft-com:vml" xmlns:wp14="http://schemas.microsoft.com/office/word/2010/wordprocessingDrawing" xmlns:wp="http://schemas.openxmlformats.org/drawingml/2006/wordprocessingDrawing" xmlns:w10="urn:schemas-microsoft-com:office:word" xmlns:w="http://schemas.openxmlformats.org/wordprocessingml/2006/main" xmlns:w14="http://schemas.microsoft.com/office/word/2010/wordml" xmlns:w15="http://schemas.microsoft.com/office/word/2012/wordml" xmlns:w16cex="http://schemas.microsoft.com/office/word/2018/wordml/cex" xmlns:w16cid="http://schemas.microsoft.com/office/word/2016/wordml/cid" xmlns:w16="http://schemas.microsoft.com/office/word/2018/wordml" xmlns:w16du="http://schemas.microsoft.com/office/word/2023/wordml/word16du" xmlns:w16sdtdh="http://schemas.microsoft.com/office/word/2020/wordml/sdtdatahash" xmlns:w16se="http://schemas.microsoft.com/office/word/2015/wordml/symex" xmlns:wpg="http://schemas.microsoft.com/office/word/2010/wordprocessingGroup" xmlns:wpi="http://schemas.microsoft.com/office/word/2010/wordprocessingInk" xmlns:wne="http://schemas.microsoft.com/office/word/2006/wordml" xmlns:wps="http://schemas.microsoft.com/office/word/2010/wordprocessingShape">
   <w:footnote w:type="separator" w:id="-1">
     <w:p>
       <w:r>
@@ -3872,7 +4008,7 @@
 </w:footnotes>
 </file>
 
-<file path=./word/numbering.xml><?xml version="1.0" encoding="utf-8"?>
+<file path=word/numbering.xml><?xml version="1.0" encoding="utf-8"?>
 <w:numbering xmlns:wpc="http://schemas.microsoft.com/office/word/2010/wordprocessingCanvas" xmlns:cx="http://schemas.microsoft.com/office/drawing/2014/chartex" xmlns:cx1="http://schemas.microsoft.com/office/drawing/2015/9/8/chartex" xmlns:cx2="http://schemas.microsoft.com/office/drawing/2015/10/21/chartex" xmlns:cx3="http://schemas.microsoft.com/office/drawing/2016/5/9/chartex" xmlns:cx4="http://schemas.microsoft.com/office/drawing/2016/5/10/chartex" xmlns:cx5="http://schemas.microsoft.com/office/drawing/2016/5/11/chartex" xmlns:cx6="http://schemas.microsoft.com/office/drawing/2016/5/12/chartex" xmlns:cx7="http://schemas.microsoft.com/office/drawing/2016/5/13/chartex" xmlns:cx8="http://schemas.microsoft.com/office/drawing/2016/5/14/chartex" xmlns:mc="http://schemas.openxmlformats.org/markup-compatibility/2006" xmlns:aink="http://schemas.microsoft.com/office/drawing/2016/ink" xmlns:am3d="http://schemas.microsoft.com/office/drawing/2017/model3d" xmlns:o="urn:schemas-microsoft-com:office:office" xmlns:oel="http://schemas.microsoft.com/office/2019/extlst" xmlns:r="http://schemas.openxmlformats.org/officeDocument/2006/relationships" xmlns:m="http://schemas.openxmlformats.org/officeDocument/2006/math" xmlns:v="urn:schemas-microsoft-com:vml" xmlns:wp14="http://schemas.microsoft.com/office/word/2010/wordprocessingDrawing" xmlns:wp="http://schemas.openxmlformats.org/drawingml/2006/wordprocessingDrawing" xmlns:w10="urn:schemas-microsoft-com:office:word" xmlns:w="http://schemas.openxmlformats.org/wordprocessingml/2006/main" xmlns:w14="http://schemas.microsoft.com/office/word/2010/wordml" xmlns:w15="http://schemas.microsoft.com/office/word/2012/wordml" xmlns:w16cex="http://schemas.microsoft.com/office/word/2018/wordml/cex" xmlns:w16="http://schemas.microsoft.com/office/word/2018/wordml" xmlns:w16du="http://schemas.microsoft.com/office/word/2023/wordml/word16du" xmlns:w16sdtdh="http://schemas.microsoft.com/office/word/2020/wordml/sdtdatahash" xmlns:w16se="http://schemas.microsoft.com/office/word/2015/wordml/symex" xmlns:wpg="http://schemas.microsoft.com/office/word/2010/wordprocessingGroup" xmlns:wpi="http://schemas.microsoft.com/office/word/2010/wordprocessingInk" xmlns:wne="http://schemas.microsoft.com/office/word/2006/wordml" xmlns:wps="http://schemas.microsoft.com/office/word/2010/wordprocessingShape">
   <w:abstractNum w:abstractNumId="0">
     <w:nsid w:val="4B3F630D"/>
@@ -3993,261 +4129,8 @@
 </w:numbering>
 </file>
 
-<file path=./word/settings.xml><?xml version="1.0" encoding="utf-8"?>
-<w:settings xmlns:mc="http://schemas.openxmlformats.org/markup-compatibility/2006" xmlns:o="urn:schemas-microsoft-com:office:office" xmlns:r="http://schemas.openxmlformats.org/officeDocument/2006/relationships" xmlns:m="http://schemas.openxmlformats.org/officeDocument/2006/math" xmlns:v="urn:schemas-microsoft-com:vml" xmlns:w10="urn:schemas-microsoft-com:office:word" xmlns:w="http://schemas.openxmlformats.org/wordprocessingml/2006/main" xmlns:w14="http://schemas.microsoft.com/office/word/2010/wordml" xmlns:w15="http://schemas.microsoft.com/office/word/2012/wordml" xmlns:w16cex="http://schemas.microsoft.com/office/word/2018/wordml/cex" xmlns:w16="http://schemas.microsoft.com/office/word/2018/wordml" xmlns:w16du="http://schemas.microsoft.com/office/word/2023/wordml/word16du" xmlns:w16sdtdh="http://schemas.microsoft.com/office/word/2020/wordml/sdtdatahash" xmlns:w16se="http://schemas.microsoft.com/office/word/2015/wordml/symex" xmlns:sl="http://schemas.openxmlformats.org/schemaLibrary/2006/main">
-  <w:zoom w:percent="140"/>
-  <w:defaultTabStop w:val="720"/>
-  <w:characterSpacingControl w:val="doNotCompress"/>
-  <w:compat>
-    <w:compatSetting w:name="compatibilityMode" w:uri="http://schemas.microsoft.com/office/word" w:val="14"/>
-    <w:compatSetting w:name="overrideTableStyleFontSizeAndJustification" w:uri="http://schemas.microsoft.com/office/word" w:val="1"/>
-    <w:compatSetting w:name="enableOpenTypeFeatures" w:uri="http://schemas.microsoft.com/office/word" w:val="1"/>
-    <w:compatSetting w:name="doNotFlipMirrorIndents" w:uri="http://schemas.microsoft.com/office/word" w:val="1"/>
-    <w:compatSetting w:name="useWord2013TrackBottomHyphenation" w:uri="http://schemas.microsoft.com/office/word" w:val="1"/>
-  </w:compat>
-  <w:rsids>
-    <w:rsidRoot w:val="00290FE2"/>
-    <w:rsid w:val="00005412"/>
-    <w:rsid w:val="000126F0"/>
-    <w:rsid w:val="00024768"/>
-    <w:rsid w:val="000256EA"/>
-    <w:rsid w:val="00057798"/>
-    <w:rsid w:val="00093955"/>
-    <w:rsid w:val="000A2BF3"/>
-    <w:rsid w:val="000A5EE4"/>
-    <w:rsid w:val="000B670B"/>
-    <w:rsid w:val="000C43E2"/>
-    <w:rsid w:val="000D6A77"/>
-    <w:rsid w:val="000E00D0"/>
-    <w:rsid w:val="000F104B"/>
-    <w:rsid w:val="0010242A"/>
-    <w:rsid w:val="00105FAA"/>
-    <w:rsid w:val="001307A4"/>
-    <w:rsid w:val="00136949"/>
-    <w:rsid w:val="0018046E"/>
-    <w:rsid w:val="00186F12"/>
-    <w:rsid w:val="001A575F"/>
-    <w:rsid w:val="001B6BC6"/>
-    <w:rsid w:val="001C1C0F"/>
-    <w:rsid w:val="001C3DE0"/>
-    <w:rsid w:val="001C7198"/>
-    <w:rsid w:val="001D0DA0"/>
-    <w:rsid w:val="001E70BD"/>
-    <w:rsid w:val="002062C0"/>
-    <w:rsid w:val="00215AF5"/>
-    <w:rsid w:val="002266B6"/>
-    <w:rsid w:val="00237F4D"/>
-    <w:rsid w:val="00253076"/>
-    <w:rsid w:val="00264495"/>
-    <w:rsid w:val="00290FE2"/>
-    <w:rsid w:val="00295F6B"/>
-    <w:rsid w:val="002A0BA6"/>
-    <w:rsid w:val="002A296C"/>
-    <w:rsid w:val="002C2A10"/>
-    <w:rsid w:val="002E0B0E"/>
-    <w:rsid w:val="002F4415"/>
-    <w:rsid w:val="00306758"/>
-    <w:rsid w:val="00315958"/>
-    <w:rsid w:val="00325E76"/>
-    <w:rsid w:val="0035514D"/>
-    <w:rsid w:val="00355394"/>
-    <w:rsid w:val="00367816"/>
-    <w:rsid w:val="003736BC"/>
-    <w:rsid w:val="00383251"/>
-    <w:rsid w:val="00392A00"/>
-    <w:rsid w:val="003959C9"/>
-    <w:rsid w:val="003B7D5C"/>
-    <w:rsid w:val="003C5728"/>
-    <w:rsid w:val="003D23B1"/>
-    <w:rsid w:val="00433963"/>
-    <w:rsid w:val="004421C0"/>
-    <w:rsid w:val="0044559F"/>
-    <w:rsid w:val="00456C49"/>
-    <w:rsid w:val="0046289E"/>
-    <w:rsid w:val="00464ABC"/>
-    <w:rsid w:val="004A5BAC"/>
-    <w:rsid w:val="004C2A66"/>
-    <w:rsid w:val="004E3DBA"/>
-    <w:rsid w:val="00500979"/>
-    <w:rsid w:val="0050326E"/>
-    <w:rsid w:val="00511744"/>
-    <w:rsid w:val="00515D96"/>
-    <w:rsid w:val="00522F57"/>
-    <w:rsid w:val="0055434D"/>
-    <w:rsid w:val="00564507"/>
-    <w:rsid w:val="00564A12"/>
-    <w:rsid w:val="00580645"/>
-    <w:rsid w:val="00582CC1"/>
-    <w:rsid w:val="005907B8"/>
-    <w:rsid w:val="005911B9"/>
-    <w:rsid w:val="00595852"/>
-    <w:rsid w:val="005C3090"/>
-    <w:rsid w:val="005E285D"/>
-    <w:rsid w:val="005F2641"/>
-    <w:rsid w:val="005F423F"/>
-    <w:rsid w:val="005F5F10"/>
-    <w:rsid w:val="00621D8F"/>
-    <w:rsid w:val="006308F0"/>
-    <w:rsid w:val="00633795"/>
-    <w:rsid w:val="00635313"/>
-    <w:rsid w:val="006436F0"/>
-    <w:rsid w:val="006772DB"/>
-    <w:rsid w:val="0068069D"/>
-    <w:rsid w:val="00690D72"/>
-    <w:rsid w:val="006A1E36"/>
-    <w:rsid w:val="006B599F"/>
-    <w:rsid w:val="006B68C6"/>
-    <w:rsid w:val="006B6CE1"/>
-    <w:rsid w:val="006D1A9B"/>
-    <w:rsid w:val="006F2BA6"/>
-    <w:rsid w:val="007157B5"/>
-    <w:rsid w:val="00725918"/>
-    <w:rsid w:val="0073386D"/>
-    <w:rsid w:val="00734F79"/>
-    <w:rsid w:val="00741190"/>
-    <w:rsid w:val="00742E83"/>
-    <w:rsid w:val="00765587"/>
-    <w:rsid w:val="00772A79"/>
-    <w:rsid w:val="00774897"/>
-    <w:rsid w:val="007B08C0"/>
-    <w:rsid w:val="007B0A73"/>
-    <w:rsid w:val="007B1891"/>
-    <w:rsid w:val="007E2A10"/>
-    <w:rsid w:val="007F2BD5"/>
-    <w:rsid w:val="007F7D2F"/>
-    <w:rsid w:val="00801408"/>
-    <w:rsid w:val="00806825"/>
-    <w:rsid w:val="00825273"/>
-    <w:rsid w:val="0084231C"/>
-    <w:rsid w:val="00862E26"/>
-    <w:rsid w:val="00865139"/>
-    <w:rsid w:val="00866C35"/>
-    <w:rsid w:val="00891317"/>
-    <w:rsid w:val="008916FF"/>
-    <w:rsid w:val="008A2123"/>
-    <w:rsid w:val="008B55FF"/>
-    <w:rsid w:val="008B6333"/>
-    <w:rsid w:val="008B758C"/>
-    <w:rsid w:val="008C4C01"/>
-    <w:rsid w:val="008D1FAC"/>
-    <w:rsid w:val="008E4A18"/>
-    <w:rsid w:val="008E58DD"/>
-    <w:rsid w:val="008F6E03"/>
-    <w:rsid w:val="00920945"/>
-    <w:rsid w:val="009249A7"/>
-    <w:rsid w:val="009372AC"/>
-    <w:rsid w:val="00942D5B"/>
-    <w:rsid w:val="009455C5"/>
-    <w:rsid w:val="00950FF7"/>
-    <w:rsid w:val="0095109C"/>
-    <w:rsid w:val="009572B0"/>
-    <w:rsid w:val="009648AD"/>
-    <w:rsid w:val="00971555"/>
-    <w:rsid w:val="00976A26"/>
-    <w:rsid w:val="00982118"/>
-    <w:rsid w:val="0099166F"/>
-    <w:rsid w:val="009922E8"/>
-    <w:rsid w:val="009A3090"/>
-    <w:rsid w:val="009A3B9A"/>
-    <w:rsid w:val="009C6431"/>
-    <w:rsid w:val="00A3463A"/>
-    <w:rsid w:val="00A375CB"/>
-    <w:rsid w:val="00A45D4A"/>
-    <w:rsid w:val="00A466D1"/>
-    <w:rsid w:val="00A54CB1"/>
-    <w:rsid w:val="00A55880"/>
-    <w:rsid w:val="00A90C19"/>
-    <w:rsid w:val="00A912C3"/>
-    <w:rsid w:val="00A965B4"/>
-    <w:rsid w:val="00AC0119"/>
-    <w:rsid w:val="00AF713A"/>
-    <w:rsid w:val="00AF746B"/>
-    <w:rsid w:val="00B3268D"/>
-    <w:rsid w:val="00B40628"/>
-    <w:rsid w:val="00B42321"/>
-    <w:rsid w:val="00B43CF4"/>
-    <w:rsid w:val="00B6756D"/>
-    <w:rsid w:val="00B721C7"/>
-    <w:rsid w:val="00B9037B"/>
-    <w:rsid w:val="00BD4AC7"/>
-    <w:rsid w:val="00BE55C9"/>
-    <w:rsid w:val="00BF196C"/>
-    <w:rsid w:val="00BF2F83"/>
-    <w:rsid w:val="00C03748"/>
-    <w:rsid w:val="00C04E8E"/>
-    <w:rsid w:val="00C161D3"/>
-    <w:rsid w:val="00C34B63"/>
-    <w:rsid w:val="00C77F84"/>
-    <w:rsid w:val="00C848F4"/>
-    <w:rsid w:val="00CC7251"/>
-    <w:rsid w:val="00CD0B35"/>
-    <w:rsid w:val="00D10EFF"/>
-    <w:rsid w:val="00D32F2A"/>
-    <w:rsid w:val="00D32FA5"/>
-    <w:rsid w:val="00D57C33"/>
-    <w:rsid w:val="00D814AF"/>
-    <w:rsid w:val="00DA5097"/>
-    <w:rsid w:val="00DA7770"/>
-    <w:rsid w:val="00DB3DFD"/>
-    <w:rsid w:val="00DC1056"/>
-    <w:rsid w:val="00DC2379"/>
-    <w:rsid w:val="00DC28AF"/>
-    <w:rsid w:val="00DF46BD"/>
-    <w:rsid w:val="00E012E4"/>
-    <w:rsid w:val="00E4714D"/>
-    <w:rsid w:val="00E644B4"/>
-    <w:rsid w:val="00E7123C"/>
-    <w:rsid w:val="00E8417D"/>
-    <w:rsid w:val="00E94635"/>
-    <w:rsid w:val="00EA5843"/>
-    <w:rsid w:val="00EA5CC5"/>
-    <w:rsid w:val="00EA5E23"/>
-    <w:rsid w:val="00EB343E"/>
-    <w:rsid w:val="00EB5695"/>
-    <w:rsid w:val="00EB7B1E"/>
-    <w:rsid w:val="00EB7CE6"/>
-    <w:rsid w:val="00EC331F"/>
-    <w:rsid w:val="00F02A15"/>
-    <w:rsid w:val="00F26E05"/>
-    <w:rsid w:val="00F313A6"/>
-    <w:rsid w:val="00F42258"/>
-    <w:rsid w:val="00F64EC0"/>
-    <w:rsid w:val="00F90656"/>
-    <w:rsid w:val="00F9152F"/>
-    <w:rsid w:val="00FB75C8"/>
-    <w:rsid w:val="00FD2B77"/>
-    <w:rsid w:val="00FD42A9"/>
-  </w:rsids>
-  <m:mathPr>
-    <m:mathFont m:val="Cambria Math"/>
-    <m:brkBin m:val="before"/>
-    <m:brkBinSub m:val="--"/>
-    <m:smallFrac m:val="0"/>
-    <m:dispDef/>
-    <m:lMargin m:val="0"/>
-    <m:rMargin m:val="0"/>
-    <m:defJc m:val="centerGroup"/>
-    <m:wrapIndent m:val="1440"/>
-    <m:intLim m:val="subSup"/>
-    <m:naryLim m:val="undOvr"/>
-  </m:mathPr>
-  <w:themeFontLang w:val="en-US"/>
-  <w:clrSchemeMapping w:bg1="light1" w:t1="dark1" w:bg2="light2" w:t2="dark2" w:accent1="accent1" w:accent2="accent2" w:accent3="accent3" w:accent4="accent4" w:accent5="accent5" w:accent6="accent6" w:hyperlink="hyperlink" w:followedHyperlink="followedHyperlink"/>
-  <w:shapeDefaults>
-    <o:shapedefaults v:ext="edit" spidmax="1026"/>
-    <o:shapelayout v:ext="edit">
-      <o:idmap v:ext="edit" data="1"/>
-    </o:shapelayout>
-  </w:shapeDefaults>
-  <w:decimalSymbol w:val=","/>
-  <w:listSeparator w:val=","/>
-  <w14:docId w14:val="70822E2A"/>
-  <w15:docId w15:val="{7B4AAA92-38BD-4A2B-9C3E-C640283BA1A7}"/>
-</w:settings>
-</file>
-
-<file path=./word/styles.xml><?xml version="1.0" encoding="utf-8"?>
-<w:styles xmlns:mc="http://schemas.openxmlformats.org/markup-compatibility/2006" xmlns:r="http://schemas.openxmlformats.org/officeDocument/2006/relationships" xmlns:w="http://schemas.openxmlformats.org/wordprocessingml/2006/main" xmlns:w14="http://schemas.microsoft.com/office/word/2010/wordml" xmlns:w15="http://schemas.microsoft.com/office/word/2012/wordml" xmlns:w16cex="http://schemas.microsoft.com/office/word/2018/wordml/cex" xmlns:w16="http://schemas.microsoft.com/office/word/2018/wordml" xmlns:w16du="http://schemas.microsoft.com/office/word/2023/wordml/word16du" xmlns:w16sdtdh="http://schemas.microsoft.com/office/word/2020/wordml/sdtdatahash" xmlns:w16se="http://schemas.microsoft.com/office/word/2015/wordml/symex">
+<file path=word/styles.xml><?xml version="1.0" encoding="utf-8"?>
+<w:styles xmlns:mc="http://schemas.openxmlformats.org/markup-compatibility/2006" xmlns:r="http://schemas.openxmlformats.org/officeDocument/2006/relationships" xmlns:w="http://schemas.openxmlformats.org/wordprocessingml/2006/main" xmlns:w14="http://schemas.microsoft.com/office/word/2010/wordml" xmlns:w15="http://schemas.microsoft.com/office/word/2012/wordml" xmlns:w16cex="http://schemas.microsoft.com/office/word/2018/wordml/cex" xmlns:w16cid="http://schemas.microsoft.com/office/word/2016/wordml/cid" xmlns:w16="http://schemas.microsoft.com/office/word/2018/wordml" xmlns:w16du="http://schemas.microsoft.com/office/word/2023/wordml/word16du" xmlns:w16sdtdh="http://schemas.microsoft.com/office/word/2020/wordml/sdtdatahash" xmlns:w16se="http://schemas.microsoft.com/office/word/2015/wordml/symex">
   <w:docDefaults>
     <w:rPrDefault>
       <w:rPr>
@@ -4766,7 +4649,7 @@
 </w:styles>
 </file>
 
-<file path=./word/theme/theme1.xml><?xml version="1.0" encoding="utf-8"?>
+<file path=word/theme/theme1.xml><?xml version="1.0" encoding="utf-8"?>
 <a:theme xmlns:a="http://schemas.openxmlformats.org/drawingml/2006/main" name="Office Theme">
   <a:themeElements>
     <a:clrScheme name="Office">
@@ -5049,40 +4932,4 @@
   <a:objectDefaults/>
   <a:extraClrSchemeLst/>
 </a:theme>
-</file>
-
-<file path=./word/webSettings.xml><?xml version="1.0" encoding="utf-8"?>
-<w:webSettings xmlns:mc="http://schemas.openxmlformats.org/markup-compatibility/2006" xmlns:r="http://schemas.openxmlformats.org/officeDocument/2006/relationships" xmlns:w="http://schemas.openxmlformats.org/wordprocessingml/2006/main" xmlns:w14="http://schemas.microsoft.com/office/word/2010/wordml" xmlns:w15="http://schemas.microsoft.com/office/word/2012/wordml" xmlns:w16cex="http://schemas.microsoft.com/office/word/2018/wordml/cex" xmlns:w16="http://schemas.microsoft.com/office/word/2018/wordml" xmlns:w16du="http://schemas.microsoft.com/office/word/2023/wordml/word16du" xmlns:w16sdtdh="http://schemas.microsoft.com/office/word/2020/wordml/sdtdatahash" xmlns:w16se="http://schemas.microsoft.com/office/word/2015/wordml/symex">
-  <w:divs>
-    <w:div w:id="1070035162">
-      <w:bodyDiv w:val="1"/>
-      <w:marLeft w:val="0"/>
-      <w:marRight w:val="0"/>
-      <w:marTop w:val="0"/>
-      <w:marBottom w:val="0"/>
-      <w:divBdr>
-        <w:top w:val="none" w:sz="0" w:space="0" w:color="auto"/>
-        <w:left w:val="none" w:sz="0" w:space="0" w:color="auto"/>
-        <w:bottom w:val="none" w:sz="0" w:space="0" w:color="auto"/>
-        <w:right w:val="none" w:sz="0" w:space="0" w:color="auto"/>
-      </w:divBdr>
-    </w:div>
-    <w:div w:id="1806390150">
-      <w:bodyDiv w:val="1"/>
-      <w:marLeft w:val="0"/>
-      <w:marRight w:val="0"/>
-      <w:marTop w:val="0"/>
-      <w:marBottom w:val="0"/>
-      <w:divBdr>
-        <w:top w:val="none" w:sz="0" w:space="0" w:color="auto"/>
-        <w:left w:val="none" w:sz="0" w:space="0" w:color="auto"/>
-        <w:bottom w:val="none" w:sz="0" w:space="0" w:color="auto"/>
-        <w:right w:val="none" w:sz="0" w:space="0" w:color="auto"/>
-      </w:divBdr>
-    </w:div>
-  </w:divs>
-  <w:optimizeForBrowser/>
-  <w:relyOnVML/>
-  <w:allowPNG/>
-</w:webSettings>
 </file>